--- a/artifacts/Rabeya_Coaching_Center_Class5_English_SMT04.docx
+++ b/artifacts/Rabeya_Coaching_Center_Class5_English_SMT04.docx
@@ -4,39 +4,53 @@
   <w:body>
     <w:tbl>
       <w:tblPr>
-        <w:tblW w:type="dxa" w:w="7370"/>
+        <w:tblW w:type="dxa" w:w="10091"/>
+        <w:tblLook w:firstColumn="1" w:firstRow="1" w:lastColumn="0" w:lastRow="0" w:noHBand="0" w:noVBand="1" w:val="04A0"/>
         <w:tblLayout w:type="fixed"/>
-        <w:tblLook w:firstColumn="1" w:firstRow="1" w:lastColumn="0" w:lastRow="0" w:noHBand="0" w:noVBand="1" w:val="04A0"/>
         <w:tblBorders>
-          <w:top w:val="single" w:sz="16" w:space="0" w:color="000000"/>
-          <w:left w:val="single" w:sz="16" w:space="0" w:color="000000"/>
-          <w:bottom w:val="single" w:sz="16" w:space="0" w:color="000000"/>
-          <w:right w:val="single" w:sz="16" w:space="0" w:color="000000"/>
+          <w:top w:val="single" w:sz="18" w:space="0" w:color="000000"/>
+          <w:left w:val="single" w:sz="18" w:space="0" w:color="000000"/>
+          <w:bottom w:val="single" w:sz="18" w:space="0" w:color="000000"/>
+          <w:right w:val="single" w:sz="18" w:space="0" w:color="000000"/>
           <w:insideH w:val="nil" w:sz="0" w:space="0" w:color="auto"/>
           <w:insideV w:val="nil" w:sz="0" w:space="0" w:color="auto"/>
         </w:tblBorders>
       </w:tblPr>
       <w:tblGrid>
-        <w:gridCol w:w="7370"/>
+        <w:gridCol w:w="10091"/>
       </w:tblGrid>
       <w:tr>
-        <w:trPr>
-          <w:cantSplit/>
-        </w:trPr>
         <w:tc>
           <w:tcPr>
-            <w:tcW w:type="dxa" w:w="7370"/>
+            <w:tcW w:type="dxa" w:w="10091"/>
             <w:tcMar>
-              <w:top w:w="30" w:type="dxa"/>
-              <w:left w:w="40" w:type="dxa"/>
-              <w:bottom w:w="30" w:type="dxa"/>
-              <w:right w:w="40" w:type="dxa"/>
+              <w:top w:w="80" w:type="dxa"/>
+              <w:left w:w="80" w:type="dxa"/>
+              <w:bottom w:w="80" w:type="dxa"/>
+              <w:right w:w="80" w:type="dxa"/>
             </w:tcMar>
           </w:tcPr>
           <w:p>
             <w:pPr>
               <w:widowControl/>
-              <w:spacing w:before="0" w:after="10" w:lineRule="exact" w:line="290"/>
+              <w:spacing w:before="0" w:after="40" w:lineRule="auto" w:line="252"/>
+              <w:jc w:val="center"/>
+            </w:pPr>
+            <w:r>
+              <w:rPr>
+                <w:rFonts w:ascii="Times New Roman" w:hAnsi="Times New Roman" w:cs="Times New Roman" w:eastAsia="Times New Roman"/>
+                <w:b/>
+                <w:i w:val="0"/>
+                <w:sz w:val="36"/>
+                <w:u w:val="none"/>
+              </w:rPr>
+              <w:t>RABEYA COACHING CENTER</w:t>
+            </w:r>
+          </w:p>
+          <w:p>
+            <w:pPr>
+              <w:widowControl/>
+              <w:spacing w:before="0" w:after="20" w:lineRule="auto" w:line="252"/>
               <w:jc w:val="center"/>
             </w:pPr>
             <w:r>
@@ -45,14 +59,15 @@
                 <w:b/>
                 <w:i w:val="0"/>
                 <w:sz w:val="26"/>
+                <w:u w:val="none"/>
               </w:rPr>
-              <w:t>RABEYA COACHING CENTER</w:t>
+              <w:t>Special Model Test 04  ·  Second Terminal Examination</w:t>
             </w:r>
           </w:p>
           <w:p>
             <w:pPr>
               <w:widowControl/>
-              <w:spacing w:before="0" w:after="10" w:lineRule="exact" w:line="260"/>
+              <w:spacing w:before="40" w:after="0" w:lineRule="auto" w:line="252"/>
               <w:jc w:val="center"/>
             </w:pPr>
             <w:r>
@@ -60,41 +75,10 @@
                 <w:rFonts w:ascii="Times New Roman" w:hAnsi="Times New Roman" w:cs="Times New Roman" w:eastAsia="Times New Roman"/>
                 <w:b/>
                 <w:i w:val="0"/>
-                <w:sz w:val="21"/>
+                <w:sz w:val="22"/>
+                <w:u w:val="none"/>
               </w:rPr>
-              <w:t>Special Model Test 04  ·  Second Terminal Examination</w:t>
-            </w:r>
-          </w:p>
-          <w:p>
-            <w:pPr>
-              <w:widowControl/>
-              <w:spacing w:before="0" w:after="10" w:lineRule="exact" w:line="240"/>
-              <w:jc w:val="center"/>
-            </w:pPr>
-            <w:r>
-              <w:rPr>
-                <w:rFonts w:ascii="Times New Roman" w:hAnsi="Times New Roman" w:cs="Times New Roman" w:eastAsia="Times New Roman"/>
-                <w:b/>
-                <w:i w:val="0"/>
-                <w:sz w:val="18"/>
-              </w:rPr>
-              <w:t>Class : Five  |  Subject : English  |  Time : 2 hours 30 minutes  |  Full Marks : 70</w:t>
-            </w:r>
-          </w:p>
-          <w:p>
-            <w:pPr>
-              <w:widowControl/>
-              <w:spacing w:before="0" w:after="10" w:lineRule="exact" w:line="240"/>
-              <w:jc w:val="center"/>
-            </w:pPr>
-            <w:r>
-              <w:rPr>
-                <w:rFonts w:ascii="Times New Roman" w:hAnsi="Times New Roman" w:cs="Times New Roman" w:eastAsia="Times New Roman"/>
-                <w:b w:val="0"/>
-                <w:i w:val="0"/>
-                <w:sz w:val="18"/>
-              </w:rPr>
-              <w:t>Name : __________________      Roll : __________      Date : __________</w:t>
+              <w:t>Class : Five     Subject : English     Time : 2 hours 30 minutes     Full Marks : 70</w:t>
             </w:r>
           </w:p>
         </w:tc>
@@ -102,9 +86,25 @@
     </w:tbl>
     <w:p>
       <w:pPr>
-        <w:keepLines/>
         <w:widowControl/>
-        <w:spacing w:before="40" w:after="20" w:lineRule="exact" w:line="210"/>
+        <w:spacing w:before="160" w:after="80" w:lineRule="auto" w:line="254"/>
+        <w:jc w:val="left"/>
+      </w:pPr>
+      <w:r>
+        <w:rPr>
+          <w:rFonts w:ascii="Times New Roman" w:hAnsi="Times New Roman" w:cs="Times New Roman" w:eastAsia="Times New Roman"/>
+          <w:b w:val="0"/>
+          <w:i w:val="0"/>
+          <w:sz w:val="22"/>
+          <w:u w:val="none"/>
+        </w:rPr>
+        <w:t>Name : ________________________     Roll : ___________     Section : ________     Date : ___________</w:t>
+      </w:r>
+    </w:p>
+    <w:p>
+      <w:pPr>
+        <w:widowControl/>
+        <w:spacing w:before="0" w:after="120" w:lineRule="auto" w:line="254"/>
         <w:jc w:val="center"/>
       </w:pPr>
       <w:r>
@@ -112,17 +112,16 @@
           <w:rFonts w:ascii="Times New Roman" w:hAnsi="Times New Roman" w:cs="Times New Roman" w:eastAsia="Times New Roman"/>
           <w:b w:val="0"/>
           <w:i/>
-          <w:sz w:val="16"/>
+          <w:sz w:val="20"/>
+          <w:u w:val="none"/>
         </w:rPr>
         <w:t>[N.B. : The number mentioned to the right indicates the full value of the questions.]</w:t>
       </w:r>
     </w:p>
     <w:p>
       <w:pPr>
-        <w:keepNext/>
-        <w:keepLines/>
         <w:widowControl/>
-        <w:spacing w:before="40" w:after="30" w:lineRule="exact" w:line="260"/>
+        <w:spacing w:before="40" w:after="80" w:lineRule="auto" w:line="254"/>
         <w:jc w:val="left"/>
       </w:pPr>
       <w:r>
@@ -130,7 +129,8 @@
           <w:rFonts w:ascii="Times New Roman" w:hAnsi="Times New Roman" w:cs="Times New Roman" w:eastAsia="Times New Roman"/>
           <w:b/>
           <w:i w:val="0"/>
-          <w:sz w:val="21"/>
+          <w:sz w:val="22"/>
+          <w:u w:val="none"/>
         </w:rPr>
         <w:t xml:space="preserve">Read the following text and answer the questions 1, 2 and 3 below.  </w:t>
       </w:r>
@@ -139,46 +139,44 @@
           <w:rFonts w:ascii="Times New Roman" w:hAnsi="Times New Roman" w:cs="Times New Roman" w:eastAsia="Times New Roman"/>
           <w:b w:val="0"/>
           <w:i/>
-          <w:sz w:val="20"/>
+          <w:sz w:val="22"/>
+          <w:u w:val="none"/>
         </w:rPr>
         <w:t>[Unit–8 (1.2)]</w:t>
       </w:r>
     </w:p>
     <w:tbl>
       <w:tblPr>
-        <w:tblW w:type="dxa" w:w="7370"/>
+        <w:tblW w:type="dxa" w:w="10091"/>
+        <w:tblLook w:firstColumn="1" w:firstRow="1" w:lastColumn="0" w:lastRow="0" w:noHBand="0" w:noVBand="1" w:val="04A0"/>
         <w:tblLayout w:type="fixed"/>
-        <w:tblLook w:firstColumn="1" w:firstRow="1" w:lastColumn="0" w:lastRow="0" w:noHBand="0" w:noVBand="1" w:val="04A0"/>
         <w:tblBorders>
           <w:top w:val="single" w:sz="8" w:space="0" w:color="000000"/>
           <w:left w:val="single" w:sz="8" w:space="0" w:color="000000"/>
           <w:bottom w:val="single" w:sz="8" w:space="0" w:color="000000"/>
           <w:right w:val="single" w:sz="8" w:space="0" w:color="000000"/>
-          <w:insideH w:val="single" w:sz="8" w:space="0" w:color="000000"/>
-          <w:insideV w:val="single" w:sz="8" w:space="0" w:color="000000"/>
+          <w:insideH w:val="nil" w:sz="0" w:space="0" w:color="auto"/>
+          <w:insideV w:val="nil" w:sz="0" w:space="0" w:color="auto"/>
         </w:tblBorders>
       </w:tblPr>
       <w:tblGrid>
-        <w:gridCol w:w="7370"/>
+        <w:gridCol w:w="10091"/>
       </w:tblGrid>
       <w:tr>
-        <w:trPr>
-          <w:cantSplit/>
-        </w:trPr>
         <w:tc>
           <w:tcPr>
-            <w:tcW w:type="dxa" w:w="7370"/>
+            <w:tcW w:type="dxa" w:w="10091"/>
             <w:tcMar>
-              <w:top w:w="40" w:type="dxa"/>
-              <w:left w:w="70" w:type="dxa"/>
-              <w:bottom w:w="40" w:type="dxa"/>
-              <w:right w:w="70" w:type="dxa"/>
+              <w:top w:w="80" w:type="dxa"/>
+              <w:left w:w="100" w:type="dxa"/>
+              <w:bottom w:w="80" w:type="dxa"/>
+              <w:right w:w="100" w:type="dxa"/>
             </w:tcMar>
           </w:tcPr>
           <w:p>
             <w:pPr>
               <w:widowControl/>
-              <w:spacing w:before="0" w:after="24" w:lineRule="exact" w:line="224"/>
+              <w:spacing w:before="0" w:after="60" w:lineRule="auto" w:line="259"/>
               <w:jc w:val="both"/>
             </w:pPr>
             <w:r>
@@ -186,7 +184,8 @@
                 <w:rFonts w:ascii="Times New Roman" w:hAnsi="Times New Roman" w:cs="Times New Roman" w:eastAsia="Times New Roman"/>
                 <w:b w:val="0"/>
                 <w:i w:val="0"/>
-                <w:sz w:val="18"/>
+                <w:sz w:val="22"/>
+                <w:u w:val="none"/>
               </w:rPr>
               <w:t>Farhana's school planned a field trip for the students of class five. They asked students to fill a registration form for the trip. On a sunny morning, they started for the Liberation War Museum at Agargaon, Dhaka. She and her classmates were excited to explore the museum. Their class teacher, Mr. Khan, went with them on this trip.</w:t>
             </w:r>
@@ -194,7 +193,7 @@
           <w:p>
             <w:pPr>
               <w:widowControl/>
-              <w:spacing w:before="0" w:after="24" w:lineRule="exact" w:line="224"/>
+              <w:spacing w:before="0" w:after="60" w:lineRule="auto" w:line="259"/>
               <w:jc w:val="both"/>
             </w:pPr>
             <w:r>
@@ -202,7 +201,8 @@
                 <w:rFonts w:ascii="Times New Roman" w:hAnsi="Times New Roman" w:cs="Times New Roman" w:eastAsia="Times New Roman"/>
                 <w:b w:val="0"/>
                 <w:i w:val="0"/>
-                <w:sz w:val="18"/>
+                <w:sz w:val="22"/>
+                <w:u w:val="none"/>
               </w:rPr>
               <w:t>They started from their school by bus at 9 a.m. The bus ride was filled with chatter and laughter. Farhana sat next to her friend Rabeya. They sang songs together. When they reached the museum at 10 a.m., the guide, Mr. Kamal greeted them. His welcoming attitude pleased them.</w:t>
             </w:r>
@@ -210,7 +210,7 @@
           <w:p>
             <w:pPr>
               <w:widowControl/>
-              <w:spacing w:before="0" w:after="24" w:lineRule="exact" w:line="224"/>
+              <w:spacing w:before="0" w:after="60" w:lineRule="auto" w:line="259"/>
               <w:jc w:val="both"/>
             </w:pPr>
             <w:r>
@@ -218,7 +218,8 @@
                 <w:rFonts w:ascii="Times New Roman" w:hAnsi="Times New Roman" w:cs="Times New Roman" w:eastAsia="Times New Roman"/>
                 <w:b w:val="0"/>
                 <w:i w:val="0"/>
-                <w:sz w:val="18"/>
+                <w:sz w:val="22"/>
+                <w:u w:val="none"/>
               </w:rPr>
               <w:t>Mr. Kamal guided them to see the different corners of the museum. First, they watched a short documentary. It showed the bravery of the freedom fighters during the Liberation War. Their patriotism and sacrifice inspired them.</w:t>
             </w:r>
@@ -226,7 +227,7 @@
           <w:p>
             <w:pPr>
               <w:widowControl/>
-              <w:spacing w:before="0" w:after="24" w:lineRule="exact" w:line="224"/>
+              <w:spacing w:before="0" w:after="60" w:lineRule="auto" w:line="259"/>
               <w:jc w:val="both"/>
             </w:pPr>
             <w:r>
@@ -234,7 +235,8 @@
                 <w:rFonts w:ascii="Times New Roman" w:hAnsi="Times New Roman" w:cs="Times New Roman" w:eastAsia="Times New Roman"/>
                 <w:b w:val="0"/>
                 <w:i w:val="0"/>
-                <w:sz w:val="18"/>
+                <w:sz w:val="22"/>
+                <w:u w:val="none"/>
               </w:rPr>
               <w:t>Around half past ten, they started visiting different galleries. Old photographs of war, handwritten letters of the freedom fighters, and their weapons were displayed. They carry the memories of the war.</w:t>
             </w:r>
@@ -242,7 +244,7 @@
           <w:p>
             <w:pPr>
               <w:widowControl/>
-              <w:spacing w:before="0" w:after="24" w:lineRule="exact" w:line="224"/>
+              <w:spacing w:before="0" w:after="60" w:lineRule="auto" w:line="259"/>
               <w:jc w:val="both"/>
             </w:pPr>
             <w:r>
@@ -250,7 +252,8 @@
                 <w:rFonts w:ascii="Times New Roman" w:hAnsi="Times New Roman" w:cs="Times New Roman" w:eastAsia="Times New Roman"/>
                 <w:b w:val="0"/>
                 <w:i w:val="0"/>
-                <w:sz w:val="18"/>
+                <w:sz w:val="22"/>
+                <w:u w:val="none"/>
               </w:rPr>
               <w:t>They saw the personal belongings of the war heroes. The display of the galleries made them curious to learn more about the Liberation War. Finally, they thanked their guide for his support.</w:t>
             </w:r>
@@ -258,7 +261,7 @@
           <w:p>
             <w:pPr>
               <w:widowControl/>
-              <w:spacing w:before="0" w:after="0" w:lineRule="exact" w:line="224"/>
+              <w:spacing w:before="0" w:after="0" w:lineRule="auto" w:line="259"/>
               <w:jc w:val="both"/>
             </w:pPr>
             <w:r>
@@ -266,7 +269,8 @@
                 <w:rFonts w:ascii="Times New Roman" w:hAnsi="Times New Roman" w:cs="Times New Roman" w:eastAsia="Times New Roman"/>
                 <w:b w:val="0"/>
                 <w:i w:val="0"/>
-                <w:sz w:val="18"/>
+                <w:sz w:val="22"/>
+                <w:u w:val="none"/>
               </w:rPr>
               <w:t>They left the museum at 12:30 p.m. and returned to school at 1:30 p.m. They shared their feelings and experiences with their families. It was really a memorable trip for them.</w:t>
             </w:r>
@@ -274,58 +278,50 @@
         </w:tc>
       </w:tr>
     </w:tbl>
-    <w:p>
-      <w:pPr>
-        <w:keepLines/>
-        <w:widowControl/>
-        <w:spacing w:before="0" w:after="0" w:lineRule="exact" w:line="40"/>
-        <w:jc w:val="left"/>
-      </w:pPr>
-    </w:p>
     <w:tbl>
       <w:tblPr>
-        <w:tblW w:type="dxa" w:w="7370"/>
+        <w:tblW w:type="dxa" w:w="10091"/>
+        <w:tblLook w:firstColumn="1" w:firstRow="1" w:lastColumn="0" w:lastRow="0" w:noHBand="0" w:noVBand="1" w:val="04A0"/>
         <w:tblLayout w:type="fixed"/>
-        <w:tblLook w:firstColumn="1" w:firstRow="1" w:lastColumn="0" w:lastRow="0" w:noHBand="0" w:noVBand="1" w:val="04A0"/>
         <w:tblBorders>
-          <w:top w:val="nil" w:sz="0" w:space="0" w:color="000000"/>
-          <w:left w:val="nil" w:sz="0" w:space="0" w:color="000000"/>
-          <w:bottom w:val="nil" w:sz="0" w:space="0" w:color="000000"/>
-          <w:right w:val="nil" w:sz="0" w:space="0" w:color="000000"/>
-          <w:insideH w:val="nil" w:sz="0" w:space="0" w:color="000000"/>
-          <w:insideV w:val="nil" w:sz="0" w:space="0" w:color="000000"/>
+          <w:top w:val="nil" w:sz="0" w:space="0" w:color="auto"/>
+          <w:left w:val="nil" w:sz="0" w:space="0" w:color="auto"/>
+          <w:bottom w:val="nil" w:sz="0" w:space="0" w:color="auto"/>
+          <w:right w:val="nil" w:sz="0" w:space="0" w:color="auto"/>
+          <w:insideH w:val="nil" w:sz="0" w:space="0" w:color="auto"/>
+          <w:insideV w:val="nil" w:sz="0" w:space="0" w:color="auto"/>
         </w:tblBorders>
       </w:tblPr>
       <w:tblGrid>
-        <w:gridCol w:w="5749"/>
-        <w:gridCol w:w="1621"/>
+        <w:gridCol w:w="7871"/>
+        <w:gridCol w:w="2220"/>
       </w:tblGrid>
       <w:tr>
-        <w:trPr>
-          <w:cantSplit/>
-        </w:trPr>
         <w:tc>
           <w:tcPr>
-            <w:tcW w:type="dxa" w:w="5749"/>
+            <w:tcW w:type="dxa" w:w="7871"/>
             <w:tcMar>
-              <w:top w:w="20" w:type="dxa"/>
+              <w:top w:w="40" w:type="dxa"/>
               <w:left w:w="0" w:type="dxa"/>
               <w:bottom w:w="40" w:type="dxa"/>
-              <w:right w:w="40" w:type="dxa"/>
+              <w:right w:w="80" w:type="dxa"/>
             </w:tcMar>
           </w:tcPr>
           <w:p>
             <w:pPr>
+              <w:keepNext/>
               <w:widowControl/>
-              <w:spacing w:before="0" w:after="0" w:lineRule="exact" w:line="270"/>
+              <w:spacing w:before="0" w:after="0" w:lineRule="auto" w:line="259"/>
               <w:jc w:val="left"/>
             </w:pPr>
+            <w:r/>
             <w:r>
               <w:rPr>
                 <w:rFonts w:ascii="Times New Roman" w:hAnsi="Times New Roman" w:cs="Times New Roman" w:eastAsia="Times New Roman"/>
                 <w:b/>
                 <w:i w:val="0"/>
-                <w:sz w:val="21"/>
+                <w:sz w:val="22"/>
+                <w:u w:val="none"/>
               </w:rPr>
               <w:t>1.  Choose the correct answer from the alternatives. Write only the answer on the answer paper.</w:t>
             </w:r>
@@ -333,26 +329,29 @@
         </w:tc>
         <w:tc>
           <w:tcPr>
-            <w:tcW w:type="dxa" w:w="1621"/>
+            <w:tcW w:type="dxa" w:w="2220"/>
             <w:tcMar>
-              <w:top w:w="20" w:type="dxa"/>
-              <w:left w:w="20" w:type="dxa"/>
+              <w:top w:w="40" w:type="dxa"/>
+              <w:left w:w="40" w:type="dxa"/>
               <w:bottom w:w="40" w:type="dxa"/>
               <w:right w:w="0" w:type="dxa"/>
             </w:tcMar>
           </w:tcPr>
           <w:p>
             <w:pPr>
+              <w:keepNext/>
               <w:widowControl/>
-              <w:spacing w:before="0" w:after="0" w:lineRule="exact" w:line="270"/>
+              <w:spacing w:before="0" w:after="0" w:lineRule="auto" w:line="259"/>
               <w:jc w:val="right"/>
             </w:pPr>
+            <w:r/>
             <w:r>
               <w:rPr>
                 <w:rFonts w:ascii="Times New Roman" w:hAnsi="Times New Roman" w:cs="Times New Roman" w:eastAsia="Times New Roman"/>
                 <w:b/>
                 <w:i w:val="0"/>
-                <w:sz w:val="21"/>
+                <w:sz w:val="22"/>
+                <w:u w:val="none"/>
               </w:rPr>
               <w:t>1 × 5 = 5</w:t>
             </w:r>
@@ -362,10 +361,8 @@
     </w:tbl>
     <w:p>
       <w:pPr>
-        <w:keepNext/>
-        <w:keepLines/>
         <w:widowControl/>
-        <w:spacing w:before="20" w:after="6" w:lineRule="exact" w:line="240"/>
+        <w:spacing w:before="20" w:after="20" w:lineRule="auto" w:line="252"/>
         <w:jc w:val="left"/>
       </w:pPr>
       <w:r>
@@ -373,147 +370,16 @@
           <w:rFonts w:ascii="Times New Roman" w:hAnsi="Times New Roman" w:cs="Times New Roman" w:eastAsia="Times New Roman"/>
           <w:b w:val="0"/>
           <w:i w:val="0"/>
-          <w:sz w:val="19"/>
+          <w:sz w:val="21"/>
+          <w:u w:val="none"/>
         </w:rPr>
-        <w:t>(a) Where did Farhana go?</w:t>
+        <w:t>(a)  Where did Farhana go?    i. National Zoo    ii. Wonderland    iii. Liberation War Museum    iv. Botanical Garden</w:t>
       </w:r>
     </w:p>
-    <w:tbl>
-      <w:tblPr>
-        <w:tblW w:type="dxa" w:w="7370"/>
-        <w:tblLayout w:type="fixed"/>
-        <w:tblLook w:firstColumn="1" w:firstRow="1" w:lastColumn="0" w:lastRow="0" w:noHBand="0" w:noVBand="1" w:val="04A0"/>
-        <w:tblBorders>
-          <w:top w:val="nil" w:sz="0" w:space="0" w:color="000000"/>
-          <w:left w:val="nil" w:sz="0" w:space="0" w:color="000000"/>
-          <w:bottom w:val="nil" w:sz="0" w:space="0" w:color="000000"/>
-          <w:right w:val="nil" w:sz="0" w:space="0" w:color="000000"/>
-          <w:insideH w:val="nil" w:sz="0" w:space="0" w:color="000000"/>
-          <w:insideV w:val="nil" w:sz="0" w:space="0" w:color="000000"/>
-        </w:tblBorders>
-      </w:tblPr>
-      <w:tblGrid>
-        <w:gridCol w:w="1843"/>
-        <w:gridCol w:w="1843"/>
-        <w:gridCol w:w="1843"/>
-        <w:gridCol w:w="1843"/>
-      </w:tblGrid>
-      <w:tr>
-        <w:trPr>
-          <w:cantSplit/>
-        </w:trPr>
-        <w:tc>
-          <w:tcPr>
-            <w:tcW w:type="dxa" w:w="1843"/>
-            <w:tcMar>
-              <w:top w:w="0" w:type="dxa"/>
-              <w:left w:w="60" w:type="dxa"/>
-              <w:bottom w:w="0" w:type="dxa"/>
-              <w:right w:w="20" w:type="dxa"/>
-            </w:tcMar>
-          </w:tcPr>
-          <w:p>
-            <w:pPr>
-              <w:widowControl/>
-              <w:spacing w:before="0" w:after="0" w:lineRule="exact" w:line="220"/>
-            </w:pPr>
-            <w:r>
-              <w:rPr>
-                <w:rFonts w:ascii="Times New Roman" w:hAnsi="Times New Roman" w:cs="Times New Roman" w:eastAsia="Times New Roman"/>
-                <w:b w:val="0"/>
-                <w:i w:val="0"/>
-                <w:sz w:val="17"/>
-              </w:rPr>
-              <w:t>i.  National Zoo</w:t>
-            </w:r>
-          </w:p>
-        </w:tc>
-        <w:tc>
-          <w:tcPr>
-            <w:tcW w:type="dxa" w:w="1843"/>
-            <w:tcMar>
-              <w:top w:w="0" w:type="dxa"/>
-              <w:left w:w="60" w:type="dxa"/>
-              <w:bottom w:w="0" w:type="dxa"/>
-              <w:right w:w="20" w:type="dxa"/>
-            </w:tcMar>
-          </w:tcPr>
-          <w:p>
-            <w:pPr>
-              <w:widowControl/>
-              <w:spacing w:before="0" w:after="0" w:lineRule="exact" w:line="220"/>
-            </w:pPr>
-            <w:r>
-              <w:rPr>
-                <w:rFonts w:ascii="Times New Roman" w:hAnsi="Times New Roman" w:cs="Times New Roman" w:eastAsia="Times New Roman"/>
-                <w:b w:val="0"/>
-                <w:i w:val="0"/>
-                <w:sz w:val="17"/>
-              </w:rPr>
-              <w:t>ii.  Wonderland</w:t>
-            </w:r>
-          </w:p>
-        </w:tc>
-        <w:tc>
-          <w:tcPr>
-            <w:tcW w:type="dxa" w:w="1843"/>
-            <w:tcMar>
-              <w:top w:w="0" w:type="dxa"/>
-              <w:left w:w="60" w:type="dxa"/>
-              <w:bottom w:w="0" w:type="dxa"/>
-              <w:right w:w="20" w:type="dxa"/>
-            </w:tcMar>
-          </w:tcPr>
-          <w:p>
-            <w:pPr>
-              <w:widowControl/>
-              <w:spacing w:before="0" w:after="0" w:lineRule="exact" w:line="220"/>
-            </w:pPr>
-            <w:r>
-              <w:rPr>
-                <w:rFonts w:ascii="Times New Roman" w:hAnsi="Times New Roman" w:cs="Times New Roman" w:eastAsia="Times New Roman"/>
-                <w:b w:val="0"/>
-                <w:i w:val="0"/>
-                <w:sz w:val="17"/>
-              </w:rPr>
-              <w:t>iii.  Liberation War Museum</w:t>
-            </w:r>
-          </w:p>
-        </w:tc>
-        <w:tc>
-          <w:tcPr>
-            <w:tcW w:type="dxa" w:w="1843"/>
-            <w:tcMar>
-              <w:top w:w="0" w:type="dxa"/>
-              <w:left w:w="60" w:type="dxa"/>
-              <w:bottom w:w="0" w:type="dxa"/>
-              <w:right w:w="20" w:type="dxa"/>
-            </w:tcMar>
-          </w:tcPr>
-          <w:p>
-            <w:pPr>
-              <w:widowControl/>
-              <w:spacing w:before="0" w:after="0" w:lineRule="exact" w:line="220"/>
-            </w:pPr>
-            <w:r>
-              <w:rPr>
-                <w:rFonts w:ascii="Times New Roman" w:hAnsi="Times New Roman" w:cs="Times New Roman" w:eastAsia="Times New Roman"/>
-                <w:b w:val="0"/>
-                <w:i w:val="0"/>
-                <w:sz w:val="17"/>
-              </w:rPr>
-              <w:t>iv.  Botanical Garden</w:t>
-            </w:r>
-          </w:p>
-        </w:tc>
-      </w:tr>
-    </w:tbl>
     <w:p>
       <w:pPr>
-        <w:keepNext/>
-        <w:keepLines/>
         <w:widowControl/>
-        <w:spacing w:before="20" w:after="6" w:lineRule="exact" w:line="240"/>
+        <w:spacing w:before="20" w:after="20" w:lineRule="auto" w:line="252"/>
         <w:jc w:val="left"/>
       </w:pPr>
       <w:r>
@@ -521,147 +387,16 @@
           <w:rFonts w:ascii="Times New Roman" w:hAnsi="Times New Roman" w:cs="Times New Roman" w:eastAsia="Times New Roman"/>
           <w:b w:val="0"/>
           <w:i w:val="0"/>
-          <w:sz w:val="19"/>
+          <w:sz w:val="21"/>
+          <w:u w:val="none"/>
         </w:rPr>
-        <w:t>(b) Who planned the trip?</w:t>
+        <w:t>(b)  Who planned the trip?    i. Mr. Kamal    ii. Farhana's school    iii. Rabeya    iv. Her parents</w:t>
       </w:r>
     </w:p>
-    <w:tbl>
-      <w:tblPr>
-        <w:tblW w:type="dxa" w:w="7370"/>
-        <w:tblLayout w:type="fixed"/>
-        <w:tblLook w:firstColumn="1" w:firstRow="1" w:lastColumn="0" w:lastRow="0" w:noHBand="0" w:noVBand="1" w:val="04A0"/>
-        <w:tblBorders>
-          <w:top w:val="nil" w:sz="0" w:space="0" w:color="000000"/>
-          <w:left w:val="nil" w:sz="0" w:space="0" w:color="000000"/>
-          <w:bottom w:val="nil" w:sz="0" w:space="0" w:color="000000"/>
-          <w:right w:val="nil" w:sz="0" w:space="0" w:color="000000"/>
-          <w:insideH w:val="nil" w:sz="0" w:space="0" w:color="000000"/>
-          <w:insideV w:val="nil" w:sz="0" w:space="0" w:color="000000"/>
-        </w:tblBorders>
-      </w:tblPr>
-      <w:tblGrid>
-        <w:gridCol w:w="1843"/>
-        <w:gridCol w:w="1843"/>
-        <w:gridCol w:w="1843"/>
-        <w:gridCol w:w="1843"/>
-      </w:tblGrid>
-      <w:tr>
-        <w:trPr>
-          <w:cantSplit/>
-        </w:trPr>
-        <w:tc>
-          <w:tcPr>
-            <w:tcW w:type="dxa" w:w="1843"/>
-            <w:tcMar>
-              <w:top w:w="0" w:type="dxa"/>
-              <w:left w:w="60" w:type="dxa"/>
-              <w:bottom w:w="0" w:type="dxa"/>
-              <w:right w:w="20" w:type="dxa"/>
-            </w:tcMar>
-          </w:tcPr>
-          <w:p>
-            <w:pPr>
-              <w:widowControl/>
-              <w:spacing w:before="0" w:after="0" w:lineRule="exact" w:line="220"/>
-            </w:pPr>
-            <w:r>
-              <w:rPr>
-                <w:rFonts w:ascii="Times New Roman" w:hAnsi="Times New Roman" w:cs="Times New Roman" w:eastAsia="Times New Roman"/>
-                <w:b w:val="0"/>
-                <w:i w:val="0"/>
-                <w:sz w:val="17"/>
-              </w:rPr>
-              <w:t>i.  Mr. Kamal</w:t>
-            </w:r>
-          </w:p>
-        </w:tc>
-        <w:tc>
-          <w:tcPr>
-            <w:tcW w:type="dxa" w:w="1843"/>
-            <w:tcMar>
-              <w:top w:w="0" w:type="dxa"/>
-              <w:left w:w="60" w:type="dxa"/>
-              <w:bottom w:w="0" w:type="dxa"/>
-              <w:right w:w="20" w:type="dxa"/>
-            </w:tcMar>
-          </w:tcPr>
-          <w:p>
-            <w:pPr>
-              <w:widowControl/>
-              <w:spacing w:before="0" w:after="0" w:lineRule="exact" w:line="220"/>
-            </w:pPr>
-            <w:r>
-              <w:rPr>
-                <w:rFonts w:ascii="Times New Roman" w:hAnsi="Times New Roman" w:cs="Times New Roman" w:eastAsia="Times New Roman"/>
-                <w:b w:val="0"/>
-                <w:i w:val="0"/>
-                <w:sz w:val="17"/>
-              </w:rPr>
-              <w:t>ii.  Farhana's school</w:t>
-            </w:r>
-          </w:p>
-        </w:tc>
-        <w:tc>
-          <w:tcPr>
-            <w:tcW w:type="dxa" w:w="1843"/>
-            <w:tcMar>
-              <w:top w:w="0" w:type="dxa"/>
-              <w:left w:w="60" w:type="dxa"/>
-              <w:bottom w:w="0" w:type="dxa"/>
-              <w:right w:w="20" w:type="dxa"/>
-            </w:tcMar>
-          </w:tcPr>
-          <w:p>
-            <w:pPr>
-              <w:widowControl/>
-              <w:spacing w:before="0" w:after="0" w:lineRule="exact" w:line="220"/>
-            </w:pPr>
-            <w:r>
-              <w:rPr>
-                <w:rFonts w:ascii="Times New Roman" w:hAnsi="Times New Roman" w:cs="Times New Roman" w:eastAsia="Times New Roman"/>
-                <w:b w:val="0"/>
-                <w:i w:val="0"/>
-                <w:sz w:val="17"/>
-              </w:rPr>
-              <w:t>iii.  Rabeya</w:t>
-            </w:r>
-          </w:p>
-        </w:tc>
-        <w:tc>
-          <w:tcPr>
-            <w:tcW w:type="dxa" w:w="1843"/>
-            <w:tcMar>
-              <w:top w:w="0" w:type="dxa"/>
-              <w:left w:w="60" w:type="dxa"/>
-              <w:bottom w:w="0" w:type="dxa"/>
-              <w:right w:w="20" w:type="dxa"/>
-            </w:tcMar>
-          </w:tcPr>
-          <w:p>
-            <w:pPr>
-              <w:widowControl/>
-              <w:spacing w:before="0" w:after="0" w:lineRule="exact" w:line="220"/>
-            </w:pPr>
-            <w:r>
-              <w:rPr>
-                <w:rFonts w:ascii="Times New Roman" w:hAnsi="Times New Roman" w:cs="Times New Roman" w:eastAsia="Times New Roman"/>
-                <w:b w:val="0"/>
-                <w:i w:val="0"/>
-                <w:sz w:val="17"/>
-              </w:rPr>
-              <w:t>iv.  Her parents</w:t>
-            </w:r>
-          </w:p>
-        </w:tc>
-      </w:tr>
-    </w:tbl>
     <w:p>
       <w:pPr>
-        <w:keepNext/>
-        <w:keepLines/>
         <w:widowControl/>
-        <w:spacing w:before="20" w:after="6" w:lineRule="exact" w:line="240"/>
+        <w:spacing w:before="20" w:after="20" w:lineRule="auto" w:line="252"/>
         <w:jc w:val="left"/>
       </w:pPr>
       <w:r>
@@ -669,147 +404,16 @@
           <w:rFonts w:ascii="Times New Roman" w:hAnsi="Times New Roman" w:cs="Times New Roman" w:eastAsia="Times New Roman"/>
           <w:b w:val="0"/>
           <w:i w:val="0"/>
-          <w:sz w:val="19"/>
+          <w:sz w:val="21"/>
+          <w:u w:val="none"/>
         </w:rPr>
-        <w:t>(c) What time did they start?</w:t>
+        <w:t>(c)  What time did they start?    i. 8 a.m.    ii. 9 a.m.    iii. 10 a.m.    iv. 11 a.m.</w:t>
       </w:r>
     </w:p>
-    <w:tbl>
-      <w:tblPr>
-        <w:tblW w:type="dxa" w:w="7370"/>
-        <w:tblLayout w:type="fixed"/>
-        <w:tblLook w:firstColumn="1" w:firstRow="1" w:lastColumn="0" w:lastRow="0" w:noHBand="0" w:noVBand="1" w:val="04A0"/>
-        <w:tblBorders>
-          <w:top w:val="nil" w:sz="0" w:space="0" w:color="000000"/>
-          <w:left w:val="nil" w:sz="0" w:space="0" w:color="000000"/>
-          <w:bottom w:val="nil" w:sz="0" w:space="0" w:color="000000"/>
-          <w:right w:val="nil" w:sz="0" w:space="0" w:color="000000"/>
-          <w:insideH w:val="nil" w:sz="0" w:space="0" w:color="000000"/>
-          <w:insideV w:val="nil" w:sz="0" w:space="0" w:color="000000"/>
-        </w:tblBorders>
-      </w:tblPr>
-      <w:tblGrid>
-        <w:gridCol w:w="1843"/>
-        <w:gridCol w:w="1843"/>
-        <w:gridCol w:w="1843"/>
-        <w:gridCol w:w="1843"/>
-      </w:tblGrid>
-      <w:tr>
-        <w:trPr>
-          <w:cantSplit/>
-        </w:trPr>
-        <w:tc>
-          <w:tcPr>
-            <w:tcW w:type="dxa" w:w="1843"/>
-            <w:tcMar>
-              <w:top w:w="0" w:type="dxa"/>
-              <w:left w:w="60" w:type="dxa"/>
-              <w:bottom w:w="0" w:type="dxa"/>
-              <w:right w:w="20" w:type="dxa"/>
-            </w:tcMar>
-          </w:tcPr>
-          <w:p>
-            <w:pPr>
-              <w:widowControl/>
-              <w:spacing w:before="0" w:after="0" w:lineRule="exact" w:line="220"/>
-            </w:pPr>
-            <w:r>
-              <w:rPr>
-                <w:rFonts w:ascii="Times New Roman" w:hAnsi="Times New Roman" w:cs="Times New Roman" w:eastAsia="Times New Roman"/>
-                <w:b w:val="0"/>
-                <w:i w:val="0"/>
-                <w:sz w:val="17"/>
-              </w:rPr>
-              <w:t>i.  8 a.m.</w:t>
-            </w:r>
-          </w:p>
-        </w:tc>
-        <w:tc>
-          <w:tcPr>
-            <w:tcW w:type="dxa" w:w="1843"/>
-            <w:tcMar>
-              <w:top w:w="0" w:type="dxa"/>
-              <w:left w:w="60" w:type="dxa"/>
-              <w:bottom w:w="0" w:type="dxa"/>
-              <w:right w:w="20" w:type="dxa"/>
-            </w:tcMar>
-          </w:tcPr>
-          <w:p>
-            <w:pPr>
-              <w:widowControl/>
-              <w:spacing w:before="0" w:after="0" w:lineRule="exact" w:line="220"/>
-            </w:pPr>
-            <w:r>
-              <w:rPr>
-                <w:rFonts w:ascii="Times New Roman" w:hAnsi="Times New Roman" w:cs="Times New Roman" w:eastAsia="Times New Roman"/>
-                <w:b w:val="0"/>
-                <w:i w:val="0"/>
-                <w:sz w:val="17"/>
-              </w:rPr>
-              <w:t>ii.  9 a.m.</w:t>
-            </w:r>
-          </w:p>
-        </w:tc>
-        <w:tc>
-          <w:tcPr>
-            <w:tcW w:type="dxa" w:w="1843"/>
-            <w:tcMar>
-              <w:top w:w="0" w:type="dxa"/>
-              <w:left w:w="60" w:type="dxa"/>
-              <w:bottom w:w="0" w:type="dxa"/>
-              <w:right w:w="20" w:type="dxa"/>
-            </w:tcMar>
-          </w:tcPr>
-          <w:p>
-            <w:pPr>
-              <w:widowControl/>
-              <w:spacing w:before="0" w:after="0" w:lineRule="exact" w:line="220"/>
-            </w:pPr>
-            <w:r>
-              <w:rPr>
-                <w:rFonts w:ascii="Times New Roman" w:hAnsi="Times New Roman" w:cs="Times New Roman" w:eastAsia="Times New Roman"/>
-                <w:b w:val="0"/>
-                <w:i w:val="0"/>
-                <w:sz w:val="17"/>
-              </w:rPr>
-              <w:t>iii.  10 a.m.</w:t>
-            </w:r>
-          </w:p>
-        </w:tc>
-        <w:tc>
-          <w:tcPr>
-            <w:tcW w:type="dxa" w:w="1843"/>
-            <w:tcMar>
-              <w:top w:w="0" w:type="dxa"/>
-              <w:left w:w="60" w:type="dxa"/>
-              <w:bottom w:w="0" w:type="dxa"/>
-              <w:right w:w="20" w:type="dxa"/>
-            </w:tcMar>
-          </w:tcPr>
-          <w:p>
-            <w:pPr>
-              <w:widowControl/>
-              <w:spacing w:before="0" w:after="0" w:lineRule="exact" w:line="220"/>
-            </w:pPr>
-            <w:r>
-              <w:rPr>
-                <w:rFonts w:ascii="Times New Roman" w:hAnsi="Times New Roman" w:cs="Times New Roman" w:eastAsia="Times New Roman"/>
-                <w:b w:val="0"/>
-                <w:i w:val="0"/>
-                <w:sz w:val="17"/>
-              </w:rPr>
-              <w:t>iv.  11 a.m.</w:t>
-            </w:r>
-          </w:p>
-        </w:tc>
-      </w:tr>
-    </w:tbl>
     <w:p>
       <w:pPr>
-        <w:keepNext/>
-        <w:keepLines/>
         <w:widowControl/>
-        <w:spacing w:before="20" w:after="6" w:lineRule="exact" w:line="240"/>
+        <w:spacing w:before="20" w:after="20" w:lineRule="auto" w:line="252"/>
         <w:jc w:val="left"/>
       </w:pPr>
       <w:r>
@@ -817,147 +421,16 @@
           <w:rFonts w:ascii="Times New Roman" w:hAnsi="Times New Roman" w:cs="Times New Roman" w:eastAsia="Times New Roman"/>
           <w:b w:val="0"/>
           <w:i w:val="0"/>
-          <w:sz w:val="19"/>
+          <w:sz w:val="21"/>
+          <w:u w:val="none"/>
         </w:rPr>
-        <w:t>(d) Who went with them?</w:t>
+        <w:t>(d)  Who went with them?    i. Mr. Kamal    ii. Mr. Khan    iii. Farhana's mother    iv. Rabeya</w:t>
       </w:r>
     </w:p>
-    <w:tbl>
-      <w:tblPr>
-        <w:tblW w:type="dxa" w:w="7370"/>
-        <w:tblLayout w:type="fixed"/>
-        <w:tblLook w:firstColumn="1" w:firstRow="1" w:lastColumn="0" w:lastRow="0" w:noHBand="0" w:noVBand="1" w:val="04A0"/>
-        <w:tblBorders>
-          <w:top w:val="nil" w:sz="0" w:space="0" w:color="000000"/>
-          <w:left w:val="nil" w:sz="0" w:space="0" w:color="000000"/>
-          <w:bottom w:val="nil" w:sz="0" w:space="0" w:color="000000"/>
-          <w:right w:val="nil" w:sz="0" w:space="0" w:color="000000"/>
-          <w:insideH w:val="nil" w:sz="0" w:space="0" w:color="000000"/>
-          <w:insideV w:val="nil" w:sz="0" w:space="0" w:color="000000"/>
-        </w:tblBorders>
-      </w:tblPr>
-      <w:tblGrid>
-        <w:gridCol w:w="1843"/>
-        <w:gridCol w:w="1843"/>
-        <w:gridCol w:w="1843"/>
-        <w:gridCol w:w="1843"/>
-      </w:tblGrid>
-      <w:tr>
-        <w:trPr>
-          <w:cantSplit/>
-        </w:trPr>
-        <w:tc>
-          <w:tcPr>
-            <w:tcW w:type="dxa" w:w="1843"/>
-            <w:tcMar>
-              <w:top w:w="0" w:type="dxa"/>
-              <w:left w:w="60" w:type="dxa"/>
-              <w:bottom w:w="0" w:type="dxa"/>
-              <w:right w:w="20" w:type="dxa"/>
-            </w:tcMar>
-          </w:tcPr>
-          <w:p>
-            <w:pPr>
-              <w:widowControl/>
-              <w:spacing w:before="0" w:after="0" w:lineRule="exact" w:line="220"/>
-            </w:pPr>
-            <w:r>
-              <w:rPr>
-                <w:rFonts w:ascii="Times New Roman" w:hAnsi="Times New Roman" w:cs="Times New Roman" w:eastAsia="Times New Roman"/>
-                <w:b w:val="0"/>
-                <w:i w:val="0"/>
-                <w:sz w:val="17"/>
-              </w:rPr>
-              <w:t>i.  Mr. Kamal</w:t>
-            </w:r>
-          </w:p>
-        </w:tc>
-        <w:tc>
-          <w:tcPr>
-            <w:tcW w:type="dxa" w:w="1843"/>
-            <w:tcMar>
-              <w:top w:w="0" w:type="dxa"/>
-              <w:left w:w="60" w:type="dxa"/>
-              <w:bottom w:w="0" w:type="dxa"/>
-              <w:right w:w="20" w:type="dxa"/>
-            </w:tcMar>
-          </w:tcPr>
-          <w:p>
-            <w:pPr>
-              <w:widowControl/>
-              <w:spacing w:before="0" w:after="0" w:lineRule="exact" w:line="220"/>
-            </w:pPr>
-            <w:r>
-              <w:rPr>
-                <w:rFonts w:ascii="Times New Roman" w:hAnsi="Times New Roman" w:cs="Times New Roman" w:eastAsia="Times New Roman"/>
-                <w:b w:val="0"/>
-                <w:i w:val="0"/>
-                <w:sz w:val="17"/>
-              </w:rPr>
-              <w:t>ii.  Mr. Khan</w:t>
-            </w:r>
-          </w:p>
-        </w:tc>
-        <w:tc>
-          <w:tcPr>
-            <w:tcW w:type="dxa" w:w="1843"/>
-            <w:tcMar>
-              <w:top w:w="0" w:type="dxa"/>
-              <w:left w:w="60" w:type="dxa"/>
-              <w:bottom w:w="0" w:type="dxa"/>
-              <w:right w:w="20" w:type="dxa"/>
-            </w:tcMar>
-          </w:tcPr>
-          <w:p>
-            <w:pPr>
-              <w:widowControl/>
-              <w:spacing w:before="0" w:after="0" w:lineRule="exact" w:line="220"/>
-            </w:pPr>
-            <w:r>
-              <w:rPr>
-                <w:rFonts w:ascii="Times New Roman" w:hAnsi="Times New Roman" w:cs="Times New Roman" w:eastAsia="Times New Roman"/>
-                <w:b w:val="0"/>
-                <w:i w:val="0"/>
-                <w:sz w:val="17"/>
-              </w:rPr>
-              <w:t>iii.  Farhana's mother</w:t>
-            </w:r>
-          </w:p>
-        </w:tc>
-        <w:tc>
-          <w:tcPr>
-            <w:tcW w:type="dxa" w:w="1843"/>
-            <w:tcMar>
-              <w:top w:w="0" w:type="dxa"/>
-              <w:left w:w="60" w:type="dxa"/>
-              <w:bottom w:w="0" w:type="dxa"/>
-              <w:right w:w="20" w:type="dxa"/>
-            </w:tcMar>
-          </w:tcPr>
-          <w:p>
-            <w:pPr>
-              <w:widowControl/>
-              <w:spacing w:before="0" w:after="0" w:lineRule="exact" w:line="220"/>
-            </w:pPr>
-            <w:r>
-              <w:rPr>
-                <w:rFonts w:ascii="Times New Roman" w:hAnsi="Times New Roman" w:cs="Times New Roman" w:eastAsia="Times New Roman"/>
-                <w:b w:val="0"/>
-                <w:i w:val="0"/>
-                <w:sz w:val="17"/>
-              </w:rPr>
-              <w:t>iv.  Rabeya</w:t>
-            </w:r>
-          </w:p>
-        </w:tc>
-      </w:tr>
-    </w:tbl>
     <w:p>
       <w:pPr>
-        <w:keepNext/>
-        <w:keepLines/>
         <w:widowControl/>
-        <w:spacing w:before="20" w:after="6" w:lineRule="exact" w:line="240"/>
+        <w:spacing w:before="20" w:after="20" w:lineRule="auto" w:line="252"/>
         <w:jc w:val="left"/>
       </w:pPr>
       <w:r>
@@ -965,146 +438,16 @@
           <w:rFonts w:ascii="Times New Roman" w:hAnsi="Times New Roman" w:cs="Times New Roman" w:eastAsia="Times New Roman"/>
           <w:b w:val="0"/>
           <w:i w:val="0"/>
-          <w:sz w:val="19"/>
+          <w:sz w:val="21"/>
+          <w:u w:val="none"/>
         </w:rPr>
-        <w:t>(e) How did they go?</w:t>
+        <w:t>(e)  How did they go?    i. By car    ii. By bus    iii. By train    iv. By bike</w:t>
       </w:r>
     </w:p>
-    <w:tbl>
-      <w:tblPr>
-        <w:tblW w:type="dxa" w:w="7370"/>
-        <w:tblLayout w:type="fixed"/>
-        <w:tblLook w:firstColumn="1" w:firstRow="1" w:lastColumn="0" w:lastRow="0" w:noHBand="0" w:noVBand="1" w:val="04A0"/>
-        <w:tblBorders>
-          <w:top w:val="nil" w:sz="0" w:space="0" w:color="000000"/>
-          <w:left w:val="nil" w:sz="0" w:space="0" w:color="000000"/>
-          <w:bottom w:val="nil" w:sz="0" w:space="0" w:color="000000"/>
-          <w:right w:val="nil" w:sz="0" w:space="0" w:color="000000"/>
-          <w:insideH w:val="nil" w:sz="0" w:space="0" w:color="000000"/>
-          <w:insideV w:val="nil" w:sz="0" w:space="0" w:color="000000"/>
-        </w:tblBorders>
-      </w:tblPr>
-      <w:tblGrid>
-        <w:gridCol w:w="1843"/>
-        <w:gridCol w:w="1843"/>
-        <w:gridCol w:w="1843"/>
-        <w:gridCol w:w="1843"/>
-      </w:tblGrid>
-      <w:tr>
-        <w:trPr>
-          <w:cantSplit/>
-        </w:trPr>
-        <w:tc>
-          <w:tcPr>
-            <w:tcW w:type="dxa" w:w="1843"/>
-            <w:tcMar>
-              <w:top w:w="0" w:type="dxa"/>
-              <w:left w:w="60" w:type="dxa"/>
-              <w:bottom w:w="0" w:type="dxa"/>
-              <w:right w:w="20" w:type="dxa"/>
-            </w:tcMar>
-          </w:tcPr>
-          <w:p>
-            <w:pPr>
-              <w:widowControl/>
-              <w:spacing w:before="0" w:after="0" w:lineRule="exact" w:line="220"/>
-            </w:pPr>
-            <w:r>
-              <w:rPr>
-                <w:rFonts w:ascii="Times New Roman" w:hAnsi="Times New Roman" w:cs="Times New Roman" w:eastAsia="Times New Roman"/>
-                <w:b w:val="0"/>
-                <w:i w:val="0"/>
-                <w:sz w:val="17"/>
-              </w:rPr>
-              <w:t>i.  By car</w:t>
-            </w:r>
-          </w:p>
-        </w:tc>
-        <w:tc>
-          <w:tcPr>
-            <w:tcW w:type="dxa" w:w="1843"/>
-            <w:tcMar>
-              <w:top w:w="0" w:type="dxa"/>
-              <w:left w:w="60" w:type="dxa"/>
-              <w:bottom w:w="0" w:type="dxa"/>
-              <w:right w:w="20" w:type="dxa"/>
-            </w:tcMar>
-          </w:tcPr>
-          <w:p>
-            <w:pPr>
-              <w:widowControl/>
-              <w:spacing w:before="0" w:after="0" w:lineRule="exact" w:line="220"/>
-            </w:pPr>
-            <w:r>
-              <w:rPr>
-                <w:rFonts w:ascii="Times New Roman" w:hAnsi="Times New Roman" w:cs="Times New Roman" w:eastAsia="Times New Roman"/>
-                <w:b w:val="0"/>
-                <w:i w:val="0"/>
-                <w:sz w:val="17"/>
-              </w:rPr>
-              <w:t>ii.  By bus</w:t>
-            </w:r>
-          </w:p>
-        </w:tc>
-        <w:tc>
-          <w:tcPr>
-            <w:tcW w:type="dxa" w:w="1843"/>
-            <w:tcMar>
-              <w:top w:w="0" w:type="dxa"/>
-              <w:left w:w="60" w:type="dxa"/>
-              <w:bottom w:w="0" w:type="dxa"/>
-              <w:right w:w="20" w:type="dxa"/>
-            </w:tcMar>
-          </w:tcPr>
-          <w:p>
-            <w:pPr>
-              <w:widowControl/>
-              <w:spacing w:before="0" w:after="0" w:lineRule="exact" w:line="220"/>
-            </w:pPr>
-            <w:r>
-              <w:rPr>
-                <w:rFonts w:ascii="Times New Roman" w:hAnsi="Times New Roman" w:cs="Times New Roman" w:eastAsia="Times New Roman"/>
-                <w:b w:val="0"/>
-                <w:i w:val="0"/>
-                <w:sz w:val="17"/>
-              </w:rPr>
-              <w:t>iii.  By train</w:t>
-            </w:r>
-          </w:p>
-        </w:tc>
-        <w:tc>
-          <w:tcPr>
-            <w:tcW w:type="dxa" w:w="1843"/>
-            <w:tcMar>
-              <w:top w:w="0" w:type="dxa"/>
-              <w:left w:w="60" w:type="dxa"/>
-              <w:bottom w:w="0" w:type="dxa"/>
-              <w:right w:w="20" w:type="dxa"/>
-            </w:tcMar>
-          </w:tcPr>
-          <w:p>
-            <w:pPr>
-              <w:widowControl/>
-              <w:spacing w:before="0" w:after="0" w:lineRule="exact" w:line="220"/>
-            </w:pPr>
-            <w:r>
-              <w:rPr>
-                <w:rFonts w:ascii="Times New Roman" w:hAnsi="Times New Roman" w:cs="Times New Roman" w:eastAsia="Times New Roman"/>
-                <w:b w:val="0"/>
-                <w:i w:val="0"/>
-                <w:sz w:val="17"/>
-              </w:rPr>
-              <w:t>iv.  By bike</w:t>
-            </w:r>
-          </w:p>
-        </w:tc>
-      </w:tr>
-    </w:tbl>
     <w:p>
       <w:pPr>
-        <w:keepLines/>
         <w:widowControl/>
-        <w:spacing w:before="40" w:after="30" w:lineRule="exact" w:line="250"/>
+        <w:spacing w:before="60" w:after="40" w:lineRule="auto" w:line="254"/>
         <w:jc w:val="center"/>
       </w:pPr>
       <w:r>
@@ -1112,62 +455,56 @@
           <w:rFonts w:ascii="Times New Roman" w:hAnsi="Times New Roman" w:cs="Times New Roman" w:eastAsia="Times New Roman"/>
           <w:b/>
           <w:i/>
-          <w:sz w:val="21"/>
+          <w:sz w:val="22"/>
+          <w:u w:val="none"/>
         </w:rPr>
         <w:t>Or</w:t>
       </w:r>
     </w:p>
-    <w:p>
-      <w:pPr>
-        <w:keepLines/>
-        <w:widowControl/>
-        <w:spacing w:before="0" w:after="0" w:lineRule="exact" w:line="20"/>
-        <w:jc w:val="left"/>
-      </w:pPr>
-    </w:p>
     <w:tbl>
       <w:tblPr>
-        <w:tblW w:type="dxa" w:w="7370"/>
+        <w:tblW w:type="dxa" w:w="10091"/>
+        <w:tblLook w:firstColumn="1" w:firstRow="1" w:lastColumn="0" w:lastRow="0" w:noHBand="0" w:noVBand="1" w:val="04A0"/>
         <w:tblLayout w:type="fixed"/>
-        <w:tblLook w:firstColumn="1" w:firstRow="1" w:lastColumn="0" w:lastRow="0" w:noHBand="0" w:noVBand="1" w:val="04A0"/>
         <w:tblBorders>
-          <w:top w:val="nil" w:sz="0" w:space="0" w:color="000000"/>
-          <w:left w:val="nil" w:sz="0" w:space="0" w:color="000000"/>
-          <w:bottom w:val="nil" w:sz="0" w:space="0" w:color="000000"/>
-          <w:right w:val="nil" w:sz="0" w:space="0" w:color="000000"/>
-          <w:insideH w:val="nil" w:sz="0" w:space="0" w:color="000000"/>
-          <w:insideV w:val="nil" w:sz="0" w:space="0" w:color="000000"/>
+          <w:top w:val="nil" w:sz="0" w:space="0" w:color="auto"/>
+          <w:left w:val="nil" w:sz="0" w:space="0" w:color="auto"/>
+          <w:bottom w:val="nil" w:sz="0" w:space="0" w:color="auto"/>
+          <w:right w:val="nil" w:sz="0" w:space="0" w:color="auto"/>
+          <w:insideH w:val="nil" w:sz="0" w:space="0" w:color="auto"/>
+          <w:insideV w:val="nil" w:sz="0" w:space="0" w:color="auto"/>
         </w:tblBorders>
       </w:tblPr>
       <w:tblGrid>
-        <w:gridCol w:w="5749"/>
-        <w:gridCol w:w="1621"/>
+        <w:gridCol w:w="7871"/>
+        <w:gridCol w:w="2220"/>
       </w:tblGrid>
       <w:tr>
-        <w:trPr>
-          <w:cantSplit/>
-        </w:trPr>
         <w:tc>
           <w:tcPr>
-            <w:tcW w:type="dxa" w:w="5749"/>
+            <w:tcW w:type="dxa" w:w="7871"/>
             <w:tcMar>
-              <w:top w:w="20" w:type="dxa"/>
+              <w:top w:w="40" w:type="dxa"/>
               <w:left w:w="0" w:type="dxa"/>
-              <w:bottom w:w="30" w:type="dxa"/>
-              <w:right w:w="40" w:type="dxa"/>
+              <w:bottom w:w="40" w:type="dxa"/>
+              <w:right w:w="80" w:type="dxa"/>
             </w:tcMar>
           </w:tcPr>
           <w:p>
             <w:pPr>
+              <w:keepNext/>
               <w:widowControl/>
-              <w:spacing w:before="0" w:after="0" w:lineRule="exact" w:line="270"/>
+              <w:spacing w:before="0" w:after="0" w:lineRule="auto" w:line="259"/>
+              <w:jc w:val="left"/>
             </w:pPr>
+            <w:r/>
             <w:r>
               <w:rPr>
                 <w:rFonts w:ascii="Times New Roman" w:hAnsi="Times New Roman" w:cs="Times New Roman" w:eastAsia="Times New Roman"/>
                 <w:b/>
                 <w:i w:val="0"/>
-                <w:sz w:val="21"/>
+                <w:sz w:val="22"/>
+                <w:u w:val="none"/>
               </w:rPr>
               <w:t>Read the following statements. Write 'True' for correct statement and 'False' for incorrect statement.</w:t>
             </w:r>
@@ -1175,26 +512,29 @@
         </w:tc>
         <w:tc>
           <w:tcPr>
-            <w:tcW w:type="dxa" w:w="1621"/>
+            <w:tcW w:type="dxa" w:w="2220"/>
             <w:tcMar>
-              <w:top w:w="20" w:type="dxa"/>
-              <w:left w:w="20" w:type="dxa"/>
-              <w:bottom w:w="30" w:type="dxa"/>
+              <w:top w:w="40" w:type="dxa"/>
+              <w:left w:w="40" w:type="dxa"/>
+              <w:bottom w:w="40" w:type="dxa"/>
               <w:right w:w="0" w:type="dxa"/>
             </w:tcMar>
           </w:tcPr>
           <w:p>
             <w:pPr>
+              <w:keepNext/>
               <w:widowControl/>
-              <w:spacing w:before="0" w:after="0" w:lineRule="exact" w:line="270"/>
+              <w:spacing w:before="0" w:after="0" w:lineRule="auto" w:line="259"/>
               <w:jc w:val="right"/>
             </w:pPr>
+            <w:r/>
             <w:r>
               <w:rPr>
                 <w:rFonts w:ascii="Times New Roman" w:hAnsi="Times New Roman" w:cs="Times New Roman" w:eastAsia="Times New Roman"/>
                 <w:b/>
                 <w:i w:val="0"/>
-                <w:sz w:val="21"/>
+                <w:sz w:val="22"/>
+                <w:u w:val="none"/>
               </w:rPr>
               <w:t>1 × 5 = 5</w:t>
             </w:r>
@@ -1204,9 +544,8 @@
     </w:tbl>
     <w:p>
       <w:pPr>
-        <w:keepLines/>
         <w:widowControl/>
-        <w:spacing w:before="6" w:after="6" w:lineRule="exact" w:line="240"/>
+        <w:spacing w:before="40" w:after="40" w:lineRule="auto" w:line="254"/>
         <w:jc w:val="left"/>
       </w:pPr>
       <w:r>
@@ -1214,16 +553,16 @@
           <w:rFonts w:ascii="Times New Roman" w:hAnsi="Times New Roman" w:cs="Times New Roman" w:eastAsia="Times New Roman"/>
           <w:b w:val="0"/>
           <w:i w:val="0"/>
-          <w:sz w:val="19"/>
+          <w:sz w:val="22"/>
+          <w:u w:val="none"/>
         </w:rPr>
         <w:t>(a)  Farhana and her classmates travelled to National Museum.</w:t>
       </w:r>
     </w:p>
     <w:p>
       <w:pPr>
-        <w:keepLines/>
         <w:widowControl/>
-        <w:spacing w:before="6" w:after="6" w:lineRule="exact" w:line="240"/>
+        <w:spacing w:before="40" w:after="40" w:lineRule="auto" w:line="254"/>
         <w:jc w:val="left"/>
       </w:pPr>
       <w:r>
@@ -1231,16 +570,16 @@
           <w:rFonts w:ascii="Times New Roman" w:hAnsi="Times New Roman" w:cs="Times New Roman" w:eastAsia="Times New Roman"/>
           <w:b w:val="0"/>
           <w:i w:val="0"/>
-          <w:sz w:val="19"/>
+          <w:sz w:val="22"/>
+          <w:u w:val="none"/>
         </w:rPr>
         <w:t>(b)  They started their journey at 9 a.m.</w:t>
       </w:r>
     </w:p>
     <w:p>
       <w:pPr>
-        <w:keepLines/>
         <w:widowControl/>
-        <w:spacing w:before="6" w:after="6" w:lineRule="exact" w:line="240"/>
+        <w:spacing w:before="40" w:after="40" w:lineRule="auto" w:line="254"/>
         <w:jc w:val="left"/>
       </w:pPr>
       <w:r>
@@ -1248,16 +587,16 @@
           <w:rFonts w:ascii="Times New Roman" w:hAnsi="Times New Roman" w:cs="Times New Roman" w:eastAsia="Times New Roman"/>
           <w:b w:val="0"/>
           <w:i w:val="0"/>
-          <w:sz w:val="19"/>
+          <w:sz w:val="22"/>
+          <w:u w:val="none"/>
         </w:rPr>
         <w:t>(c)  Farhana sat next to her class teacher.</w:t>
       </w:r>
     </w:p>
     <w:p>
       <w:pPr>
-        <w:keepLines/>
         <w:widowControl/>
-        <w:spacing w:before="6" w:after="6" w:lineRule="exact" w:line="240"/>
+        <w:spacing w:before="40" w:after="40" w:lineRule="auto" w:line="254"/>
         <w:jc w:val="left"/>
       </w:pPr>
       <w:r>
@@ -1265,16 +604,16 @@
           <w:rFonts w:ascii="Times New Roman" w:hAnsi="Times New Roman" w:cs="Times New Roman" w:eastAsia="Times New Roman"/>
           <w:b w:val="0"/>
           <w:i w:val="0"/>
-          <w:sz w:val="19"/>
+          <w:sz w:val="22"/>
+          <w:u w:val="none"/>
         </w:rPr>
         <w:t>(d)  The guide's name was Mr. Khan.</w:t>
       </w:r>
     </w:p>
     <w:p>
       <w:pPr>
-        <w:keepLines/>
         <w:widowControl/>
-        <w:spacing w:before="6" w:after="6" w:lineRule="exact" w:line="240"/>
+        <w:spacing w:before="40" w:after="40" w:lineRule="auto" w:line="254"/>
         <w:jc w:val="left"/>
       </w:pPr>
       <w:r>
@@ -1282,60 +621,56 @@
           <w:rFonts w:ascii="Times New Roman" w:hAnsi="Times New Roman" w:cs="Times New Roman" w:eastAsia="Times New Roman"/>
           <w:b w:val="0"/>
           <w:i w:val="0"/>
-          <w:sz w:val="19"/>
+          <w:sz w:val="22"/>
+          <w:u w:val="none"/>
         </w:rPr>
         <w:t>(e)  The trip made the students more curious about the Liberation War.</w:t>
       </w:r>
     </w:p>
-    <w:p>
-      <w:r>
-        <w:br w:type="page"/>
-      </w:r>
-    </w:p>
     <w:tbl>
       <w:tblPr>
-        <w:tblW w:type="dxa" w:w="7370"/>
+        <w:tblW w:type="dxa" w:w="10091"/>
+        <w:tblLook w:firstColumn="1" w:firstRow="1" w:lastColumn="0" w:lastRow="0" w:noHBand="0" w:noVBand="1" w:val="04A0"/>
         <w:tblLayout w:type="fixed"/>
-        <w:tblLook w:firstColumn="1" w:firstRow="1" w:lastColumn="0" w:lastRow="0" w:noHBand="0" w:noVBand="1" w:val="04A0"/>
         <w:tblBorders>
-          <w:top w:val="nil" w:sz="0" w:space="0" w:color="000000"/>
-          <w:left w:val="nil" w:sz="0" w:space="0" w:color="000000"/>
-          <w:bottom w:val="nil" w:sz="0" w:space="0" w:color="000000"/>
-          <w:right w:val="nil" w:sz="0" w:space="0" w:color="000000"/>
-          <w:insideH w:val="nil" w:sz="0" w:space="0" w:color="000000"/>
-          <w:insideV w:val="nil" w:sz="0" w:space="0" w:color="000000"/>
+          <w:top w:val="nil" w:sz="0" w:space="0" w:color="auto"/>
+          <w:left w:val="nil" w:sz="0" w:space="0" w:color="auto"/>
+          <w:bottom w:val="nil" w:sz="0" w:space="0" w:color="auto"/>
+          <w:right w:val="nil" w:sz="0" w:space="0" w:color="auto"/>
+          <w:insideH w:val="nil" w:sz="0" w:space="0" w:color="auto"/>
+          <w:insideV w:val="nil" w:sz="0" w:space="0" w:color="auto"/>
         </w:tblBorders>
       </w:tblPr>
       <w:tblGrid>
-        <w:gridCol w:w="5749"/>
-        <w:gridCol w:w="1621"/>
+        <w:gridCol w:w="7871"/>
+        <w:gridCol w:w="2220"/>
       </w:tblGrid>
       <w:tr>
-        <w:trPr>
-          <w:cantSplit/>
-        </w:trPr>
         <w:tc>
           <w:tcPr>
-            <w:tcW w:type="dxa" w:w="5749"/>
+            <w:tcW w:type="dxa" w:w="7871"/>
             <w:tcMar>
-              <w:top w:w="20" w:type="dxa"/>
+              <w:top w:w="40" w:type="dxa"/>
               <w:left w:w="0" w:type="dxa"/>
               <w:bottom w:w="40" w:type="dxa"/>
-              <w:right w:w="40" w:type="dxa"/>
+              <w:right w:w="80" w:type="dxa"/>
             </w:tcMar>
           </w:tcPr>
           <w:p>
             <w:pPr>
+              <w:keepNext/>
               <w:widowControl/>
-              <w:spacing w:before="0" w:after="0" w:lineRule="exact" w:line="270"/>
+              <w:spacing w:before="0" w:after="0" w:lineRule="auto" w:line="259"/>
               <w:jc w:val="left"/>
             </w:pPr>
+            <w:r/>
             <w:r>
               <w:rPr>
                 <w:rFonts w:ascii="Times New Roman" w:hAnsi="Times New Roman" w:cs="Times New Roman" w:eastAsia="Times New Roman"/>
                 <w:b/>
                 <w:i w:val="0"/>
-                <w:sz w:val="21"/>
+                <w:sz w:val="22"/>
+                <w:u w:val="none"/>
               </w:rPr>
               <w:t>2.  Fill in the blanks with appropriate words from the box. Find the information in the text. There are extra words which you need not use.</w:t>
             </w:r>
@@ -1343,26 +678,29 @@
         </w:tc>
         <w:tc>
           <w:tcPr>
-            <w:tcW w:type="dxa" w:w="1621"/>
+            <w:tcW w:type="dxa" w:w="2220"/>
             <w:tcMar>
-              <w:top w:w="20" w:type="dxa"/>
-              <w:left w:w="20" w:type="dxa"/>
+              <w:top w:w="40" w:type="dxa"/>
+              <w:left w:w="40" w:type="dxa"/>
               <w:bottom w:w="40" w:type="dxa"/>
               <w:right w:w="0" w:type="dxa"/>
             </w:tcMar>
           </w:tcPr>
           <w:p>
             <w:pPr>
+              <w:keepNext/>
               <w:widowControl/>
-              <w:spacing w:before="0" w:after="0" w:lineRule="exact" w:line="270"/>
+              <w:spacing w:before="0" w:after="0" w:lineRule="auto" w:line="259"/>
               <w:jc w:val="right"/>
             </w:pPr>
+            <w:r/>
             <w:r>
               <w:rPr>
                 <w:rFonts w:ascii="Times New Roman" w:hAnsi="Times New Roman" w:cs="Times New Roman" w:eastAsia="Times New Roman"/>
                 <w:b/>
                 <w:i w:val="0"/>
-                <w:sz w:val="21"/>
+                <w:sz w:val="22"/>
+                <w:u w:val="none"/>
               </w:rPr>
               <w:t>1 × 5 = 5</w:t>
             </w:r>
@@ -1372,50 +710,49 @@
     </w:tbl>
     <w:tbl>
       <w:tblPr>
-        <w:tblW w:type="dxa" w:w="7370"/>
+        <w:tblW w:type="dxa" w:w="10091"/>
+        <w:tblLook w:firstColumn="1" w:firstRow="1" w:lastColumn="0" w:lastRow="0" w:noHBand="0" w:noVBand="1" w:val="04A0"/>
         <w:tblLayout w:type="fixed"/>
-        <w:tblLook w:firstColumn="1" w:firstRow="1" w:lastColumn="0" w:lastRow="0" w:noHBand="0" w:noVBand="1" w:val="04A0"/>
         <w:tblBorders>
           <w:top w:val="single" w:sz="8" w:space="0" w:color="000000"/>
           <w:left w:val="single" w:sz="8" w:space="0" w:color="000000"/>
           <w:bottom w:val="single" w:sz="8" w:space="0" w:color="000000"/>
           <w:right w:val="single" w:sz="8" w:space="0" w:color="000000"/>
-          <w:insideH w:val="single" w:sz="8" w:space="0" w:color="000000"/>
-          <w:insideV w:val="single" w:sz="8" w:space="0" w:color="000000"/>
+          <w:insideH w:val="nil" w:sz="0" w:space="0" w:color="auto"/>
+          <w:insideV w:val="nil" w:sz="0" w:space="0" w:color="auto"/>
         </w:tblBorders>
       </w:tblPr>
       <w:tblGrid>
-        <w:gridCol w:w="7370"/>
+        <w:gridCol w:w="10091"/>
       </w:tblGrid>
       <w:tr>
-        <w:trPr>
-          <w:cantSplit/>
-        </w:trPr>
         <w:tc>
           <w:tcPr>
-            <w:tcW w:type="dxa" w:w="7370"/>
-            <w:shd w:val="clear" w:color="auto" w:fill="F2F2F2"/>
+            <w:tcW w:type="dxa" w:w="10091"/>
+            <w:shd w:val="clear" w:color="auto" w:fill="F3F3F3"/>
             <w:tcMar>
-              <w:top w:w="50" w:type="dxa"/>
+              <w:top w:w="60" w:type="dxa"/>
               <w:left w:w="80" w:type="dxa"/>
-              <w:bottom w:w="50" w:type="dxa"/>
+              <w:bottom w:w="60" w:type="dxa"/>
               <w:right w:w="80" w:type="dxa"/>
             </w:tcMar>
           </w:tcPr>
           <w:p>
             <w:pPr>
               <w:widowControl/>
-              <w:spacing w:before="0" w:after="0" w:lineRule="exact" w:line="280"/>
+              <w:spacing w:before="0" w:after="0" w:lineRule="auto" w:line="259"/>
               <w:jc w:val="center"/>
             </w:pPr>
+            <w:r/>
             <w:r>
               <w:rPr>
                 <w:rFonts w:ascii="Times New Roman" w:hAnsi="Times New Roman" w:cs="Times New Roman" w:eastAsia="Times New Roman"/>
                 <w:b/>
                 <w:i w:val="0"/>
-                <w:sz w:val="21"/>
+                <w:sz w:val="22"/>
+                <w:u w:val="none"/>
               </w:rPr>
-              <w:t>museum   guide   teacher   bus   trip   gallery   school   morning</w:t>
+              <w:t>museum     guide     teacher     bus     trip     gallery     school     morning</w:t>
             </w:r>
           </w:p>
         </w:tc>
@@ -1423,9 +760,8 @@
     </w:tbl>
     <w:p>
       <w:pPr>
-        <w:keepLines/>
         <w:widowControl/>
-        <w:spacing w:before="40" w:after="20" w:lineRule="exact" w:line="280"/>
+        <w:spacing w:before="60" w:after="40" w:lineRule="auto" w:line="254"/>
         <w:jc w:val="left"/>
       </w:pPr>
       <w:r>
@@ -1433,16 +769,16 @@
           <w:rFonts w:ascii="Times New Roman" w:hAnsi="Times New Roman" w:cs="Times New Roman" w:eastAsia="Times New Roman"/>
           <w:b w:val="0"/>
           <w:i w:val="0"/>
-          <w:sz w:val="21"/>
+          <w:sz w:val="22"/>
+          <w:u w:val="none"/>
         </w:rPr>
-        <w:t>(a)  They started from their __________ at 9 a.m.</w:t>
+        <w:t>(a)  They started from their ____________________ at 9 a.m.</w:t>
       </w:r>
     </w:p>
     <w:p>
       <w:pPr>
-        <w:keepLines/>
         <w:widowControl/>
-        <w:spacing w:before="40" w:after="20" w:lineRule="exact" w:line="280"/>
+        <w:spacing w:before="60" w:after="40" w:lineRule="auto" w:line="254"/>
         <w:jc w:val="left"/>
       </w:pPr>
       <w:r>
@@ -1450,16 +786,16 @@
           <w:rFonts w:ascii="Times New Roman" w:hAnsi="Times New Roman" w:cs="Times New Roman" w:eastAsia="Times New Roman"/>
           <w:b w:val="0"/>
           <w:i w:val="0"/>
-          <w:sz w:val="21"/>
+          <w:sz w:val="22"/>
+          <w:u w:val="none"/>
         </w:rPr>
-        <w:t>(b)  They went to the __________ by bus.</w:t>
+        <w:t>(b)  They went to the ____________________ by bus.</w:t>
       </w:r>
     </w:p>
     <w:p>
       <w:pPr>
-        <w:keepLines/>
         <w:widowControl/>
-        <w:spacing w:before="40" w:after="20" w:lineRule="exact" w:line="280"/>
+        <w:spacing w:before="60" w:after="40" w:lineRule="auto" w:line="254"/>
         <w:jc w:val="left"/>
       </w:pPr>
       <w:r>
@@ -1467,16 +803,16 @@
           <w:rFonts w:ascii="Times New Roman" w:hAnsi="Times New Roman" w:cs="Times New Roman" w:eastAsia="Times New Roman"/>
           <w:b w:val="0"/>
           <w:i w:val="0"/>
-          <w:sz w:val="21"/>
+          <w:sz w:val="22"/>
+          <w:u w:val="none"/>
         </w:rPr>
-        <w:t>(c)  The __________ Mr. Kamal, greeted them.</w:t>
+        <w:t>(c)  The ____________________ Mr. Kamal, greeted them.</w:t>
       </w:r>
     </w:p>
     <w:p>
       <w:pPr>
-        <w:keepLines/>
         <w:widowControl/>
-        <w:spacing w:before="40" w:after="20" w:lineRule="exact" w:line="280"/>
+        <w:spacing w:before="60" w:after="40" w:lineRule="auto" w:line="254"/>
         <w:jc w:val="left"/>
       </w:pPr>
       <w:r>
@@ -1484,16 +820,16 @@
           <w:rFonts w:ascii="Times New Roman" w:hAnsi="Times New Roman" w:cs="Times New Roman" w:eastAsia="Times New Roman"/>
           <w:b w:val="0"/>
           <w:i w:val="0"/>
-          <w:sz w:val="21"/>
+          <w:sz w:val="22"/>
+          <w:u w:val="none"/>
         </w:rPr>
-        <w:t>(d)  Their class __________ Mr. Khan went with them.</w:t>
+        <w:t>(d)  Their class ____________________ Mr. Khan went with them.</w:t>
       </w:r>
     </w:p>
     <w:p>
       <w:pPr>
-        <w:keepLines/>
         <w:widowControl/>
-        <w:spacing w:before="40" w:after="20" w:lineRule="exact" w:line="280"/>
+        <w:spacing w:before="60" w:after="40" w:lineRule="auto" w:line="254"/>
         <w:jc w:val="left"/>
       </w:pPr>
       <w:r>
@@ -1501,63 +837,56 @@
           <w:rFonts w:ascii="Times New Roman" w:hAnsi="Times New Roman" w:cs="Times New Roman" w:eastAsia="Times New Roman"/>
           <w:b w:val="0"/>
           <w:i w:val="0"/>
-          <w:sz w:val="21"/>
+          <w:sz w:val="22"/>
+          <w:u w:val="none"/>
         </w:rPr>
-        <w:t>(e)  It was a memorable __________ for them.</w:t>
+        <w:t>(e)  It was a memorable ____________________ for them.</w:t>
       </w:r>
-    </w:p>
-    <w:p>
-      <w:pPr>
-        <w:keepLines/>
-        <w:widowControl/>
-        <w:spacing w:before="0" w:after="0" w:lineRule="exact" w:line="40"/>
-        <w:jc w:val="left"/>
-      </w:pPr>
     </w:p>
     <w:tbl>
       <w:tblPr>
-        <w:tblW w:type="dxa" w:w="7370"/>
+        <w:tblW w:type="dxa" w:w="10091"/>
+        <w:tblLook w:firstColumn="1" w:firstRow="1" w:lastColumn="0" w:lastRow="0" w:noHBand="0" w:noVBand="1" w:val="04A0"/>
         <w:tblLayout w:type="fixed"/>
-        <w:tblLook w:firstColumn="1" w:firstRow="1" w:lastColumn="0" w:lastRow="0" w:noHBand="0" w:noVBand="1" w:val="04A0"/>
         <w:tblBorders>
-          <w:top w:val="nil" w:sz="0" w:space="0" w:color="000000"/>
-          <w:left w:val="nil" w:sz="0" w:space="0" w:color="000000"/>
-          <w:bottom w:val="nil" w:sz="0" w:space="0" w:color="000000"/>
-          <w:right w:val="nil" w:sz="0" w:space="0" w:color="000000"/>
-          <w:insideH w:val="nil" w:sz="0" w:space="0" w:color="000000"/>
-          <w:insideV w:val="nil" w:sz="0" w:space="0" w:color="000000"/>
+          <w:top w:val="nil" w:sz="0" w:space="0" w:color="auto"/>
+          <w:left w:val="nil" w:sz="0" w:space="0" w:color="auto"/>
+          <w:bottom w:val="nil" w:sz="0" w:space="0" w:color="auto"/>
+          <w:right w:val="nil" w:sz="0" w:space="0" w:color="auto"/>
+          <w:insideH w:val="nil" w:sz="0" w:space="0" w:color="auto"/>
+          <w:insideV w:val="nil" w:sz="0" w:space="0" w:color="auto"/>
         </w:tblBorders>
       </w:tblPr>
       <w:tblGrid>
-        <w:gridCol w:w="5749"/>
-        <w:gridCol w:w="1621"/>
+        <w:gridCol w:w="7871"/>
+        <w:gridCol w:w="2220"/>
       </w:tblGrid>
       <w:tr>
-        <w:trPr>
-          <w:cantSplit/>
-        </w:trPr>
         <w:tc>
           <w:tcPr>
-            <w:tcW w:type="dxa" w:w="5749"/>
+            <w:tcW w:type="dxa" w:w="7871"/>
             <w:tcMar>
-              <w:top w:w="20" w:type="dxa"/>
+              <w:top w:w="40" w:type="dxa"/>
               <w:left w:w="0" w:type="dxa"/>
               <w:bottom w:w="40" w:type="dxa"/>
-              <w:right w:w="40" w:type="dxa"/>
+              <w:right w:w="80" w:type="dxa"/>
             </w:tcMar>
           </w:tcPr>
           <w:p>
             <w:pPr>
+              <w:keepNext/>
               <w:widowControl/>
-              <w:spacing w:before="0" w:after="0" w:lineRule="exact" w:line="270"/>
+              <w:spacing w:before="0" w:after="0" w:lineRule="auto" w:line="259"/>
               <w:jc w:val="left"/>
             </w:pPr>
+            <w:r/>
             <w:r>
               <w:rPr>
                 <w:rFonts w:ascii="Times New Roman" w:hAnsi="Times New Roman" w:cs="Times New Roman" w:eastAsia="Times New Roman"/>
                 <w:b/>
                 <w:i w:val="0"/>
-                <w:sz w:val="21"/>
+                <w:sz w:val="22"/>
+                <w:u w:val="none"/>
               </w:rPr>
               <w:t>3.  Answer the following questions in a sentence or sentences.</w:t>
             </w:r>
@@ -1565,37 +894,30 @@
         </w:tc>
         <w:tc>
           <w:tcPr>
-            <w:tcW w:type="dxa" w:w="1621"/>
+            <w:tcW w:type="dxa" w:w="2220"/>
             <w:tcMar>
-              <w:top w:w="20" w:type="dxa"/>
-              <w:left w:w="20" w:type="dxa"/>
+              <w:top w:w="40" w:type="dxa"/>
+              <w:left w:w="40" w:type="dxa"/>
               <w:bottom w:w="40" w:type="dxa"/>
               <w:right w:w="0" w:type="dxa"/>
             </w:tcMar>
           </w:tcPr>
           <w:p>
             <w:pPr>
+              <w:keepNext/>
               <w:widowControl/>
-              <w:spacing w:before="0" w:after="0" w:lineRule="exact" w:line="270"/>
+              <w:spacing w:before="0" w:after="0" w:lineRule="auto" w:line="259"/>
               <w:jc w:val="right"/>
             </w:pPr>
-            <w:r>
-              <w:rPr>
-                <w:rFonts w:ascii="Times New Roman" w:hAnsi="Times New Roman" w:cs="Times New Roman" w:eastAsia="Times New Roman"/>
-                <w:b/>
-                <w:i w:val="0"/>
-                <w:sz w:val="21"/>
-              </w:rPr>
-            </w:r>
+            <w:r/>
           </w:p>
         </w:tc>
       </w:tr>
     </w:tbl>
     <w:p>
       <w:pPr>
-        <w:keepLines/>
         <w:widowControl/>
-        <w:spacing w:before="40" w:after="20" w:lineRule="exact" w:line="270"/>
+        <w:spacing w:before="60" w:after="40" w:lineRule="auto" w:line="254"/>
         <w:jc w:val="left"/>
       </w:pPr>
       <w:r>
@@ -1603,7 +925,8 @@
           <w:rFonts w:ascii="Times New Roman" w:hAnsi="Times New Roman" w:cs="Times New Roman" w:eastAsia="Times New Roman"/>
           <w:b w:val="0"/>
           <w:i w:val="0"/>
-          <w:sz w:val="21"/>
+          <w:sz w:val="22"/>
+          <w:u w:val="none"/>
         </w:rPr>
         <w:t xml:space="preserve">(a)  Where did Farhana and her classmates go for the field trip?  </w:t>
       </w:r>
@@ -1612,25 +935,26 @@
           <w:rFonts w:ascii="Times New Roman" w:hAnsi="Times New Roman" w:cs="Times New Roman" w:eastAsia="Times New Roman"/>
           <w:b w:val="0"/>
           <w:i/>
-          <w:sz w:val="18"/>
+          <w:sz w:val="20"/>
+          <w:u w:val="none"/>
         </w:rPr>
-        <w:t xml:space="preserve">[Knowledge]  </w:t>
+        <w:t xml:space="preserve">[Knowledge]   </w:t>
       </w:r>
       <w:r>
         <w:rPr>
           <w:rFonts w:ascii="Times New Roman" w:hAnsi="Times New Roman" w:cs="Times New Roman" w:eastAsia="Times New Roman"/>
           <w:b/>
           <w:i w:val="0"/>
-          <w:sz w:val="21"/>
+          <w:sz w:val="22"/>
+          <w:u w:val="none"/>
         </w:rPr>
         <w:t>1</w:t>
       </w:r>
     </w:p>
     <w:p>
       <w:pPr>
-        <w:keepLines/>
         <w:widowControl/>
-        <w:spacing w:before="40" w:after="20" w:lineRule="exact" w:line="270"/>
+        <w:spacing w:before="60" w:after="40" w:lineRule="auto" w:line="254"/>
         <w:jc w:val="left"/>
       </w:pPr>
       <w:r>
@@ -1638,7 +962,8 @@
           <w:rFonts w:ascii="Times New Roman" w:hAnsi="Times New Roman" w:cs="Times New Roman" w:eastAsia="Times New Roman"/>
           <w:b w:val="0"/>
           <w:i w:val="0"/>
-          <w:sz w:val="21"/>
+          <w:sz w:val="22"/>
+          <w:u w:val="none"/>
         </w:rPr>
         <w:t xml:space="preserve">(b)  How can a student join the field trip?  </w:t>
       </w:r>
@@ -1647,25 +972,26 @@
           <w:rFonts w:ascii="Times New Roman" w:hAnsi="Times New Roman" w:cs="Times New Roman" w:eastAsia="Times New Roman"/>
           <w:b w:val="0"/>
           <w:i/>
-          <w:sz w:val="18"/>
+          <w:sz w:val="20"/>
+          <w:u w:val="none"/>
         </w:rPr>
-        <w:t xml:space="preserve">[Understanding]  </w:t>
+        <w:t xml:space="preserve">[Understanding]   </w:t>
       </w:r>
       <w:r>
         <w:rPr>
           <w:rFonts w:ascii="Times New Roman" w:hAnsi="Times New Roman" w:cs="Times New Roman" w:eastAsia="Times New Roman"/>
           <w:b/>
           <w:i w:val="0"/>
-          <w:sz w:val="21"/>
+          <w:sz w:val="22"/>
+          <w:u w:val="none"/>
         </w:rPr>
         <w:t>2</w:t>
       </w:r>
     </w:p>
     <w:p>
       <w:pPr>
-        <w:keepLines/>
         <w:widowControl/>
-        <w:spacing w:before="40" w:after="20" w:lineRule="exact" w:line="270"/>
+        <w:spacing w:before="60" w:after="40" w:lineRule="auto" w:line="254"/>
         <w:jc w:val="left"/>
       </w:pPr>
       <w:r>
@@ -1673,7 +999,8 @@
           <w:rFonts w:ascii="Times New Roman" w:hAnsi="Times New Roman" w:cs="Times New Roman" w:eastAsia="Times New Roman"/>
           <w:b w:val="0"/>
           <w:i w:val="0"/>
-          <w:sz w:val="21"/>
+          <w:sz w:val="22"/>
+          <w:u w:val="none"/>
         </w:rPr>
         <w:t xml:space="preserve">(c)  Where are they going on the trip?  </w:t>
       </w:r>
@@ -1682,26 +1009,31 @@
           <w:rFonts w:ascii="Times New Roman" w:hAnsi="Times New Roman" w:cs="Times New Roman" w:eastAsia="Times New Roman"/>
           <w:b w:val="0"/>
           <w:i/>
-          <w:sz w:val="18"/>
+          <w:sz w:val="20"/>
+          <w:u w:val="none"/>
         </w:rPr>
-        <w:t xml:space="preserve">[Higher-order thinking]  </w:t>
+        <w:t xml:space="preserve">[Higher-order thinking]   </w:t>
       </w:r>
       <w:r>
         <w:rPr>
           <w:rFonts w:ascii="Times New Roman" w:hAnsi="Times New Roman" w:cs="Times New Roman" w:eastAsia="Times New Roman"/>
           <w:b/>
           <w:i w:val="0"/>
-          <w:sz w:val="21"/>
+          <w:sz w:val="22"/>
+          <w:u w:val="none"/>
         </w:rPr>
         <w:t>2</w:t>
       </w:r>
     </w:p>
     <w:p>
+      <w:r>
+        <w:br w:type="page"/>
+      </w:r>
+    </w:p>
+    <w:p>
       <w:pPr>
-        <w:keepNext/>
-        <w:keepLines/>
         <w:widowControl/>
-        <w:spacing w:before="120" w:after="40" w:lineRule="exact" w:line="264"/>
+        <w:spacing w:before="0" w:after="60" w:lineRule="auto" w:line="254"/>
         <w:jc w:val="left"/>
       </w:pPr>
       <w:r>
@@ -1709,46 +1041,44 @@
           <w:rFonts w:ascii="Times New Roman" w:hAnsi="Times New Roman" w:cs="Times New Roman" w:eastAsia="Times New Roman"/>
           <w:b/>
           <w:i w:val="0"/>
-          <w:sz w:val="21"/>
+          <w:sz w:val="22"/>
+          <w:u w:val="none"/>
         </w:rPr>
         <w:t>Read the text and answer the questions no. 4 and 5.</w:t>
       </w:r>
     </w:p>
     <w:tbl>
       <w:tblPr>
-        <w:tblW w:type="dxa" w:w="7370"/>
+        <w:tblW w:type="dxa" w:w="10091"/>
+        <w:tblLook w:firstColumn="1" w:firstRow="1" w:lastColumn="0" w:lastRow="0" w:noHBand="0" w:noVBand="1" w:val="04A0"/>
         <w:tblLayout w:type="fixed"/>
-        <w:tblLook w:firstColumn="1" w:firstRow="1" w:lastColumn="0" w:lastRow="0" w:noHBand="0" w:noVBand="1" w:val="04A0"/>
         <w:tblBorders>
           <w:top w:val="single" w:sz="8" w:space="0" w:color="000000"/>
           <w:left w:val="single" w:sz="8" w:space="0" w:color="000000"/>
           <w:bottom w:val="single" w:sz="8" w:space="0" w:color="000000"/>
           <w:right w:val="single" w:sz="8" w:space="0" w:color="000000"/>
-          <w:insideH w:val="single" w:sz="8" w:space="0" w:color="000000"/>
-          <w:insideV w:val="single" w:sz="8" w:space="0" w:color="000000"/>
+          <w:insideH w:val="nil" w:sz="0" w:space="0" w:color="auto"/>
+          <w:insideV w:val="nil" w:sz="0" w:space="0" w:color="auto"/>
         </w:tblBorders>
       </w:tblPr>
       <w:tblGrid>
-        <w:gridCol w:w="7370"/>
+        <w:gridCol w:w="10091"/>
       </w:tblGrid>
       <w:tr>
-        <w:trPr>
-          <w:cantSplit/>
-        </w:trPr>
         <w:tc>
           <w:tcPr>
-            <w:tcW w:type="dxa" w:w="7370"/>
+            <w:tcW w:type="dxa" w:w="10091"/>
             <w:tcMar>
-              <w:top w:w="40" w:type="dxa"/>
-              <w:left w:w="70" w:type="dxa"/>
-              <w:bottom w:w="40" w:type="dxa"/>
-              <w:right w:w="70" w:type="dxa"/>
+              <w:top w:w="80" w:type="dxa"/>
+              <w:left w:w="100" w:type="dxa"/>
+              <w:bottom w:w="80" w:type="dxa"/>
+              <w:right w:w="100" w:type="dxa"/>
             </w:tcMar>
           </w:tcPr>
           <w:p>
             <w:pPr>
               <w:widowControl/>
-              <w:spacing w:before="0" w:after="0" w:lineRule="exact" w:line="224"/>
+              <w:spacing w:before="0" w:after="0" w:lineRule="auto" w:line="259"/>
               <w:jc w:val="both"/>
             </w:pPr>
             <w:r>
@@ -1756,7 +1086,8 @@
                 <w:rFonts w:ascii="Times New Roman" w:hAnsi="Times New Roman" w:cs="Times New Roman" w:eastAsia="Times New Roman"/>
                 <w:b w:val="0"/>
                 <w:i w:val="0"/>
-                <w:sz w:val="18"/>
+                <w:sz w:val="22"/>
+                <w:u w:val="none"/>
               </w:rPr>
               <w:t>Roni lives with his parents in a beautiful house. There is a big yard in front of their house. Roni reads in a local government primary school. He is a student of class 5. He likes gardening. He made a flower garden in front of their house. It gives him much pleasure. Everyday Roni works in the garden at least an hour. On holidays he works more in the garden. His parents help him in the garden. Roni waters the plants regularly. He keeps the garden clean. He made a fence around the garden to save the plants from cows and goats. There are many kinds of flowers in his garden. He becomes very happy when the garden is full of flowers. When his friends or relatives come to visit his house, he takes them into his garden to show them various kinds of flowers. They become surprised and very happy to see the garden. Roni also grows some vegetables in one corner of the garden. His mother is very happy to have the vegetables. Roni feels very proud of his garden.</w:t>
             </w:r>
@@ -1764,58 +1095,50 @@
         </w:tc>
       </w:tr>
     </w:tbl>
-    <w:p>
-      <w:pPr>
-        <w:keepLines/>
-        <w:widowControl/>
-        <w:spacing w:before="0" w:after="0" w:lineRule="exact" w:line="40"/>
-        <w:jc w:val="left"/>
-      </w:pPr>
-    </w:p>
     <w:tbl>
       <w:tblPr>
-        <w:tblW w:type="dxa" w:w="7370"/>
+        <w:tblW w:type="dxa" w:w="10091"/>
+        <w:tblLook w:firstColumn="1" w:firstRow="1" w:lastColumn="0" w:lastRow="0" w:noHBand="0" w:noVBand="1" w:val="04A0"/>
         <w:tblLayout w:type="fixed"/>
-        <w:tblLook w:firstColumn="1" w:firstRow="1" w:lastColumn="0" w:lastRow="0" w:noHBand="0" w:noVBand="1" w:val="04A0"/>
         <w:tblBorders>
-          <w:top w:val="nil" w:sz="0" w:space="0" w:color="000000"/>
-          <w:left w:val="nil" w:sz="0" w:space="0" w:color="000000"/>
-          <w:bottom w:val="nil" w:sz="0" w:space="0" w:color="000000"/>
-          <w:right w:val="nil" w:sz="0" w:space="0" w:color="000000"/>
-          <w:insideH w:val="nil" w:sz="0" w:space="0" w:color="000000"/>
-          <w:insideV w:val="nil" w:sz="0" w:space="0" w:color="000000"/>
+          <w:top w:val="nil" w:sz="0" w:space="0" w:color="auto"/>
+          <w:left w:val="nil" w:sz="0" w:space="0" w:color="auto"/>
+          <w:bottom w:val="nil" w:sz="0" w:space="0" w:color="auto"/>
+          <w:right w:val="nil" w:sz="0" w:space="0" w:color="auto"/>
+          <w:insideH w:val="nil" w:sz="0" w:space="0" w:color="auto"/>
+          <w:insideV w:val="nil" w:sz="0" w:space="0" w:color="auto"/>
         </w:tblBorders>
       </w:tblPr>
       <w:tblGrid>
-        <w:gridCol w:w="5749"/>
-        <w:gridCol w:w="1621"/>
+        <w:gridCol w:w="7871"/>
+        <w:gridCol w:w="2220"/>
       </w:tblGrid>
       <w:tr>
-        <w:trPr>
-          <w:cantSplit/>
-        </w:trPr>
         <w:tc>
           <w:tcPr>
-            <w:tcW w:type="dxa" w:w="5749"/>
+            <w:tcW w:type="dxa" w:w="7871"/>
             <w:tcMar>
-              <w:top w:w="20" w:type="dxa"/>
+              <w:top w:w="40" w:type="dxa"/>
               <w:left w:w="0" w:type="dxa"/>
               <w:bottom w:w="40" w:type="dxa"/>
-              <w:right w:w="40" w:type="dxa"/>
+              <w:right w:w="80" w:type="dxa"/>
             </w:tcMar>
           </w:tcPr>
           <w:p>
             <w:pPr>
+              <w:keepNext/>
               <w:widowControl/>
-              <w:spacing w:before="0" w:after="0" w:lineRule="exact" w:line="270"/>
+              <w:spacing w:before="0" w:after="0" w:lineRule="auto" w:line="259"/>
               <w:jc w:val="left"/>
             </w:pPr>
+            <w:r/>
             <w:r>
               <w:rPr>
                 <w:rFonts w:ascii="Times New Roman" w:hAnsi="Times New Roman" w:cs="Times New Roman" w:eastAsia="Times New Roman"/>
                 <w:b/>
                 <w:i w:val="0"/>
-                <w:sz w:val="21"/>
+                <w:sz w:val="22"/>
+                <w:u w:val="none"/>
               </w:rPr>
               <w:t>4.  Match the words in Column A with their meanings in Column B. Two extra meanings are given in column B.</w:t>
             </w:r>
@@ -1823,26 +1146,29 @@
         </w:tc>
         <w:tc>
           <w:tcPr>
-            <w:tcW w:type="dxa" w:w="1621"/>
+            <w:tcW w:type="dxa" w:w="2220"/>
             <w:tcMar>
-              <w:top w:w="20" w:type="dxa"/>
-              <w:left w:w="20" w:type="dxa"/>
+              <w:top w:w="40" w:type="dxa"/>
+              <w:left w:w="40" w:type="dxa"/>
               <w:bottom w:w="40" w:type="dxa"/>
               <w:right w:w="0" w:type="dxa"/>
             </w:tcMar>
           </w:tcPr>
           <w:p>
             <w:pPr>
+              <w:keepNext/>
               <w:widowControl/>
-              <w:spacing w:before="0" w:after="0" w:lineRule="exact" w:line="270"/>
+              <w:spacing w:before="0" w:after="0" w:lineRule="auto" w:line="259"/>
               <w:jc w:val="right"/>
             </w:pPr>
+            <w:r/>
             <w:r>
               <w:rPr>
                 <w:rFonts w:ascii="Times New Roman" w:hAnsi="Times New Roman" w:cs="Times New Roman" w:eastAsia="Times New Roman"/>
                 <w:b/>
                 <w:i w:val="0"/>
-                <w:sz w:val="21"/>
+                <w:sz w:val="22"/>
+                <w:u w:val="none"/>
               </w:rPr>
               <w:t>1 × 5 = 5</w:t>
             </w:r>
@@ -1852,9 +1178,9 @@
     </w:tbl>
     <w:tbl>
       <w:tblPr>
-        <w:tblW w:type="dxa" w:w="7370"/>
+        <w:tblW w:type="dxa" w:w="10091"/>
+        <w:tblLook w:firstColumn="1" w:firstRow="1" w:lastColumn="0" w:lastRow="0" w:noHBand="0" w:noVBand="1" w:val="04A0"/>
         <w:tblLayout w:type="fixed"/>
-        <w:tblLook w:firstColumn="1" w:firstRow="1" w:lastColumn="0" w:lastRow="0" w:noHBand="0" w:noVBand="1" w:val="04A0"/>
         <w:tblBorders>
           <w:top w:val="single" w:sz="6" w:space="0" w:color="000000"/>
           <w:left w:val="single" w:sz="6" w:space="0" w:color="000000"/>
@@ -1865,36 +1191,35 @@
         </w:tblBorders>
       </w:tblPr>
       <w:tblGrid>
-        <w:gridCol w:w="2358"/>
-        <w:gridCol w:w="5012"/>
+        <w:gridCol w:w="3027"/>
+        <w:gridCol w:w="7064"/>
       </w:tblGrid>
       <w:tr>
-        <w:trPr>
-          <w:cantSplit/>
-        </w:trPr>
         <w:tc>
           <w:tcPr>
-            <w:tcW w:type="dxa" w:w="2358"/>
+            <w:tcW w:type="dxa" w:w="3027"/>
             <w:tcMar>
-              <w:top w:w="16" w:type="dxa"/>
-              <w:left w:w="50" w:type="dxa"/>
-              <w:bottom w:w="16" w:type="dxa"/>
-              <w:right w:w="30" w:type="dxa"/>
+              <w:top w:w="20" w:type="dxa"/>
+              <w:left w:w="60" w:type="dxa"/>
+              <w:bottom w:w="20" w:type="dxa"/>
+              <w:right w:w="40" w:type="dxa"/>
             </w:tcMar>
             <w:shd w:val="clear" w:color="auto" w:fill="E8E8E8"/>
           </w:tcPr>
           <w:p>
             <w:pPr>
               <w:widowControl/>
-              <w:spacing w:before="0" w:after="0" w:lineRule="exact" w:line="250"/>
+              <w:spacing w:before="0" w:after="0" w:lineRule="auto" w:line="259"/>
               <w:jc w:val="center"/>
             </w:pPr>
+            <w:r/>
             <w:r>
               <w:rPr>
                 <w:rFonts w:ascii="Times New Roman" w:hAnsi="Times New Roman" w:cs="Times New Roman" w:eastAsia="Times New Roman"/>
                 <w:b/>
                 <w:i w:val="0"/>
-                <w:sz w:val="20"/>
+                <w:sz w:val="21"/>
+                <w:u w:val="none"/>
               </w:rPr>
               <w:t>Column A</w:t>
             </w:r>
@@ -1902,27 +1227,29 @@
         </w:tc>
         <w:tc>
           <w:tcPr>
-            <w:tcW w:type="dxa" w:w="5012"/>
+            <w:tcW w:type="dxa" w:w="7064"/>
             <w:tcMar>
-              <w:top w:w="16" w:type="dxa"/>
-              <w:left w:w="50" w:type="dxa"/>
-              <w:bottom w:w="16" w:type="dxa"/>
-              <w:right w:w="30" w:type="dxa"/>
+              <w:top w:w="20" w:type="dxa"/>
+              <w:left w:w="60" w:type="dxa"/>
+              <w:bottom w:w="20" w:type="dxa"/>
+              <w:right w:w="40" w:type="dxa"/>
             </w:tcMar>
             <w:shd w:val="clear" w:color="auto" w:fill="E8E8E8"/>
           </w:tcPr>
           <w:p>
             <w:pPr>
               <w:widowControl/>
-              <w:spacing w:before="0" w:after="0" w:lineRule="exact" w:line="250"/>
+              <w:spacing w:before="0" w:after="0" w:lineRule="auto" w:line="259"/>
               <w:jc w:val="center"/>
             </w:pPr>
+            <w:r/>
             <w:r>
               <w:rPr>
                 <w:rFonts w:ascii="Times New Roman" w:hAnsi="Times New Roman" w:cs="Times New Roman" w:eastAsia="Times New Roman"/>
                 <w:b/>
                 <w:i w:val="0"/>
-                <w:sz w:val="20"/>
+                <w:sz w:val="21"/>
+                <w:u w:val="none"/>
               </w:rPr>
               <w:t>Column B</w:t>
             </w:r>
@@ -1930,30 +1257,30 @@
         </w:tc>
       </w:tr>
       <w:tr>
-        <w:trPr>
-          <w:cantSplit/>
-        </w:trPr>
         <w:tc>
           <w:tcPr>
-            <w:tcW w:type="dxa" w:w="2358"/>
+            <w:tcW w:type="dxa" w:w="3027"/>
             <w:tcMar>
-              <w:top w:w="16" w:type="dxa"/>
-              <w:left w:w="50" w:type="dxa"/>
-              <w:bottom w:w="16" w:type="dxa"/>
-              <w:right w:w="30" w:type="dxa"/>
+              <w:top w:w="20" w:type="dxa"/>
+              <w:left w:w="60" w:type="dxa"/>
+              <w:bottom w:w="20" w:type="dxa"/>
+              <w:right w:w="40" w:type="dxa"/>
             </w:tcMar>
           </w:tcPr>
           <w:p>
             <w:pPr>
               <w:widowControl/>
-              <w:spacing w:before="0" w:after="0" w:lineRule="exact" w:line="250"/>
+              <w:spacing w:before="0" w:after="0" w:lineRule="auto" w:line="259"/>
+              <w:jc w:val="left"/>
             </w:pPr>
+            <w:r/>
             <w:r>
               <w:rPr>
                 <w:rFonts w:ascii="Times New Roman" w:hAnsi="Times New Roman" w:cs="Times New Roman" w:eastAsia="Times New Roman"/>
                 <w:b w:val="0"/>
                 <w:i w:val="0"/>
-                <w:sz w:val="20"/>
+                <w:sz w:val="21"/>
+                <w:u w:val="none"/>
               </w:rPr>
               <w:t>(a) pleasure</w:t>
             </w:r>
@@ -1961,25 +1288,28 @@
         </w:tc>
         <w:tc>
           <w:tcPr>
-            <w:tcW w:type="dxa" w:w="5012"/>
+            <w:tcW w:type="dxa" w:w="7064"/>
             <w:tcMar>
-              <w:top w:w="16" w:type="dxa"/>
-              <w:left w:w="50" w:type="dxa"/>
-              <w:bottom w:w="16" w:type="dxa"/>
-              <w:right w:w="30" w:type="dxa"/>
+              <w:top w:w="20" w:type="dxa"/>
+              <w:left w:w="60" w:type="dxa"/>
+              <w:bottom w:w="20" w:type="dxa"/>
+              <w:right w:w="40" w:type="dxa"/>
             </w:tcMar>
           </w:tcPr>
           <w:p>
             <w:pPr>
               <w:widowControl/>
-              <w:spacing w:before="0" w:after="0" w:lineRule="exact" w:line="250"/>
+              <w:spacing w:before="0" w:after="0" w:lineRule="auto" w:line="259"/>
+              <w:jc w:val="left"/>
             </w:pPr>
+            <w:r/>
             <w:r>
               <w:rPr>
                 <w:rFonts w:ascii="Times New Roman" w:hAnsi="Times New Roman" w:cs="Times New Roman" w:eastAsia="Times New Roman"/>
                 <w:b w:val="0"/>
                 <w:i w:val="0"/>
-                <w:sz w:val="20"/>
+                <w:sz w:val="21"/>
+                <w:u w:val="none"/>
               </w:rPr>
               <w:t>(i)  a barrier made of wood, wire or metal to protect an area</w:t>
             </w:r>
@@ -1987,30 +1317,30 @@
         </w:tc>
       </w:tr>
       <w:tr>
-        <w:trPr>
-          <w:cantSplit/>
-        </w:trPr>
         <w:tc>
           <w:tcPr>
-            <w:tcW w:type="dxa" w:w="2358"/>
+            <w:tcW w:type="dxa" w:w="3027"/>
             <w:tcMar>
-              <w:top w:w="16" w:type="dxa"/>
-              <w:left w:w="50" w:type="dxa"/>
-              <w:bottom w:w="16" w:type="dxa"/>
-              <w:right w:w="30" w:type="dxa"/>
+              <w:top w:w="20" w:type="dxa"/>
+              <w:left w:w="60" w:type="dxa"/>
+              <w:bottom w:w="20" w:type="dxa"/>
+              <w:right w:w="40" w:type="dxa"/>
             </w:tcMar>
           </w:tcPr>
           <w:p>
             <w:pPr>
               <w:widowControl/>
-              <w:spacing w:before="0" w:after="0" w:lineRule="exact" w:line="250"/>
+              <w:spacing w:before="0" w:after="0" w:lineRule="auto" w:line="259"/>
+              <w:jc w:val="left"/>
             </w:pPr>
+            <w:r/>
             <w:r>
               <w:rPr>
                 <w:rFonts w:ascii="Times New Roman" w:hAnsi="Times New Roman" w:cs="Times New Roman" w:eastAsia="Times New Roman"/>
                 <w:b w:val="0"/>
                 <w:i w:val="0"/>
-                <w:sz w:val="20"/>
+                <w:sz w:val="21"/>
+                <w:u w:val="none"/>
               </w:rPr>
               <w:t>(b) fence</w:t>
             </w:r>
@@ -2018,25 +1348,28 @@
         </w:tc>
         <w:tc>
           <w:tcPr>
-            <w:tcW w:type="dxa" w:w="5012"/>
+            <w:tcW w:type="dxa" w:w="7064"/>
             <w:tcMar>
-              <w:top w:w="16" w:type="dxa"/>
-              <w:left w:w="50" w:type="dxa"/>
-              <w:bottom w:w="16" w:type="dxa"/>
-              <w:right w:w="30" w:type="dxa"/>
+              <w:top w:w="20" w:type="dxa"/>
+              <w:left w:w="60" w:type="dxa"/>
+              <w:bottom w:w="20" w:type="dxa"/>
+              <w:right w:w="40" w:type="dxa"/>
             </w:tcMar>
           </w:tcPr>
           <w:p>
             <w:pPr>
               <w:widowControl/>
-              <w:spacing w:before="0" w:after="0" w:lineRule="exact" w:line="250"/>
+              <w:spacing w:before="0" w:after="0" w:lineRule="auto" w:line="259"/>
+              <w:jc w:val="left"/>
             </w:pPr>
+            <w:r/>
             <w:r>
               <w:rPr>
                 <w:rFonts w:ascii="Times New Roman" w:hAnsi="Times New Roman" w:cs="Times New Roman" w:eastAsia="Times New Roman"/>
                 <w:b w:val="0"/>
                 <w:i w:val="0"/>
-                <w:sz w:val="20"/>
+                <w:sz w:val="21"/>
+                <w:u w:val="none"/>
               </w:rPr>
               <w:t>(ii)  friends and neighbours</w:t>
             </w:r>
@@ -2044,30 +1377,30 @@
         </w:tc>
       </w:tr>
       <w:tr>
-        <w:trPr>
-          <w:cantSplit/>
-        </w:trPr>
         <w:tc>
           <w:tcPr>
-            <w:tcW w:type="dxa" w:w="2358"/>
+            <w:tcW w:type="dxa" w:w="3027"/>
             <w:tcMar>
-              <w:top w:w="16" w:type="dxa"/>
-              <w:left w:w="50" w:type="dxa"/>
-              <w:bottom w:w="16" w:type="dxa"/>
-              <w:right w:w="30" w:type="dxa"/>
+              <w:top w:w="20" w:type="dxa"/>
+              <w:left w:w="60" w:type="dxa"/>
+              <w:bottom w:w="20" w:type="dxa"/>
+              <w:right w:w="40" w:type="dxa"/>
             </w:tcMar>
           </w:tcPr>
           <w:p>
             <w:pPr>
               <w:widowControl/>
-              <w:spacing w:before="0" w:after="0" w:lineRule="exact" w:line="250"/>
+              <w:spacing w:before="0" w:after="0" w:lineRule="auto" w:line="259"/>
+              <w:jc w:val="left"/>
             </w:pPr>
+            <w:r/>
             <w:r>
               <w:rPr>
                 <w:rFonts w:ascii="Times New Roman" w:hAnsi="Times New Roman" w:cs="Times New Roman" w:eastAsia="Times New Roman"/>
                 <w:b w:val="0"/>
                 <w:i w:val="0"/>
-                <w:sz w:val="20"/>
+                <w:sz w:val="21"/>
+                <w:u w:val="none"/>
               </w:rPr>
               <w:t>(c) relatives</w:t>
             </w:r>
@@ -2075,25 +1408,28 @@
         </w:tc>
         <w:tc>
           <w:tcPr>
-            <w:tcW w:type="dxa" w:w="5012"/>
+            <w:tcW w:type="dxa" w:w="7064"/>
             <w:tcMar>
-              <w:top w:w="16" w:type="dxa"/>
-              <w:left w:w="50" w:type="dxa"/>
-              <w:bottom w:w="16" w:type="dxa"/>
-              <w:right w:w="30" w:type="dxa"/>
+              <w:top w:w="20" w:type="dxa"/>
+              <w:left w:w="60" w:type="dxa"/>
+              <w:bottom w:w="20" w:type="dxa"/>
+              <w:right w:w="40" w:type="dxa"/>
             </w:tcMar>
           </w:tcPr>
           <w:p>
             <w:pPr>
               <w:widowControl/>
-              <w:spacing w:before="0" w:after="0" w:lineRule="exact" w:line="250"/>
+              <w:spacing w:before="0" w:after="0" w:lineRule="auto" w:line="259"/>
+              <w:jc w:val="left"/>
             </w:pPr>
+            <w:r/>
             <w:r>
               <w:rPr>
                 <w:rFonts w:ascii="Times New Roman" w:hAnsi="Times New Roman" w:cs="Times New Roman" w:eastAsia="Times New Roman"/>
                 <w:b w:val="0"/>
                 <w:i w:val="0"/>
-                <w:sz w:val="20"/>
+                <w:sz w:val="21"/>
+                <w:u w:val="none"/>
               </w:rPr>
               <w:t>(iii)  a feeling of being enjoyed</w:t>
             </w:r>
@@ -2101,30 +1437,30 @@
         </w:tc>
       </w:tr>
       <w:tr>
-        <w:trPr>
-          <w:cantSplit/>
-        </w:trPr>
         <w:tc>
           <w:tcPr>
-            <w:tcW w:type="dxa" w:w="2358"/>
+            <w:tcW w:type="dxa" w:w="3027"/>
             <w:tcMar>
-              <w:top w:w="16" w:type="dxa"/>
-              <w:left w:w="50" w:type="dxa"/>
-              <w:bottom w:w="16" w:type="dxa"/>
-              <w:right w:w="30" w:type="dxa"/>
+              <w:top w:w="20" w:type="dxa"/>
+              <w:left w:w="60" w:type="dxa"/>
+              <w:bottom w:w="20" w:type="dxa"/>
+              <w:right w:w="40" w:type="dxa"/>
             </w:tcMar>
           </w:tcPr>
           <w:p>
             <w:pPr>
               <w:widowControl/>
-              <w:spacing w:before="0" w:after="0" w:lineRule="exact" w:line="250"/>
+              <w:spacing w:before="0" w:after="0" w:lineRule="auto" w:line="259"/>
+              <w:jc w:val="left"/>
             </w:pPr>
+            <w:r/>
             <w:r>
               <w:rPr>
                 <w:rFonts w:ascii="Times New Roman" w:hAnsi="Times New Roman" w:cs="Times New Roman" w:eastAsia="Times New Roman"/>
                 <w:b w:val="0"/>
                 <w:i w:val="0"/>
-                <w:sz w:val="20"/>
+                <w:sz w:val="21"/>
+                <w:u w:val="none"/>
               </w:rPr>
               <w:t>(d) surprised</w:t>
             </w:r>
@@ -2132,25 +1468,28 @@
         </w:tc>
         <w:tc>
           <w:tcPr>
-            <w:tcW w:type="dxa" w:w="5012"/>
+            <w:tcW w:type="dxa" w:w="7064"/>
             <w:tcMar>
-              <w:top w:w="16" w:type="dxa"/>
-              <w:left w:w="50" w:type="dxa"/>
-              <w:bottom w:w="16" w:type="dxa"/>
-              <w:right w:w="30" w:type="dxa"/>
+              <w:top w:w="20" w:type="dxa"/>
+              <w:left w:w="60" w:type="dxa"/>
+              <w:bottom w:w="20" w:type="dxa"/>
+              <w:right w:w="40" w:type="dxa"/>
             </w:tcMar>
           </w:tcPr>
           <w:p>
             <w:pPr>
               <w:widowControl/>
-              <w:spacing w:before="0" w:after="0" w:lineRule="exact" w:line="250"/>
+              <w:spacing w:before="0" w:after="0" w:lineRule="auto" w:line="259"/>
+              <w:jc w:val="left"/>
             </w:pPr>
+            <w:r/>
             <w:r>
               <w:rPr>
                 <w:rFonts w:ascii="Times New Roman" w:hAnsi="Times New Roman" w:cs="Times New Roman" w:eastAsia="Times New Roman"/>
                 <w:b w:val="0"/>
                 <w:i w:val="0"/>
-                <w:sz w:val="20"/>
+                <w:sz w:val="21"/>
+                <w:u w:val="none"/>
               </w:rPr>
               <w:t>(iv)  state of being arrogant</w:t>
             </w:r>
@@ -2158,30 +1497,30 @@
         </w:tc>
       </w:tr>
       <w:tr>
-        <w:trPr>
-          <w:cantSplit/>
-        </w:trPr>
         <w:tc>
           <w:tcPr>
-            <w:tcW w:type="dxa" w:w="2358"/>
+            <w:tcW w:type="dxa" w:w="3027"/>
             <w:tcMar>
-              <w:top w:w="16" w:type="dxa"/>
-              <w:left w:w="50" w:type="dxa"/>
-              <w:bottom w:w="16" w:type="dxa"/>
-              <w:right w:w="30" w:type="dxa"/>
+              <w:top w:w="20" w:type="dxa"/>
+              <w:left w:w="60" w:type="dxa"/>
+              <w:bottom w:w="20" w:type="dxa"/>
+              <w:right w:w="40" w:type="dxa"/>
             </w:tcMar>
           </w:tcPr>
           <w:p>
             <w:pPr>
               <w:widowControl/>
-              <w:spacing w:before="0" w:after="0" w:lineRule="exact" w:line="250"/>
+              <w:spacing w:before="0" w:after="0" w:lineRule="auto" w:line="259"/>
+              <w:jc w:val="left"/>
             </w:pPr>
+            <w:r/>
             <w:r>
               <w:rPr>
                 <w:rFonts w:ascii="Times New Roman" w:hAnsi="Times New Roman" w:cs="Times New Roman" w:eastAsia="Times New Roman"/>
                 <w:b w:val="0"/>
                 <w:i w:val="0"/>
-                <w:sz w:val="20"/>
+                <w:sz w:val="21"/>
+                <w:u w:val="none"/>
               </w:rPr>
               <w:t>(e) proud</w:t>
             </w:r>
@@ -2189,25 +1528,28 @@
         </w:tc>
         <w:tc>
           <w:tcPr>
-            <w:tcW w:type="dxa" w:w="5012"/>
+            <w:tcW w:type="dxa" w:w="7064"/>
             <w:tcMar>
-              <w:top w:w="16" w:type="dxa"/>
-              <w:left w:w="50" w:type="dxa"/>
-              <w:bottom w:w="16" w:type="dxa"/>
-              <w:right w:w="30" w:type="dxa"/>
+              <w:top w:w="20" w:type="dxa"/>
+              <w:left w:w="60" w:type="dxa"/>
+              <w:bottom w:w="20" w:type="dxa"/>
+              <w:right w:w="40" w:type="dxa"/>
             </w:tcMar>
           </w:tcPr>
           <w:p>
             <w:pPr>
               <w:widowControl/>
-              <w:spacing w:before="0" w:after="0" w:lineRule="exact" w:line="250"/>
+              <w:spacing w:before="0" w:after="0" w:lineRule="auto" w:line="259"/>
+              <w:jc w:val="left"/>
             </w:pPr>
+            <w:r/>
             <w:r>
               <w:rPr>
                 <w:rFonts w:ascii="Times New Roman" w:hAnsi="Times New Roman" w:cs="Times New Roman" w:eastAsia="Times New Roman"/>
                 <w:b w:val="0"/>
                 <w:i w:val="0"/>
-                <w:sz w:val="20"/>
+                <w:sz w:val="21"/>
+                <w:u w:val="none"/>
               </w:rPr>
               <w:t>(v)  kith and kin</w:t>
             </w:r>
@@ -2215,47 +1557,49 @@
         </w:tc>
       </w:tr>
       <w:tr>
-        <w:trPr>
-          <w:cantSplit/>
-        </w:trPr>
         <w:tc>
           <w:tcPr>
-            <w:tcW w:type="dxa" w:w="2358"/>
+            <w:tcW w:type="dxa" w:w="3027"/>
             <w:tcMar>
-              <w:top w:w="16" w:type="dxa"/>
-              <w:left w:w="50" w:type="dxa"/>
-              <w:bottom w:w="16" w:type="dxa"/>
-              <w:right w:w="30" w:type="dxa"/>
+              <w:top w:w="20" w:type="dxa"/>
+              <w:left w:w="60" w:type="dxa"/>
+              <w:bottom w:w="20" w:type="dxa"/>
+              <w:right w:w="40" w:type="dxa"/>
             </w:tcMar>
           </w:tcPr>
           <w:p>
             <w:pPr>
               <w:widowControl/>
-              <w:spacing w:before="0" w:after="0" w:lineRule="exact" w:line="250"/>
+              <w:spacing w:before="0" w:after="0" w:lineRule="auto" w:line="259"/>
+              <w:jc w:val="left"/>
             </w:pPr>
+            <w:r/>
           </w:p>
         </w:tc>
         <w:tc>
           <w:tcPr>
-            <w:tcW w:type="dxa" w:w="5012"/>
+            <w:tcW w:type="dxa" w:w="7064"/>
             <w:tcMar>
-              <w:top w:w="16" w:type="dxa"/>
-              <w:left w:w="50" w:type="dxa"/>
-              <w:bottom w:w="16" w:type="dxa"/>
-              <w:right w:w="30" w:type="dxa"/>
+              <w:top w:w="20" w:type="dxa"/>
+              <w:left w:w="60" w:type="dxa"/>
+              <w:bottom w:w="20" w:type="dxa"/>
+              <w:right w:w="40" w:type="dxa"/>
             </w:tcMar>
           </w:tcPr>
           <w:p>
             <w:pPr>
               <w:widowControl/>
-              <w:spacing w:before="0" w:after="0" w:lineRule="exact" w:line="250"/>
+              <w:spacing w:before="0" w:after="0" w:lineRule="auto" w:line="259"/>
+              <w:jc w:val="left"/>
             </w:pPr>
+            <w:r/>
             <w:r>
               <w:rPr>
                 <w:rFonts w:ascii="Times New Roman" w:hAnsi="Times New Roman" w:cs="Times New Roman" w:eastAsia="Times New Roman"/>
                 <w:b w:val="0"/>
                 <w:i w:val="0"/>
-                <w:sz w:val="20"/>
+                <w:sz w:val="21"/>
+                <w:u w:val="none"/>
               </w:rPr>
               <w:t>(vi)  a strong structure</w:t>
             </w:r>
@@ -2263,47 +1607,49 @@
         </w:tc>
       </w:tr>
       <w:tr>
-        <w:trPr>
-          <w:cantSplit/>
-        </w:trPr>
         <w:tc>
           <w:tcPr>
-            <w:tcW w:type="dxa" w:w="2358"/>
+            <w:tcW w:type="dxa" w:w="3027"/>
             <w:tcMar>
-              <w:top w:w="16" w:type="dxa"/>
-              <w:left w:w="50" w:type="dxa"/>
-              <w:bottom w:w="16" w:type="dxa"/>
-              <w:right w:w="30" w:type="dxa"/>
+              <w:top w:w="20" w:type="dxa"/>
+              <w:left w:w="60" w:type="dxa"/>
+              <w:bottom w:w="20" w:type="dxa"/>
+              <w:right w:w="40" w:type="dxa"/>
             </w:tcMar>
           </w:tcPr>
           <w:p>
             <w:pPr>
               <w:widowControl/>
-              <w:spacing w:before="0" w:after="0" w:lineRule="exact" w:line="250"/>
+              <w:spacing w:before="0" w:after="0" w:lineRule="auto" w:line="259"/>
+              <w:jc w:val="left"/>
             </w:pPr>
+            <w:r/>
           </w:p>
         </w:tc>
         <w:tc>
           <w:tcPr>
-            <w:tcW w:type="dxa" w:w="5012"/>
+            <w:tcW w:type="dxa" w:w="7064"/>
             <w:tcMar>
-              <w:top w:w="16" w:type="dxa"/>
-              <w:left w:w="50" w:type="dxa"/>
-              <w:bottom w:w="16" w:type="dxa"/>
-              <w:right w:w="30" w:type="dxa"/>
+              <w:top w:w="20" w:type="dxa"/>
+              <w:left w:w="60" w:type="dxa"/>
+              <w:bottom w:w="20" w:type="dxa"/>
+              <w:right w:w="40" w:type="dxa"/>
             </w:tcMar>
           </w:tcPr>
           <w:p>
             <w:pPr>
               <w:widowControl/>
-              <w:spacing w:before="0" w:after="0" w:lineRule="exact" w:line="250"/>
+              <w:spacing w:before="0" w:after="0" w:lineRule="auto" w:line="259"/>
+              <w:jc w:val="left"/>
             </w:pPr>
+            <w:r/>
             <w:r>
               <w:rPr>
                 <w:rFonts w:ascii="Times New Roman" w:hAnsi="Times New Roman" w:cs="Times New Roman" w:eastAsia="Times New Roman"/>
                 <w:b w:val="0"/>
                 <w:i w:val="0"/>
-                <w:sz w:val="20"/>
+                <w:sz w:val="21"/>
+                <w:u w:val="none"/>
               </w:rPr>
               <w:t>(vii)  showing an emotion for an unexpected event</w:t>
             </w:r>
@@ -2311,47 +1657,1792 @@
         </w:tc>
       </w:tr>
     </w:tbl>
-    <w:p>
-      <w:r>
-        <w:br w:type="page"/>
-      </w:r>
-    </w:p>
     <w:tbl>
       <w:tblPr>
-        <w:tblW w:type="dxa" w:w="7370"/>
+        <w:tblW w:type="dxa" w:w="10091"/>
+        <w:tblLook w:firstColumn="1" w:firstRow="1" w:lastColumn="0" w:lastRow="0" w:noHBand="0" w:noVBand="1" w:val="04A0"/>
         <w:tblLayout w:type="fixed"/>
-        <w:tblLook w:firstColumn="1" w:firstRow="1" w:lastColumn="0" w:lastRow="0" w:noHBand="0" w:noVBand="1" w:val="04A0"/>
         <w:tblBorders>
-          <w:top w:val="nil" w:sz="0" w:space="0" w:color="000000"/>
-          <w:left w:val="nil" w:sz="0" w:space="0" w:color="000000"/>
-          <w:bottom w:val="nil" w:sz="0" w:space="0" w:color="000000"/>
-          <w:right w:val="nil" w:sz="0" w:space="0" w:color="000000"/>
-          <w:insideH w:val="nil" w:sz="0" w:space="0" w:color="000000"/>
-          <w:insideV w:val="nil" w:sz="0" w:space="0" w:color="000000"/>
+          <w:top w:val="nil" w:sz="0" w:space="0" w:color="auto"/>
+          <w:left w:val="nil" w:sz="0" w:space="0" w:color="auto"/>
+          <w:bottom w:val="nil" w:sz="0" w:space="0" w:color="auto"/>
+          <w:right w:val="nil" w:sz="0" w:space="0" w:color="auto"/>
+          <w:insideH w:val="nil" w:sz="0" w:space="0" w:color="auto"/>
+          <w:insideV w:val="nil" w:sz="0" w:space="0" w:color="auto"/>
         </w:tblBorders>
       </w:tblPr>
       <w:tblGrid>
-        <w:gridCol w:w="5749"/>
-        <w:gridCol w:w="1621"/>
+        <w:gridCol w:w="5046"/>
+        <w:gridCol w:w="5046"/>
       </w:tblGrid>
       <w:tr>
-        <w:trPr>
-          <w:cantSplit/>
-        </w:trPr>
         <w:tc>
           <w:tcPr>
-            <w:tcW w:type="dxa" w:w="5749"/>
+            <w:tcW w:type="dxa" w:w="5046"/>
             <w:tcMar>
-              <w:top w:w="20" w:type="dxa"/>
+              <w:top w:w="40" w:type="dxa"/>
               <w:left w:w="0" w:type="dxa"/>
               <w:bottom w:w="40" w:type="dxa"/>
-              <w:right w:w="40" w:type="dxa"/>
+              <w:right w:w="80" w:type="dxa"/>
             </w:tcMar>
+            <w:vAlign w:val="top"/>
+          </w:tcPr>
+          <w:p/>
+          <w:tbl>
+            <w:tblPr>
+              <w:tblW w:type="dxa" w:w="4642"/>
+              <w:tblLook w:firstColumn="1" w:firstRow="1" w:lastColumn="0" w:lastRow="0" w:noHBand="0" w:noVBand="1" w:val="04A0"/>
+              <w:tblLayout w:type="fixed"/>
+              <w:tblBorders>
+                <w:top w:val="nil" w:sz="0" w:space="0" w:color="auto"/>
+                <w:left w:val="nil" w:sz="0" w:space="0" w:color="auto"/>
+                <w:bottom w:val="nil" w:sz="0" w:space="0" w:color="auto"/>
+                <w:right w:val="nil" w:sz="0" w:space="0" w:color="auto"/>
+                <w:insideH w:val="nil" w:sz="0" w:space="0" w:color="auto"/>
+                <w:insideV w:val="nil" w:sz="0" w:space="0" w:color="auto"/>
+              </w:tblBorders>
+            </w:tblPr>
+            <w:tblGrid>
+              <w:gridCol w:w="3621"/>
+              <w:gridCol w:w="1021"/>
+            </w:tblGrid>
+            <w:tr>
+              <w:tc>
+                <w:tcPr>
+                  <w:tcW w:type="dxa" w:w="3621"/>
+                  <w:tcMar>
+                    <w:top w:w="40" w:type="dxa"/>
+                    <w:left w:w="0" w:type="dxa"/>
+                    <w:bottom w:w="40" w:type="dxa"/>
+                    <w:right w:w="80" w:type="dxa"/>
+                  </w:tcMar>
+                </w:tcPr>
+                <w:p>
+                  <w:pPr>
+                    <w:keepNext/>
+                    <w:widowControl/>
+                    <w:spacing w:before="0" w:after="0" w:lineRule="auto" w:line="259"/>
+                    <w:jc w:val="left"/>
+                  </w:pPr>
+                  <w:r/>
+                  <w:r>
+                    <w:rPr>
+                      <w:rFonts w:ascii="Times New Roman" w:hAnsi="Times New Roman" w:cs="Times New Roman" w:eastAsia="Times New Roman"/>
+                      <w:b/>
+                      <w:i w:val="0"/>
+                      <w:sz w:val="22"/>
+                      <w:u w:val="none"/>
+                    </w:rPr>
+                    <w:t>5.  Answer the following questions in a sentence or sentences.</w:t>
+                  </w:r>
+                </w:p>
+              </w:tc>
+              <w:tc>
+                <w:tcPr>
+                  <w:tcW w:type="dxa" w:w="1021"/>
+                  <w:tcMar>
+                    <w:top w:w="40" w:type="dxa"/>
+                    <w:left w:w="40" w:type="dxa"/>
+                    <w:bottom w:w="40" w:type="dxa"/>
+                    <w:right w:w="0" w:type="dxa"/>
+                  </w:tcMar>
+                </w:tcPr>
+                <w:p>
+                  <w:pPr>
+                    <w:keepNext/>
+                    <w:widowControl/>
+                    <w:spacing w:before="0" w:after="0" w:lineRule="auto" w:line="259"/>
+                    <w:jc w:val="right"/>
+                  </w:pPr>
+                  <w:r/>
+                </w:p>
+              </w:tc>
+            </w:tr>
+          </w:tbl>
+          <w:p/>
+          <w:p>
+            <w:pPr>
+              <w:widowControl/>
+              <w:spacing w:before="40" w:after="20" w:lineRule="auto" w:line="254"/>
+              <w:jc w:val="left"/>
+            </w:pPr>
+            <w:r>
+              <w:rPr>
+                <w:rFonts w:ascii="Times New Roman" w:hAnsi="Times New Roman" w:cs="Times New Roman" w:eastAsia="Times New Roman"/>
+                <w:b w:val="0"/>
+                <w:i w:val="0"/>
+                <w:sz w:val="21"/>
+                <w:u w:val="none"/>
+              </w:rPr>
+              <w:t xml:space="preserve">(a)  What does Roni grow in his garden?  </w:t>
+            </w:r>
+            <w:r>
+              <w:rPr>
+                <w:rFonts w:ascii="Times New Roman" w:hAnsi="Times New Roman" w:cs="Times New Roman" w:eastAsia="Times New Roman"/>
+                <w:b w:val="0"/>
+                <w:i/>
+                <w:sz w:val="18"/>
+                <w:u w:val="none"/>
+              </w:rPr>
+              <w:t xml:space="preserve">[Knowledge]  </w:t>
+            </w:r>
+            <w:r>
+              <w:rPr>
+                <w:rFonts w:ascii="Times New Roman" w:hAnsi="Times New Roman" w:cs="Times New Roman" w:eastAsia="Times New Roman"/>
+                <w:b/>
+                <w:i w:val="0"/>
+                <w:sz w:val="21"/>
+                <w:u w:val="none"/>
+              </w:rPr>
+              <w:t>1</w:t>
+            </w:r>
+          </w:p>
+          <w:p>
+            <w:pPr>
+              <w:widowControl/>
+              <w:spacing w:before="40" w:after="20" w:lineRule="auto" w:line="254"/>
+              <w:jc w:val="left"/>
+            </w:pPr>
+            <w:r>
+              <w:rPr>
+                <w:rFonts w:ascii="Times New Roman" w:hAnsi="Times New Roman" w:cs="Times New Roman" w:eastAsia="Times New Roman"/>
+                <w:b w:val="0"/>
+                <w:i w:val="0"/>
+                <w:sz w:val="21"/>
+                <w:u w:val="none"/>
+              </w:rPr>
+              <w:t xml:space="preserve">(b)  Why did Roni make a fence around his garden, and how do his parents help him?  </w:t>
+            </w:r>
+            <w:r>
+              <w:rPr>
+                <w:rFonts w:ascii="Times New Roman" w:hAnsi="Times New Roman" w:cs="Times New Roman" w:eastAsia="Times New Roman"/>
+                <w:b w:val="0"/>
+                <w:i/>
+                <w:sz w:val="18"/>
+                <w:u w:val="none"/>
+              </w:rPr>
+              <w:t xml:space="preserve">[Understanding]  </w:t>
+            </w:r>
+            <w:r>
+              <w:rPr>
+                <w:rFonts w:ascii="Times New Roman" w:hAnsi="Times New Roman" w:cs="Times New Roman" w:eastAsia="Times New Roman"/>
+                <w:b/>
+                <w:i w:val="0"/>
+                <w:sz w:val="21"/>
+                <w:u w:val="none"/>
+              </w:rPr>
+              <w:t>2</w:t>
+            </w:r>
+          </w:p>
+          <w:p>
+            <w:pPr>
+              <w:widowControl/>
+              <w:spacing w:before="40" w:after="20" w:lineRule="auto" w:line="254"/>
+              <w:jc w:val="left"/>
+            </w:pPr>
+            <w:r>
+              <w:rPr>
+                <w:rFonts w:ascii="Times New Roman" w:hAnsi="Times New Roman" w:cs="Times New Roman" w:eastAsia="Times New Roman"/>
+                <w:b w:val="0"/>
+                <w:i w:val="0"/>
+                <w:sz w:val="21"/>
+                <w:u w:val="none"/>
+              </w:rPr>
+              <w:t xml:space="preserve">(c)  How does Roni's hobby of gardening bring happiness to his family and friends?  </w:t>
+            </w:r>
+            <w:r>
+              <w:rPr>
+                <w:rFonts w:ascii="Times New Roman" w:hAnsi="Times New Roman" w:cs="Times New Roman" w:eastAsia="Times New Roman"/>
+                <w:b w:val="0"/>
+                <w:i/>
+                <w:sz w:val="18"/>
+                <w:u w:val="none"/>
+              </w:rPr>
+              <w:t xml:space="preserve">[Higher-order thinking]  </w:t>
+            </w:r>
+            <w:r>
+              <w:rPr>
+                <w:rFonts w:ascii="Times New Roman" w:hAnsi="Times New Roman" w:cs="Times New Roman" w:eastAsia="Times New Roman"/>
+                <w:b/>
+                <w:i w:val="0"/>
+                <w:sz w:val="21"/>
+                <w:u w:val="none"/>
+              </w:rPr>
+              <w:t>2</w:t>
+            </w:r>
+          </w:p>
+          <w:tbl>
+            <w:tblPr>
+              <w:tblW w:type="dxa" w:w="4642"/>
+              <w:tblLook w:firstColumn="1" w:firstRow="1" w:lastColumn="0" w:lastRow="0" w:noHBand="0" w:noVBand="1" w:val="04A0"/>
+              <w:tblLayout w:type="fixed"/>
+              <w:tblBorders>
+                <w:top w:val="nil" w:sz="0" w:space="0" w:color="auto"/>
+                <w:left w:val="nil" w:sz="0" w:space="0" w:color="auto"/>
+                <w:bottom w:val="nil" w:sz="0" w:space="0" w:color="auto"/>
+                <w:right w:val="nil" w:sz="0" w:space="0" w:color="auto"/>
+                <w:insideH w:val="nil" w:sz="0" w:space="0" w:color="auto"/>
+                <w:insideV w:val="nil" w:sz="0" w:space="0" w:color="auto"/>
+              </w:tblBorders>
+            </w:tblPr>
+            <w:tblGrid>
+              <w:gridCol w:w="3621"/>
+              <w:gridCol w:w="1021"/>
+            </w:tblGrid>
+            <w:tr>
+              <w:tc>
+                <w:tcPr>
+                  <w:tcW w:type="dxa" w:w="3621"/>
+                  <w:tcMar>
+                    <w:top w:w="40" w:type="dxa"/>
+                    <w:left w:w="0" w:type="dxa"/>
+                    <w:bottom w:w="40" w:type="dxa"/>
+                    <w:right w:w="80" w:type="dxa"/>
+                  </w:tcMar>
+                </w:tcPr>
+                <w:p>
+                  <w:pPr>
+                    <w:keepNext/>
+                    <w:widowControl/>
+                    <w:spacing w:before="0" w:after="0" w:lineRule="auto" w:line="259"/>
+                    <w:jc w:val="left"/>
+                  </w:pPr>
+                  <w:r/>
+                  <w:r>
+                    <w:rPr>
+                      <w:rFonts w:ascii="Times New Roman" w:hAnsi="Times New Roman" w:cs="Times New Roman" w:eastAsia="Times New Roman"/>
+                      <w:b/>
+                      <w:i w:val="0"/>
+                      <w:sz w:val="22"/>
+                      <w:u w:val="none"/>
+                    </w:rPr>
+                    <w:t>6.  Rearrange the given words in the correct order to make meaningful sentences.</w:t>
+                  </w:r>
+                </w:p>
+              </w:tc>
+              <w:tc>
+                <w:tcPr>
+                  <w:tcW w:type="dxa" w:w="1021"/>
+                  <w:tcMar>
+                    <w:top w:w="40" w:type="dxa"/>
+                    <w:left w:w="40" w:type="dxa"/>
+                    <w:bottom w:w="40" w:type="dxa"/>
+                    <w:right w:w="0" w:type="dxa"/>
+                  </w:tcMar>
+                </w:tcPr>
+                <w:p>
+                  <w:pPr>
+                    <w:keepNext/>
+                    <w:widowControl/>
+                    <w:spacing w:before="0" w:after="0" w:lineRule="auto" w:line="259"/>
+                    <w:jc w:val="right"/>
+                  </w:pPr>
+                  <w:r/>
+                  <w:r>
+                    <w:rPr>
+                      <w:rFonts w:ascii="Times New Roman" w:hAnsi="Times New Roman" w:cs="Times New Roman" w:eastAsia="Times New Roman"/>
+                      <w:b/>
+                      <w:i w:val="0"/>
+                      <w:sz w:val="22"/>
+                      <w:u w:val="none"/>
+                    </w:rPr>
+                    <w:t>2 × 5 = 10</w:t>
+                  </w:r>
+                </w:p>
+              </w:tc>
+            </w:tr>
+          </w:tbl>
+          <w:p/>
+          <w:p>
+            <w:pPr>
+              <w:widowControl/>
+              <w:spacing w:before="20" w:after="20" w:lineRule="auto" w:line="254"/>
+              <w:jc w:val="left"/>
+            </w:pPr>
+            <w:r>
+              <w:rPr>
+                <w:rFonts w:ascii="Times New Roman" w:hAnsi="Times New Roman" w:cs="Times New Roman" w:eastAsia="Times New Roman"/>
+                <w:b w:val="0"/>
+                <w:i w:val="0"/>
+                <w:sz w:val="21"/>
+                <w:u w:val="none"/>
+              </w:rPr>
+              <w:t>(a)  trip/the/planned/school/a/field.</w:t>
+            </w:r>
+          </w:p>
+          <w:p>
+            <w:pPr>
+              <w:widowControl/>
+              <w:spacing w:before="20" w:after="20" w:lineRule="auto" w:line="254"/>
+              <w:jc w:val="left"/>
+            </w:pPr>
+            <w:r>
+              <w:rPr>
+                <w:rFonts w:ascii="Times New Roman" w:hAnsi="Times New Roman" w:cs="Times New Roman" w:eastAsia="Times New Roman"/>
+                <w:b w:val="0"/>
+                <w:i w:val="0"/>
+                <w:sz w:val="21"/>
+                <w:u w:val="none"/>
+              </w:rPr>
+              <w:t>(b)  by/they/school/from/started/bus.</w:t>
+            </w:r>
+          </w:p>
+          <w:p>
+            <w:pPr>
+              <w:widowControl/>
+              <w:spacing w:before="20" w:after="20" w:lineRule="auto" w:line="254"/>
+              <w:jc w:val="left"/>
+            </w:pPr>
+            <w:r>
+              <w:rPr>
+                <w:rFonts w:ascii="Times New Roman" w:hAnsi="Times New Roman" w:cs="Times New Roman" w:eastAsia="Times New Roman"/>
+                <w:b w:val="0"/>
+                <w:i w:val="0"/>
+                <w:sz w:val="21"/>
+                <w:u w:val="none"/>
+              </w:rPr>
+              <w:t>(c)  songs/they/together/sang.</w:t>
+            </w:r>
+          </w:p>
+          <w:p>
+            <w:pPr>
+              <w:widowControl/>
+              <w:spacing w:before="20" w:after="20" w:lineRule="auto" w:line="254"/>
+              <w:jc w:val="left"/>
+            </w:pPr>
+            <w:r>
+              <w:rPr>
+                <w:rFonts w:ascii="Times New Roman" w:hAnsi="Times New Roman" w:cs="Times New Roman" w:eastAsia="Times New Roman"/>
+                <w:b w:val="0"/>
+                <w:i w:val="0"/>
+                <w:sz w:val="21"/>
+                <w:u w:val="none"/>
+              </w:rPr>
+              <w:t>(d)  guide/Mr. Kamal/them/greeted/the.</w:t>
+            </w:r>
+          </w:p>
+          <w:p>
+            <w:pPr>
+              <w:widowControl/>
+              <w:spacing w:before="20" w:after="20" w:lineRule="auto" w:line="254"/>
+              <w:jc w:val="left"/>
+            </w:pPr>
+            <w:r>
+              <w:rPr>
+                <w:rFonts w:ascii="Times New Roman" w:hAnsi="Times New Roman" w:cs="Times New Roman" w:eastAsia="Times New Roman"/>
+                <w:b w:val="0"/>
+                <w:i w:val="0"/>
+                <w:sz w:val="21"/>
+                <w:u w:val="none"/>
+              </w:rPr>
+              <w:t>(e)  memorable/was/a/trip/it.</w:t>
+            </w:r>
+          </w:p>
+          <w:p>
+            <w:pPr>
+              <w:widowControl/>
+              <w:spacing w:before="60" w:after="40" w:lineRule="auto" w:line="254"/>
+              <w:jc w:val="center"/>
+            </w:pPr>
+            <w:r>
+              <w:rPr>
+                <w:rFonts w:ascii="Times New Roman" w:hAnsi="Times New Roman" w:cs="Times New Roman" w:eastAsia="Times New Roman"/>
+                <w:b/>
+                <w:i/>
+                <w:sz w:val="22"/>
+                <w:u w:val="none"/>
+              </w:rPr>
+              <w:t>Or</w:t>
+            </w:r>
+          </w:p>
+          <w:tbl>
+            <w:tblPr>
+              <w:tblW w:type="dxa" w:w="4642"/>
+              <w:tblLook w:firstColumn="1" w:firstRow="1" w:lastColumn="0" w:lastRow="0" w:noHBand="0" w:noVBand="1" w:val="04A0"/>
+              <w:tblLayout w:type="fixed"/>
+              <w:tblBorders>
+                <w:top w:val="nil" w:sz="0" w:space="0" w:color="auto"/>
+                <w:left w:val="nil" w:sz="0" w:space="0" w:color="auto"/>
+                <w:bottom w:val="nil" w:sz="0" w:space="0" w:color="auto"/>
+                <w:right w:val="nil" w:sz="0" w:space="0" w:color="auto"/>
+                <w:insideH w:val="nil" w:sz="0" w:space="0" w:color="auto"/>
+                <w:insideV w:val="nil" w:sz="0" w:space="0" w:color="auto"/>
+              </w:tblBorders>
+            </w:tblPr>
+            <w:tblGrid>
+              <w:gridCol w:w="3621"/>
+              <w:gridCol w:w="1021"/>
+            </w:tblGrid>
+            <w:tr>
+              <w:tc>
+                <w:tcPr>
+                  <w:tcW w:type="dxa" w:w="3621"/>
+                  <w:tcMar>
+                    <w:top w:w="40" w:type="dxa"/>
+                    <w:left w:w="0" w:type="dxa"/>
+                    <w:bottom w:w="40" w:type="dxa"/>
+                    <w:right w:w="80" w:type="dxa"/>
+                  </w:tcMar>
+                </w:tcPr>
+                <w:p>
+                  <w:pPr>
+                    <w:keepNext/>
+                    <w:widowControl/>
+                    <w:spacing w:before="0" w:after="0" w:lineRule="auto" w:line="259"/>
+                    <w:jc w:val="left"/>
+                  </w:pPr>
+                  <w:r/>
+                  <w:r>
+                    <w:rPr>
+                      <w:rFonts w:ascii="Times New Roman" w:hAnsi="Times New Roman" w:cs="Times New Roman" w:eastAsia="Times New Roman"/>
+                      <w:b/>
+                      <w:i w:val="0"/>
+                      <w:sz w:val="22"/>
+                      <w:u w:val="none"/>
+                    </w:rPr>
+                    <w:t>Make meaningful sentences with the following words:</w:t>
+                  </w:r>
+                </w:p>
+              </w:tc>
+              <w:tc>
+                <w:tcPr>
+                  <w:tcW w:type="dxa" w:w="1021"/>
+                  <w:tcMar>
+                    <w:top w:w="40" w:type="dxa"/>
+                    <w:left w:w="40" w:type="dxa"/>
+                    <w:bottom w:w="40" w:type="dxa"/>
+                    <w:right w:w="0" w:type="dxa"/>
+                  </w:tcMar>
+                </w:tcPr>
+                <w:p>
+                  <w:pPr>
+                    <w:keepNext/>
+                    <w:widowControl/>
+                    <w:spacing w:before="0" w:after="0" w:lineRule="auto" w:line="259"/>
+                    <w:jc w:val="right"/>
+                  </w:pPr>
+                  <w:r/>
+                  <w:r>
+                    <w:rPr>
+                      <w:rFonts w:ascii="Times New Roman" w:hAnsi="Times New Roman" w:cs="Times New Roman" w:eastAsia="Times New Roman"/>
+                      <w:b/>
+                      <w:i w:val="0"/>
+                      <w:sz w:val="22"/>
+                      <w:u w:val="none"/>
+                    </w:rPr>
+                    <w:t>2 × 5 = 10</w:t>
+                  </w:r>
+                </w:p>
+              </w:tc>
+            </w:tr>
+          </w:tbl>
+          <w:p/>
+          <w:tbl>
+            <w:tblPr>
+              <w:tblW w:type="dxa" w:w="4642"/>
+              <w:tblLook w:firstColumn="1" w:firstRow="1" w:lastColumn="0" w:lastRow="0" w:noHBand="0" w:noVBand="1" w:val="04A0"/>
+              <w:tblLayout w:type="fixed"/>
+              <w:tblBorders>
+                <w:top w:val="single" w:sz="8" w:space="0" w:color="000000"/>
+                <w:left w:val="single" w:sz="8" w:space="0" w:color="000000"/>
+                <w:bottom w:val="single" w:sz="8" w:space="0" w:color="000000"/>
+                <w:right w:val="single" w:sz="8" w:space="0" w:color="000000"/>
+                <w:insideH w:val="nil" w:sz="0" w:space="0" w:color="auto"/>
+                <w:insideV w:val="nil" w:sz="0" w:space="0" w:color="auto"/>
+              </w:tblBorders>
+            </w:tblPr>
+            <w:tblGrid>
+              <w:gridCol w:w="4642"/>
+            </w:tblGrid>
+            <w:tr>
+              <w:tc>
+                <w:tcPr>
+                  <w:tcW w:type="dxa" w:w="4642"/>
+                  <w:shd w:val="clear" w:color="auto" w:fill="F3F3F3"/>
+                  <w:tcMar>
+                    <w:top w:w="60" w:type="dxa"/>
+                    <w:left w:w="80" w:type="dxa"/>
+                    <w:bottom w:w="60" w:type="dxa"/>
+                    <w:right w:w="80" w:type="dxa"/>
+                  </w:tcMar>
+                </w:tcPr>
+                <w:p>
+                  <w:pPr>
+                    <w:widowControl/>
+                    <w:spacing w:before="0" w:after="0" w:lineRule="auto" w:line="259"/>
+                    <w:jc w:val="center"/>
+                  </w:pPr>
+                  <w:r/>
+                  <w:r>
+                    <w:rPr>
+                      <w:rFonts w:ascii="Times New Roman" w:hAnsi="Times New Roman" w:cs="Times New Roman" w:eastAsia="Times New Roman"/>
+                      <w:b/>
+                      <w:i w:val="0"/>
+                      <w:sz w:val="22"/>
+                      <w:u w:val="none"/>
+                    </w:rPr>
+                    <w:t>scientific     cultural     wildlife     live     attraction</w:t>
+                  </w:r>
+                </w:p>
+              </w:tc>
+            </w:tr>
+          </w:tbl>
+          <w:p/>
+          <w:tbl>
+            <w:tblPr>
+              <w:tblW w:type="dxa" w:w="4642"/>
+              <w:tblLook w:firstColumn="1" w:firstRow="1" w:lastColumn="0" w:lastRow="0" w:noHBand="0" w:noVBand="1" w:val="04A0"/>
+              <w:tblLayout w:type="fixed"/>
+              <w:tblBorders>
+                <w:top w:val="nil" w:sz="0" w:space="0" w:color="auto"/>
+                <w:left w:val="nil" w:sz="0" w:space="0" w:color="auto"/>
+                <w:bottom w:val="nil" w:sz="0" w:space="0" w:color="auto"/>
+                <w:right w:val="nil" w:sz="0" w:space="0" w:color="auto"/>
+                <w:insideH w:val="nil" w:sz="0" w:space="0" w:color="auto"/>
+                <w:insideV w:val="nil" w:sz="0" w:space="0" w:color="auto"/>
+              </w:tblBorders>
+            </w:tblPr>
+            <w:tblGrid>
+              <w:gridCol w:w="3621"/>
+              <w:gridCol w:w="1021"/>
+            </w:tblGrid>
+            <w:tr>
+              <w:tc>
+                <w:tcPr>
+                  <w:tcW w:type="dxa" w:w="3621"/>
+                  <w:tcMar>
+                    <w:top w:w="40" w:type="dxa"/>
+                    <w:left w:w="0" w:type="dxa"/>
+                    <w:bottom w:w="40" w:type="dxa"/>
+                    <w:right w:w="80" w:type="dxa"/>
+                  </w:tcMar>
+                </w:tcPr>
+                <w:p>
+                  <w:pPr>
+                    <w:keepNext/>
+                    <w:widowControl/>
+                    <w:spacing w:before="0" w:after="0" w:lineRule="auto" w:line="259"/>
+                    <w:jc w:val="left"/>
+                  </w:pPr>
+                  <w:r/>
+                  <w:r>
+                    <w:rPr>
+                      <w:rFonts w:ascii="Times New Roman" w:hAnsi="Times New Roman" w:cs="Times New Roman" w:eastAsia="Times New Roman"/>
+                      <w:b/>
+                      <w:i w:val="0"/>
+                      <w:sz w:val="22"/>
+                      <w:u w:val="none"/>
+                    </w:rPr>
+                    <w:t>7.  Rewrite the following text using capital letters and punctuation marks.</w:t>
+                  </w:r>
+                </w:p>
+              </w:tc>
+              <w:tc>
+                <w:tcPr>
+                  <w:tcW w:type="dxa" w:w="1021"/>
+                  <w:tcMar>
+                    <w:top w:w="40" w:type="dxa"/>
+                    <w:left w:w="40" w:type="dxa"/>
+                    <w:bottom w:w="40" w:type="dxa"/>
+                    <w:right w:w="0" w:type="dxa"/>
+                  </w:tcMar>
+                </w:tcPr>
+                <w:p>
+                  <w:pPr>
+                    <w:keepNext/>
+                    <w:widowControl/>
+                    <w:spacing w:before="0" w:after="0" w:lineRule="auto" w:line="259"/>
+                    <w:jc w:val="right"/>
+                  </w:pPr>
+                  <w:r/>
+                  <w:r>
+                    <w:rPr>
+                      <w:rFonts w:ascii="Times New Roman" w:hAnsi="Times New Roman" w:cs="Times New Roman" w:eastAsia="Times New Roman"/>
+                      <w:b/>
+                      <w:i w:val="0"/>
+                      <w:sz w:val="22"/>
+                      <w:u w:val="none"/>
+                    </w:rPr>
+                    <w:t>10</w:t>
+                  </w:r>
+                </w:p>
+              </w:tc>
+            </w:tr>
+          </w:tbl>
+          <w:p/>
+          <w:tbl>
+            <w:tblPr>
+              <w:tblW w:type="dxa" w:w="4642"/>
+              <w:tblLook w:firstColumn="1" w:firstRow="1" w:lastColumn="0" w:lastRow="0" w:noHBand="0" w:noVBand="1" w:val="04A0"/>
+              <w:tblLayout w:type="fixed"/>
+              <w:tblBorders>
+                <w:top w:val="single" w:sz="8" w:space="0" w:color="000000"/>
+                <w:left w:val="single" w:sz="8" w:space="0" w:color="000000"/>
+                <w:bottom w:val="single" w:sz="8" w:space="0" w:color="000000"/>
+                <w:right w:val="single" w:sz="8" w:space="0" w:color="000000"/>
+                <w:insideH w:val="nil" w:sz="0" w:space="0" w:color="auto"/>
+                <w:insideV w:val="nil" w:sz="0" w:space="0" w:color="auto"/>
+              </w:tblBorders>
+            </w:tblPr>
+            <w:tblGrid>
+              <w:gridCol w:w="4642"/>
+            </w:tblGrid>
+            <w:tr>
+              <w:tc>
+                <w:tcPr>
+                  <w:tcW w:type="dxa" w:w="4642"/>
+                  <w:shd w:val="clear" w:color="auto" w:fill="FAFAFA"/>
+                  <w:tcMar>
+                    <w:top w:w="80" w:type="dxa"/>
+                    <w:left w:w="100" w:type="dxa"/>
+                    <w:bottom w:w="80" w:type="dxa"/>
+                    <w:right w:w="100" w:type="dxa"/>
+                  </w:tcMar>
+                </w:tcPr>
+                <w:p>
+                  <w:pPr>
+                    <w:widowControl/>
+                    <w:spacing w:before="0" w:after="0" w:lineRule="auto" w:line="259"/>
+                    <w:jc w:val="left"/>
+                  </w:pPr>
+                  <w:r/>
+                  <w:r>
+                    <w:rPr>
+                      <w:rFonts w:ascii="Times New Roman" w:hAnsi="Times New Roman" w:cs="Times New Roman" w:eastAsia="Times New Roman"/>
+                      <w:b w:val="0"/>
+                      <w:i/>
+                      <w:sz w:val="22"/>
+                      <w:u w:val="none"/>
+                    </w:rPr>
+                    <w:t>their class teacher mr. khan went with them on this trip.</w:t>
+                  </w:r>
+                </w:p>
+              </w:tc>
+            </w:tr>
+          </w:tbl>
+          <w:p/>
+          <w:p>
+            <w:pPr>
+              <w:widowControl/>
+              <w:spacing w:before="60" w:after="40" w:lineRule="auto" w:line="254"/>
+              <w:jc w:val="center"/>
+            </w:pPr>
+            <w:r>
+              <w:rPr>
+                <w:rFonts w:ascii="Times New Roman" w:hAnsi="Times New Roman" w:cs="Times New Roman" w:eastAsia="Times New Roman"/>
+                <w:b/>
+                <w:i/>
+                <w:sz w:val="22"/>
+                <w:u w:val="none"/>
+              </w:rPr>
+              <w:t>Or, i.</w:t>
+            </w:r>
+          </w:p>
+          <w:tbl>
+            <w:tblPr>
+              <w:tblW w:type="dxa" w:w="4642"/>
+              <w:tblLook w:firstColumn="1" w:firstRow="1" w:lastColumn="0" w:lastRow="0" w:noHBand="0" w:noVBand="1" w:val="04A0"/>
+              <w:tblLayout w:type="fixed"/>
+              <w:tblBorders>
+                <w:top w:val="nil" w:sz="0" w:space="0" w:color="auto"/>
+                <w:left w:val="nil" w:sz="0" w:space="0" w:color="auto"/>
+                <w:bottom w:val="nil" w:sz="0" w:space="0" w:color="auto"/>
+                <w:right w:val="nil" w:sz="0" w:space="0" w:color="auto"/>
+                <w:insideH w:val="nil" w:sz="0" w:space="0" w:color="auto"/>
+                <w:insideV w:val="nil" w:sz="0" w:space="0" w:color="auto"/>
+              </w:tblBorders>
+            </w:tblPr>
+            <w:tblGrid>
+              <w:gridCol w:w="3621"/>
+              <w:gridCol w:w="1021"/>
+            </w:tblGrid>
+            <w:tr>
+              <w:tc>
+                <w:tcPr>
+                  <w:tcW w:type="dxa" w:w="3621"/>
+                  <w:tcMar>
+                    <w:top w:w="40" w:type="dxa"/>
+                    <w:left w:w="0" w:type="dxa"/>
+                    <w:bottom w:w="40" w:type="dxa"/>
+                    <w:right w:w="80" w:type="dxa"/>
+                  </w:tcMar>
+                </w:tcPr>
+                <w:p>
+                  <w:pPr>
+                    <w:keepNext/>
+                    <w:widowControl/>
+                    <w:spacing w:before="0" w:after="0" w:lineRule="auto" w:line="259"/>
+                    <w:jc w:val="left"/>
+                  </w:pPr>
+                  <w:r/>
+                  <w:r>
+                    <w:rPr>
+                      <w:rFonts w:ascii="Times New Roman" w:hAnsi="Times New Roman" w:cs="Times New Roman" w:eastAsia="Times New Roman"/>
+                      <w:b/>
+                      <w:i w:val="0"/>
+                      <w:sz w:val="22"/>
+                      <w:u w:val="none"/>
+                    </w:rPr>
+                    <w:t>Fill in the blanks with appropriate prepositions from the box.</w:t>
+                  </w:r>
+                </w:p>
+              </w:tc>
+              <w:tc>
+                <w:tcPr>
+                  <w:tcW w:type="dxa" w:w="1021"/>
+                  <w:tcMar>
+                    <w:top w:w="40" w:type="dxa"/>
+                    <w:left w:w="40" w:type="dxa"/>
+                    <w:bottom w:w="40" w:type="dxa"/>
+                    <w:right w:w="0" w:type="dxa"/>
+                  </w:tcMar>
+                </w:tcPr>
+                <w:p>
+                  <w:pPr>
+                    <w:keepNext/>
+                    <w:widowControl/>
+                    <w:spacing w:before="0" w:after="0" w:lineRule="auto" w:line="259"/>
+                    <w:jc w:val="right"/>
+                  </w:pPr>
+                  <w:r/>
+                  <w:r>
+                    <w:rPr>
+                      <w:rFonts w:ascii="Times New Roman" w:hAnsi="Times New Roman" w:cs="Times New Roman" w:eastAsia="Times New Roman"/>
+                      <w:b/>
+                      <w:i w:val="0"/>
+                      <w:sz w:val="22"/>
+                      <w:u w:val="none"/>
+                    </w:rPr>
+                    <w:t>2 × 5 = 10</w:t>
+                  </w:r>
+                </w:p>
+              </w:tc>
+            </w:tr>
+          </w:tbl>
+          <w:p/>
+          <w:tbl>
+            <w:tblPr>
+              <w:tblW w:type="dxa" w:w="4642"/>
+              <w:tblLook w:firstColumn="1" w:firstRow="1" w:lastColumn="0" w:lastRow="0" w:noHBand="0" w:noVBand="1" w:val="04A0"/>
+              <w:tblLayout w:type="fixed"/>
+              <w:tblBorders>
+                <w:top w:val="single" w:sz="8" w:space="0" w:color="000000"/>
+                <w:left w:val="single" w:sz="8" w:space="0" w:color="000000"/>
+                <w:bottom w:val="single" w:sz="8" w:space="0" w:color="000000"/>
+                <w:right w:val="single" w:sz="8" w:space="0" w:color="000000"/>
+                <w:insideH w:val="nil" w:sz="0" w:space="0" w:color="auto"/>
+                <w:insideV w:val="nil" w:sz="0" w:space="0" w:color="auto"/>
+              </w:tblBorders>
+            </w:tblPr>
+            <w:tblGrid>
+              <w:gridCol w:w="4642"/>
+            </w:tblGrid>
+            <w:tr>
+              <w:tc>
+                <w:tcPr>
+                  <w:tcW w:type="dxa" w:w="4642"/>
+                  <w:shd w:val="clear" w:color="auto" w:fill="F3F3F3"/>
+                  <w:tcMar>
+                    <w:top w:w="60" w:type="dxa"/>
+                    <w:left w:w="80" w:type="dxa"/>
+                    <w:bottom w:w="60" w:type="dxa"/>
+                    <w:right w:w="80" w:type="dxa"/>
+                  </w:tcMar>
+                </w:tcPr>
+                <w:p>
+                  <w:pPr>
+                    <w:widowControl/>
+                    <w:spacing w:before="0" w:after="0" w:lineRule="auto" w:line="259"/>
+                    <w:jc w:val="center"/>
+                  </w:pPr>
+                  <w:r/>
+                  <w:r>
+                    <w:rPr>
+                      <w:rFonts w:ascii="Times New Roman" w:hAnsi="Times New Roman" w:cs="Times New Roman" w:eastAsia="Times New Roman"/>
+                      <w:b/>
+                      <w:i w:val="0"/>
+                      <w:sz w:val="22"/>
+                      <w:u w:val="none"/>
+                    </w:rPr>
+                    <w:t>for     of     in     to     on     up</w:t>
+                  </w:r>
+                </w:p>
+              </w:tc>
+            </w:tr>
+          </w:tbl>
+          <w:p/>
+          <w:p>
+            <w:pPr>
+              <w:widowControl/>
+              <w:spacing w:before="20" w:after="20" w:lineRule="auto" w:line="254"/>
+              <w:jc w:val="left"/>
+            </w:pPr>
+            <w:r>
+              <w:rPr>
+                <w:rFonts w:ascii="Times New Roman" w:hAnsi="Times New Roman" w:cs="Times New Roman" w:eastAsia="Times New Roman"/>
+                <w:b w:val="0"/>
+                <w:i w:val="0"/>
+                <w:sz w:val="21"/>
+                <w:u w:val="none"/>
+              </w:rPr>
+              <w:t>(a)  Indonesia is a big country made ____________________ of many islands.</w:t>
+            </w:r>
+          </w:p>
+          <w:p>
+            <w:pPr>
+              <w:widowControl/>
+              <w:spacing w:before="20" w:after="20" w:lineRule="auto" w:line="254"/>
+              <w:jc w:val="left"/>
+            </w:pPr>
+            <w:r>
+              <w:rPr>
+                <w:rFonts w:ascii="Times New Roman" w:hAnsi="Times New Roman" w:cs="Times New Roman" w:eastAsia="Times New Roman"/>
+                <w:b w:val="0"/>
+                <w:i w:val="0"/>
+                <w:sz w:val="21"/>
+                <w:u w:val="none"/>
+              </w:rPr>
+              <w:t>(b)  Bali is one of the popular sea beaches ____________________ the world.</w:t>
+            </w:r>
+          </w:p>
+          <w:p>
+            <w:pPr>
+              <w:widowControl/>
+              <w:spacing w:before="20" w:after="20" w:lineRule="auto" w:line="254"/>
+              <w:jc w:val="left"/>
+            </w:pPr>
+            <w:r>
+              <w:rPr>
+                <w:rFonts w:ascii="Times New Roman" w:hAnsi="Times New Roman" w:cs="Times New Roman" w:eastAsia="Times New Roman"/>
+                <w:b w:val="0"/>
+                <w:i w:val="0"/>
+                <w:sz w:val="21"/>
+                <w:u w:val="none"/>
+              </w:rPr>
+              <w:t>(c)  People love going ____________________ the beach.</w:t>
+            </w:r>
+          </w:p>
+          <w:p>
+            <w:pPr>
+              <w:widowControl/>
+              <w:spacing w:before="20" w:after="20" w:lineRule="auto" w:line="254"/>
+              <w:jc w:val="left"/>
+            </w:pPr>
+            <w:r>
+              <w:rPr>
+                <w:rFonts w:ascii="Times New Roman" w:hAnsi="Times New Roman" w:cs="Times New Roman" w:eastAsia="Times New Roman"/>
+                <w:b w:val="0"/>
+                <w:i w:val="0"/>
+                <w:sz w:val="21"/>
+                <w:u w:val="none"/>
+              </w:rPr>
+              <w:t>(d)  It is famous ____________________ its traditional dances and music.</w:t>
+            </w:r>
+          </w:p>
+          <w:p>
+            <w:pPr>
+              <w:widowControl/>
+              <w:spacing w:before="20" w:after="20" w:lineRule="auto" w:line="254"/>
+              <w:jc w:val="left"/>
+            </w:pPr>
+            <w:r>
+              <w:rPr>
+                <w:rFonts w:ascii="Times New Roman" w:hAnsi="Times New Roman" w:cs="Times New Roman" w:eastAsia="Times New Roman"/>
+                <w:b w:val="0"/>
+                <w:i w:val="0"/>
+                <w:sz w:val="21"/>
+                <w:u w:val="none"/>
+              </w:rPr>
+              <w:t>(e)  The capital city ____________________ Indonesia is Jakarta.</w:t>
+            </w:r>
+          </w:p>
+          <w:p>
+            <w:pPr>
+              <w:widowControl/>
+              <w:spacing w:before="60" w:after="40" w:lineRule="auto" w:line="254"/>
+              <w:jc w:val="center"/>
+            </w:pPr>
+            <w:r>
+              <w:rPr>
+                <w:rFonts w:ascii="Times New Roman" w:hAnsi="Times New Roman" w:cs="Times New Roman" w:eastAsia="Times New Roman"/>
+                <w:b/>
+                <w:i/>
+                <w:sz w:val="22"/>
+                <w:u w:val="none"/>
+              </w:rPr>
+              <w:t>Or, ii.</w:t>
+            </w:r>
+          </w:p>
+          <w:tbl>
+            <w:tblPr>
+              <w:tblW w:type="dxa" w:w="4642"/>
+              <w:tblLook w:firstColumn="1" w:firstRow="1" w:lastColumn="0" w:lastRow="0" w:noHBand="0" w:noVBand="1" w:val="04A0"/>
+              <w:tblLayout w:type="fixed"/>
+              <w:tblBorders>
+                <w:top w:val="nil" w:sz="0" w:space="0" w:color="auto"/>
+                <w:left w:val="nil" w:sz="0" w:space="0" w:color="auto"/>
+                <w:bottom w:val="nil" w:sz="0" w:space="0" w:color="auto"/>
+                <w:right w:val="nil" w:sz="0" w:space="0" w:color="auto"/>
+                <w:insideH w:val="nil" w:sz="0" w:space="0" w:color="auto"/>
+                <w:insideV w:val="nil" w:sz="0" w:space="0" w:color="auto"/>
+              </w:tblBorders>
+            </w:tblPr>
+            <w:tblGrid>
+              <w:gridCol w:w="3621"/>
+              <w:gridCol w:w="1021"/>
+            </w:tblGrid>
+            <w:tr>
+              <w:tc>
+                <w:tcPr>
+                  <w:tcW w:type="dxa" w:w="3621"/>
+                  <w:tcMar>
+                    <w:top w:w="40" w:type="dxa"/>
+                    <w:left w:w="0" w:type="dxa"/>
+                    <w:bottom w:w="40" w:type="dxa"/>
+                    <w:right w:w="80" w:type="dxa"/>
+                  </w:tcMar>
+                </w:tcPr>
+                <w:p>
+                  <w:pPr>
+                    <w:keepNext/>
+                    <w:widowControl/>
+                    <w:spacing w:before="0" w:after="0" w:lineRule="auto" w:line="259"/>
+                    <w:jc w:val="left"/>
+                  </w:pPr>
+                  <w:r/>
+                  <w:r>
+                    <w:rPr>
+                      <w:rFonts w:ascii="Times New Roman" w:hAnsi="Times New Roman" w:cs="Times New Roman" w:eastAsia="Times New Roman"/>
+                      <w:b/>
+                      <w:i w:val="0"/>
+                      <w:sz w:val="22"/>
+                      <w:u w:val="none"/>
+                    </w:rPr>
+                    <w:t>Fill in the blanks with a/an/the.</w:t>
+                  </w:r>
+                </w:p>
+              </w:tc>
+              <w:tc>
+                <w:tcPr>
+                  <w:tcW w:type="dxa" w:w="1021"/>
+                  <w:tcMar>
+                    <w:top w:w="40" w:type="dxa"/>
+                    <w:left w:w="40" w:type="dxa"/>
+                    <w:bottom w:w="40" w:type="dxa"/>
+                    <w:right w:w="0" w:type="dxa"/>
+                  </w:tcMar>
+                </w:tcPr>
+                <w:p>
+                  <w:pPr>
+                    <w:keepNext/>
+                    <w:widowControl/>
+                    <w:spacing w:before="0" w:after="0" w:lineRule="auto" w:line="259"/>
+                    <w:jc w:val="right"/>
+                  </w:pPr>
+                  <w:r/>
+                  <w:r>
+                    <w:rPr>
+                      <w:rFonts w:ascii="Times New Roman" w:hAnsi="Times New Roman" w:cs="Times New Roman" w:eastAsia="Times New Roman"/>
+                      <w:b/>
+                      <w:i w:val="0"/>
+                      <w:sz w:val="22"/>
+                      <w:u w:val="none"/>
+                    </w:rPr>
+                    <w:t>2 × 5 = 10</w:t>
+                  </w:r>
+                </w:p>
+              </w:tc>
+            </w:tr>
+          </w:tbl>
+          <w:p/>
+          <w:p>
+            <w:pPr>
+              <w:widowControl/>
+              <w:spacing w:before="20" w:after="20" w:lineRule="auto" w:line="254"/>
+              <w:jc w:val="left"/>
+            </w:pPr>
+            <w:r>
+              <w:rPr>
+                <w:rFonts w:ascii="Times New Roman" w:hAnsi="Times New Roman" w:cs="Times New Roman" w:eastAsia="Times New Roman"/>
+                <w:b w:val="0"/>
+                <w:i w:val="0"/>
+                <w:sz w:val="21"/>
+                <w:u w:val="none"/>
+              </w:rPr>
+              <w:t>(a)  Farhana's school planned ____________________ field trip for the students.</w:t>
+            </w:r>
+          </w:p>
+          <w:p>
+            <w:pPr>
+              <w:widowControl/>
+              <w:spacing w:before="20" w:after="20" w:lineRule="auto" w:line="254"/>
+              <w:jc w:val="left"/>
+            </w:pPr>
+            <w:r>
+              <w:rPr>
+                <w:rFonts w:ascii="Times New Roman" w:hAnsi="Times New Roman" w:cs="Times New Roman" w:eastAsia="Times New Roman"/>
+                <w:b w:val="0"/>
+                <w:i w:val="0"/>
+                <w:sz w:val="21"/>
+                <w:u w:val="none"/>
+              </w:rPr>
+              <w:t>(b)  They went to ____________________ Liberation War Museum.</w:t>
+            </w:r>
+          </w:p>
+          <w:p>
+            <w:pPr>
+              <w:widowControl/>
+              <w:spacing w:before="20" w:after="20" w:lineRule="auto" w:line="254"/>
+              <w:jc w:val="left"/>
+            </w:pPr>
+            <w:r>
+              <w:rPr>
+                <w:rFonts w:ascii="Times New Roman" w:hAnsi="Times New Roman" w:cs="Times New Roman" w:eastAsia="Times New Roman"/>
+                <w:b w:val="0"/>
+                <w:i w:val="0"/>
+                <w:sz w:val="21"/>
+                <w:u w:val="none"/>
+              </w:rPr>
+              <w:t>(c)  It was ____________________ exciting field trip.</w:t>
+            </w:r>
+          </w:p>
+          <w:p>
+            <w:pPr>
+              <w:widowControl/>
+              <w:spacing w:before="20" w:after="20" w:lineRule="auto" w:line="254"/>
+              <w:jc w:val="left"/>
+            </w:pPr>
+            <w:r>
+              <w:rPr>
+                <w:rFonts w:ascii="Times New Roman" w:hAnsi="Times New Roman" w:cs="Times New Roman" w:eastAsia="Times New Roman"/>
+                <w:b w:val="0"/>
+                <w:i w:val="0"/>
+                <w:sz w:val="21"/>
+                <w:u w:val="none"/>
+              </w:rPr>
+              <w:t>(d)  They watched ____________________ short documentary.</w:t>
+            </w:r>
+          </w:p>
+          <w:p>
+            <w:pPr>
+              <w:widowControl/>
+              <w:spacing w:before="20" w:after="20" w:lineRule="auto" w:line="254"/>
+              <w:jc w:val="left"/>
+            </w:pPr>
+            <w:r>
+              <w:rPr>
+                <w:rFonts w:ascii="Times New Roman" w:hAnsi="Times New Roman" w:cs="Times New Roman" w:eastAsia="Times New Roman"/>
+                <w:b w:val="0"/>
+                <w:i w:val="0"/>
+                <w:sz w:val="21"/>
+                <w:u w:val="none"/>
+              </w:rPr>
+              <w:t>(e)  They visited ____________________ different galleries.</w:t>
+            </w:r>
+          </w:p>
+        </w:tc>
+        <w:tc>
+          <w:tcPr>
+            <w:tcW w:type="dxa" w:w="5046"/>
+            <w:tcMar>
+              <w:top w:w="40" w:type="dxa"/>
+              <w:left w:w="80" w:type="dxa"/>
+              <w:bottom w:w="40" w:type="dxa"/>
+              <w:right w:w="0" w:type="dxa"/>
+            </w:tcMar>
+            <w:vAlign w:val="top"/>
           </w:tcPr>
           <w:p>
             <w:pPr>
               <w:widowControl/>
-              <w:spacing w:before="0" w:after="0" w:lineRule="exact" w:line="270"/>
+              <w:spacing w:before="60" w:after="40" w:lineRule="auto" w:line="254"/>
+              <w:jc w:val="center"/>
+            </w:pPr>
+            <w:r/>
+            <w:r>
+              <w:rPr>
+                <w:rFonts w:ascii="Times New Roman" w:hAnsi="Times New Roman" w:cs="Times New Roman" w:eastAsia="Times New Roman"/>
+                <w:b/>
+                <w:i/>
+                <w:sz w:val="22"/>
+                <w:u w:val="none"/>
+              </w:rPr>
+              <w:t>Or, iii.</w:t>
+            </w:r>
+          </w:p>
+          <w:tbl>
+            <w:tblPr>
+              <w:tblW w:type="dxa" w:w="4642"/>
+              <w:tblLook w:firstColumn="1" w:firstRow="1" w:lastColumn="0" w:lastRow="0" w:noHBand="0" w:noVBand="1" w:val="04A0"/>
+              <w:tblLayout w:type="fixed"/>
+              <w:tblBorders>
+                <w:top w:val="nil" w:sz="0" w:space="0" w:color="auto"/>
+                <w:left w:val="nil" w:sz="0" w:space="0" w:color="auto"/>
+                <w:bottom w:val="nil" w:sz="0" w:space="0" w:color="auto"/>
+                <w:right w:val="nil" w:sz="0" w:space="0" w:color="auto"/>
+                <w:insideH w:val="nil" w:sz="0" w:space="0" w:color="auto"/>
+                <w:insideV w:val="nil" w:sz="0" w:space="0" w:color="auto"/>
+              </w:tblBorders>
+            </w:tblPr>
+            <w:tblGrid>
+              <w:gridCol w:w="3621"/>
+              <w:gridCol w:w="1021"/>
+            </w:tblGrid>
+            <w:tr>
+              <w:tc>
+                <w:tcPr>
+                  <w:tcW w:type="dxa" w:w="3621"/>
+                  <w:tcMar>
+                    <w:top w:w="40" w:type="dxa"/>
+                    <w:left w:w="0" w:type="dxa"/>
+                    <w:bottom w:w="40" w:type="dxa"/>
+                    <w:right w:w="80" w:type="dxa"/>
+                  </w:tcMar>
+                </w:tcPr>
+                <w:p>
+                  <w:pPr>
+                    <w:keepNext/>
+                    <w:widowControl/>
+                    <w:spacing w:before="0" w:after="0" w:lineRule="auto" w:line="259"/>
+                    <w:jc w:val="left"/>
+                  </w:pPr>
+                  <w:r/>
+                  <w:r>
+                    <w:rPr>
+                      <w:rFonts w:ascii="Times New Roman" w:hAnsi="Times New Roman" w:cs="Times New Roman" w:eastAsia="Times New Roman"/>
+                      <w:b/>
+                      <w:i w:val="0"/>
+                      <w:sz w:val="22"/>
+                      <w:u w:val="none"/>
+                    </w:rPr>
+                    <w:t>Make Wh-questions using the underlined word/words.</w:t>
+                  </w:r>
+                </w:p>
+              </w:tc>
+              <w:tc>
+                <w:tcPr>
+                  <w:tcW w:type="dxa" w:w="1021"/>
+                  <w:tcMar>
+                    <w:top w:w="40" w:type="dxa"/>
+                    <w:left w:w="40" w:type="dxa"/>
+                    <w:bottom w:w="40" w:type="dxa"/>
+                    <w:right w:w="0" w:type="dxa"/>
+                  </w:tcMar>
+                </w:tcPr>
+                <w:p>
+                  <w:pPr>
+                    <w:keepNext/>
+                    <w:widowControl/>
+                    <w:spacing w:before="0" w:after="0" w:lineRule="auto" w:line="259"/>
+                    <w:jc w:val="right"/>
+                  </w:pPr>
+                  <w:r/>
+                  <w:r>
+                    <w:rPr>
+                      <w:rFonts w:ascii="Times New Roman" w:hAnsi="Times New Roman" w:cs="Times New Roman" w:eastAsia="Times New Roman"/>
+                      <w:b/>
+                      <w:i w:val="0"/>
+                      <w:sz w:val="22"/>
+                      <w:u w:val="none"/>
+                    </w:rPr>
+                    <w:t>2 × 5 = 10</w:t>
+                  </w:r>
+                </w:p>
+              </w:tc>
+            </w:tr>
+          </w:tbl>
+          <w:p/>
+          <w:p>
+            <w:pPr>
+              <w:widowControl/>
+              <w:spacing w:before="20" w:after="20" w:lineRule="auto" w:line="254"/>
+              <w:jc w:val="left"/>
+            </w:pPr>
+            <w:r>
+              <w:rPr>
+                <w:rFonts w:ascii="Times New Roman" w:hAnsi="Times New Roman" w:cs="Times New Roman" w:eastAsia="Times New Roman"/>
+                <w:b w:val="0"/>
+                <w:i w:val="0"/>
+                <w:sz w:val="21"/>
+                <w:u w:val="none"/>
+              </w:rPr>
+              <w:t xml:space="preserve">(a)  They went to the </w:t>
+            </w:r>
+            <w:r>
+              <w:rPr>
+                <w:rFonts w:ascii="Times New Roman" w:hAnsi="Times New Roman" w:cs="Times New Roman" w:eastAsia="Times New Roman"/>
+                <w:b w:val="0"/>
+                <w:i w:val="0"/>
+                <w:sz w:val="21"/>
+                <w:u w:val="single"/>
+              </w:rPr>
+              <w:t>Liberation War Museum</w:t>
+            </w:r>
+            <w:r>
+              <w:rPr>
+                <w:rFonts w:ascii="Times New Roman" w:hAnsi="Times New Roman" w:cs="Times New Roman" w:eastAsia="Times New Roman"/>
+                <w:b w:val="0"/>
+                <w:i w:val="0"/>
+                <w:sz w:val="21"/>
+                <w:u w:val="none"/>
+              </w:rPr>
+              <w:t>.</w:t>
+            </w:r>
+          </w:p>
+          <w:p>
+            <w:pPr>
+              <w:widowControl/>
+              <w:spacing w:before="20" w:after="20" w:lineRule="auto" w:line="254"/>
+              <w:jc w:val="left"/>
+            </w:pPr>
+            <w:r>
+              <w:rPr>
+                <w:rFonts w:ascii="Times New Roman" w:hAnsi="Times New Roman" w:cs="Times New Roman" w:eastAsia="Times New Roman"/>
+                <w:b w:val="0"/>
+                <w:i w:val="0"/>
+                <w:sz w:val="21"/>
+                <w:u w:val="none"/>
+              </w:rPr>
+              <w:t xml:space="preserve">(b)  They started from school at </w:t>
+            </w:r>
+            <w:r>
+              <w:rPr>
+                <w:rFonts w:ascii="Times New Roman" w:hAnsi="Times New Roman" w:cs="Times New Roman" w:eastAsia="Times New Roman"/>
+                <w:b w:val="0"/>
+                <w:i w:val="0"/>
+                <w:sz w:val="21"/>
+                <w:u w:val="single"/>
+              </w:rPr>
+              <w:t>9 a.m.</w:t>
+            </w:r>
+            <w:r>
+              <w:rPr>
+                <w:rFonts w:ascii="Times New Roman" w:hAnsi="Times New Roman" w:cs="Times New Roman" w:eastAsia="Times New Roman"/>
+                <w:b w:val="0"/>
+                <w:i w:val="0"/>
+                <w:sz w:val="21"/>
+                <w:u w:val="none"/>
+              </w:rPr>
+              <w:t>.</w:t>
+            </w:r>
+          </w:p>
+          <w:p>
+            <w:pPr>
+              <w:widowControl/>
+              <w:spacing w:before="20" w:after="20" w:lineRule="auto" w:line="254"/>
+              <w:jc w:val="left"/>
+            </w:pPr>
+            <w:r>
+              <w:rPr>
+                <w:rFonts w:ascii="Times New Roman" w:hAnsi="Times New Roman" w:cs="Times New Roman" w:eastAsia="Times New Roman"/>
+                <w:b w:val="0"/>
+                <w:i w:val="0"/>
+                <w:sz w:val="21"/>
+                <w:u w:val="none"/>
+              </w:rPr>
+              <w:t xml:space="preserve">(c)  </w:t>
+            </w:r>
+            <w:r>
+              <w:rPr>
+                <w:rFonts w:ascii="Times New Roman" w:hAnsi="Times New Roman" w:cs="Times New Roman" w:eastAsia="Times New Roman"/>
+                <w:b w:val="0"/>
+                <w:i w:val="0"/>
+                <w:sz w:val="21"/>
+                <w:u w:val="single"/>
+              </w:rPr>
+              <w:t>Mr. Khan</w:t>
+            </w:r>
+            <w:r>
+              <w:rPr>
+                <w:rFonts w:ascii="Times New Roman" w:hAnsi="Times New Roman" w:cs="Times New Roman" w:eastAsia="Times New Roman"/>
+                <w:b w:val="0"/>
+                <w:i w:val="0"/>
+                <w:sz w:val="21"/>
+                <w:u w:val="none"/>
+              </w:rPr>
+              <w:t xml:space="preserve"> went with them.</w:t>
+            </w:r>
+          </w:p>
+          <w:p>
+            <w:pPr>
+              <w:widowControl/>
+              <w:spacing w:before="20" w:after="20" w:lineRule="auto" w:line="254"/>
+              <w:jc w:val="left"/>
+            </w:pPr>
+            <w:r>
+              <w:rPr>
+                <w:rFonts w:ascii="Times New Roman" w:hAnsi="Times New Roman" w:cs="Times New Roman" w:eastAsia="Times New Roman"/>
+                <w:b w:val="0"/>
+                <w:i w:val="0"/>
+                <w:sz w:val="21"/>
+                <w:u w:val="none"/>
+              </w:rPr>
+              <w:t xml:space="preserve">(d)  They watched a </w:t>
+            </w:r>
+            <w:r>
+              <w:rPr>
+                <w:rFonts w:ascii="Times New Roman" w:hAnsi="Times New Roman" w:cs="Times New Roman" w:eastAsia="Times New Roman"/>
+                <w:b w:val="0"/>
+                <w:i w:val="0"/>
+                <w:sz w:val="21"/>
+                <w:u w:val="single"/>
+              </w:rPr>
+              <w:t>short documentary</w:t>
+            </w:r>
+            <w:r>
+              <w:rPr>
+                <w:rFonts w:ascii="Times New Roman" w:hAnsi="Times New Roman" w:cs="Times New Roman" w:eastAsia="Times New Roman"/>
+                <w:b w:val="0"/>
+                <w:i w:val="0"/>
+                <w:sz w:val="21"/>
+                <w:u w:val="none"/>
+              </w:rPr>
+              <w:t>.</w:t>
+            </w:r>
+          </w:p>
+          <w:p>
+            <w:pPr>
+              <w:widowControl/>
+              <w:spacing w:before="20" w:after="20" w:lineRule="auto" w:line="254"/>
+              <w:jc w:val="left"/>
+            </w:pPr>
+            <w:r>
+              <w:rPr>
+                <w:rFonts w:ascii="Times New Roman" w:hAnsi="Times New Roman" w:cs="Times New Roman" w:eastAsia="Times New Roman"/>
+                <w:b w:val="0"/>
+                <w:i w:val="0"/>
+                <w:sz w:val="21"/>
+                <w:u w:val="none"/>
+              </w:rPr>
+              <w:t xml:space="preserve">(e)  They thanked their guide for </w:t>
+            </w:r>
+            <w:r>
+              <w:rPr>
+                <w:rFonts w:ascii="Times New Roman" w:hAnsi="Times New Roman" w:cs="Times New Roman" w:eastAsia="Times New Roman"/>
+                <w:b w:val="0"/>
+                <w:i w:val="0"/>
+                <w:sz w:val="21"/>
+                <w:u w:val="single"/>
+              </w:rPr>
+              <w:t>his support</w:t>
+            </w:r>
+            <w:r>
+              <w:rPr>
+                <w:rFonts w:ascii="Times New Roman" w:hAnsi="Times New Roman" w:cs="Times New Roman" w:eastAsia="Times New Roman"/>
+                <w:b w:val="0"/>
+                <w:i w:val="0"/>
+                <w:sz w:val="21"/>
+                <w:u w:val="none"/>
+              </w:rPr>
+              <w:t>.</w:t>
+            </w:r>
+          </w:p>
+          <w:p>
+            <w:pPr>
+              <w:widowControl/>
+              <w:spacing w:before="60" w:after="40" w:lineRule="auto" w:line="254"/>
+              <w:jc w:val="center"/>
+            </w:pPr>
+            <w:r>
+              <w:rPr>
+                <w:rFonts w:ascii="Times New Roman" w:hAnsi="Times New Roman" w:cs="Times New Roman" w:eastAsia="Times New Roman"/>
+                <w:b/>
+                <w:i/>
+                <w:sz w:val="22"/>
+                <w:u w:val="none"/>
+              </w:rPr>
+              <w:t>Or, iv.</w:t>
+            </w:r>
+          </w:p>
+          <w:tbl>
+            <w:tblPr>
+              <w:tblW w:type="dxa" w:w="4642"/>
+              <w:tblLook w:firstColumn="1" w:firstRow="1" w:lastColumn="0" w:lastRow="0" w:noHBand="0" w:noVBand="1" w:val="04A0"/>
+              <w:tblLayout w:type="fixed"/>
+              <w:tblBorders>
+                <w:top w:val="nil" w:sz="0" w:space="0" w:color="auto"/>
+                <w:left w:val="nil" w:sz="0" w:space="0" w:color="auto"/>
+                <w:bottom w:val="nil" w:sz="0" w:space="0" w:color="auto"/>
+                <w:right w:val="nil" w:sz="0" w:space="0" w:color="auto"/>
+                <w:insideH w:val="nil" w:sz="0" w:space="0" w:color="auto"/>
+                <w:insideV w:val="nil" w:sz="0" w:space="0" w:color="auto"/>
+              </w:tblBorders>
+            </w:tblPr>
+            <w:tblGrid>
+              <w:gridCol w:w="3621"/>
+              <w:gridCol w:w="1021"/>
+            </w:tblGrid>
+            <w:tr>
+              <w:tc>
+                <w:tcPr>
+                  <w:tcW w:type="dxa" w:w="3621"/>
+                  <w:tcMar>
+                    <w:top w:w="40" w:type="dxa"/>
+                    <w:left w:w="0" w:type="dxa"/>
+                    <w:bottom w:w="40" w:type="dxa"/>
+                    <w:right w:w="80" w:type="dxa"/>
+                  </w:tcMar>
+                </w:tcPr>
+                <w:p>
+                  <w:pPr>
+                    <w:keepNext/>
+                    <w:widowControl/>
+                    <w:spacing w:before="0" w:after="0" w:lineRule="auto" w:line="259"/>
+                    <w:jc w:val="left"/>
+                  </w:pPr>
+                  <w:r/>
+                  <w:r>
+                    <w:rPr>
+                      <w:rFonts w:ascii="Times New Roman" w:hAnsi="Times New Roman" w:cs="Times New Roman" w:eastAsia="Times New Roman"/>
+                      <w:b/>
+                      <w:i w:val="0"/>
+                      <w:sz w:val="22"/>
+                      <w:u w:val="none"/>
+                    </w:rPr>
+                    <w:t>Fill in the blanks with suitable adjectives from the box.</w:t>
+                  </w:r>
+                </w:p>
+              </w:tc>
+              <w:tc>
+                <w:tcPr>
+                  <w:tcW w:type="dxa" w:w="1021"/>
+                  <w:tcMar>
+                    <w:top w:w="40" w:type="dxa"/>
+                    <w:left w:w="40" w:type="dxa"/>
+                    <w:bottom w:w="40" w:type="dxa"/>
+                    <w:right w:w="0" w:type="dxa"/>
+                  </w:tcMar>
+                </w:tcPr>
+                <w:p>
+                  <w:pPr>
+                    <w:keepNext/>
+                    <w:widowControl/>
+                    <w:spacing w:before="0" w:after="0" w:lineRule="auto" w:line="259"/>
+                    <w:jc w:val="right"/>
+                  </w:pPr>
+                  <w:r/>
+                  <w:r>
+                    <w:rPr>
+                      <w:rFonts w:ascii="Times New Roman" w:hAnsi="Times New Roman" w:cs="Times New Roman" w:eastAsia="Times New Roman"/>
+                      <w:b/>
+                      <w:i w:val="0"/>
+                      <w:sz w:val="22"/>
+                      <w:u w:val="none"/>
+                    </w:rPr>
+                    <w:t>2 × 5 = 10</w:t>
+                  </w:r>
+                </w:p>
+              </w:tc>
+            </w:tr>
+          </w:tbl>
+          <w:p/>
+          <w:tbl>
+            <w:tblPr>
+              <w:tblW w:type="dxa" w:w="4642"/>
+              <w:tblLook w:firstColumn="1" w:firstRow="1" w:lastColumn="0" w:lastRow="0" w:noHBand="0" w:noVBand="1" w:val="04A0"/>
+              <w:tblLayout w:type="fixed"/>
+              <w:tblBorders>
+                <w:top w:val="single" w:sz="8" w:space="0" w:color="000000"/>
+                <w:left w:val="single" w:sz="8" w:space="0" w:color="000000"/>
+                <w:bottom w:val="single" w:sz="8" w:space="0" w:color="000000"/>
+                <w:right w:val="single" w:sz="8" w:space="0" w:color="000000"/>
+                <w:insideH w:val="nil" w:sz="0" w:space="0" w:color="auto"/>
+                <w:insideV w:val="nil" w:sz="0" w:space="0" w:color="auto"/>
+              </w:tblBorders>
+            </w:tblPr>
+            <w:tblGrid>
+              <w:gridCol w:w="4642"/>
+            </w:tblGrid>
+            <w:tr>
+              <w:tc>
+                <w:tcPr>
+                  <w:tcW w:type="dxa" w:w="4642"/>
+                  <w:shd w:val="clear" w:color="auto" w:fill="F3F3F3"/>
+                  <w:tcMar>
+                    <w:top w:w="60" w:type="dxa"/>
+                    <w:left w:w="80" w:type="dxa"/>
+                    <w:bottom w:w="60" w:type="dxa"/>
+                    <w:right w:w="80" w:type="dxa"/>
+                  </w:tcMar>
+                </w:tcPr>
+                <w:p>
+                  <w:pPr>
+                    <w:widowControl/>
+                    <w:spacing w:before="0" w:after="0" w:lineRule="auto" w:line="259"/>
+                    <w:jc w:val="center"/>
+                  </w:pPr>
+                  <w:r/>
+                  <w:r>
+                    <w:rPr>
+                      <w:rFonts w:ascii="Times New Roman" w:hAnsi="Times New Roman" w:cs="Times New Roman" w:eastAsia="Times New Roman"/>
+                      <w:b/>
+                      <w:i w:val="0"/>
+                      <w:sz w:val="22"/>
+                      <w:u w:val="none"/>
+                    </w:rPr>
+                    <w:t>colourful     annual     sweet     school     important</w:t>
+                  </w:r>
+                </w:p>
+              </w:tc>
+            </w:tr>
+          </w:tbl>
+          <w:p/>
+          <w:p>
+            <w:pPr>
+              <w:widowControl/>
+              <w:spacing w:before="20" w:after="20" w:lineRule="auto" w:line="254"/>
+              <w:jc w:val="left"/>
+            </w:pPr>
+            <w:r>
+              <w:rPr>
+                <w:rFonts w:ascii="Times New Roman" w:hAnsi="Times New Roman" w:cs="Times New Roman" w:eastAsia="Times New Roman"/>
+                <w:b w:val="0"/>
+                <w:i w:val="0"/>
+                <w:sz w:val="21"/>
+                <w:u w:val="none"/>
+              </w:rPr>
+              <w:t>(a)  The ____________________ field is crowded today.</w:t>
+            </w:r>
+          </w:p>
+          <w:p>
+            <w:pPr>
+              <w:widowControl/>
+              <w:spacing w:before="20" w:after="20" w:lineRule="auto" w:line="254"/>
+              <w:jc w:val="left"/>
+            </w:pPr>
+            <w:r>
+              <w:rPr>
+                <w:rFonts w:ascii="Times New Roman" w:hAnsi="Times New Roman" w:cs="Times New Roman" w:eastAsia="Times New Roman"/>
+                <w:b w:val="0"/>
+                <w:i w:val="0"/>
+                <w:sz w:val="21"/>
+                <w:u w:val="none"/>
+              </w:rPr>
+              <w:t>(b)  Today is the ____________________ sports day at Sumon's school.</w:t>
+            </w:r>
+          </w:p>
+          <w:p>
+            <w:pPr>
+              <w:widowControl/>
+              <w:spacing w:before="20" w:after="20" w:lineRule="auto" w:line="254"/>
+              <w:jc w:val="left"/>
+            </w:pPr>
+            <w:r>
+              <w:rPr>
+                <w:rFonts w:ascii="Times New Roman" w:hAnsi="Times New Roman" w:cs="Times New Roman" w:eastAsia="Times New Roman"/>
+                <w:b w:val="0"/>
+                <w:i w:val="0"/>
+                <w:sz w:val="21"/>
+                <w:u w:val="none"/>
+              </w:rPr>
+              <w:t>(c)  Suddenly, a ____________________ voice drew their attention.</w:t>
+            </w:r>
+          </w:p>
+          <w:p>
+            <w:pPr>
+              <w:widowControl/>
+              <w:spacing w:before="20" w:after="20" w:lineRule="auto" w:line="254"/>
+              <w:jc w:val="left"/>
+            </w:pPr>
+            <w:r>
+              <w:rPr>
+                <w:rFonts w:ascii="Times New Roman" w:hAnsi="Times New Roman" w:cs="Times New Roman" w:eastAsia="Times New Roman"/>
+                <w:b w:val="0"/>
+                <w:i w:val="0"/>
+                <w:sz w:val="21"/>
+                <w:u w:val="none"/>
+              </w:rPr>
+              <w:t>(d)  The ground is decorated with ____________________ flags.</w:t>
+            </w:r>
+          </w:p>
+          <w:p>
+            <w:pPr>
+              <w:widowControl/>
+              <w:spacing w:before="20" w:after="20" w:lineRule="auto" w:line="254"/>
+              <w:jc w:val="left"/>
+            </w:pPr>
+            <w:r>
+              <w:rPr>
+                <w:rFonts w:ascii="Times New Roman" w:hAnsi="Times New Roman" w:cs="Times New Roman" w:eastAsia="Times New Roman"/>
+                <w:b w:val="0"/>
+                <w:i w:val="0"/>
+                <w:sz w:val="21"/>
+                <w:u w:val="none"/>
+              </w:rPr>
+              <w:t>(e)  There was an ____________________ announcement for everyone.</w:t>
+            </w:r>
+          </w:p>
+          <w:tbl>
+            <w:tblPr>
+              <w:tblW w:type="dxa" w:w="4642"/>
+              <w:tblLook w:firstColumn="1" w:firstRow="1" w:lastColumn="0" w:lastRow="0" w:noHBand="0" w:noVBand="1" w:val="04A0"/>
+              <w:tblLayout w:type="fixed"/>
+              <w:tblBorders>
+                <w:top w:val="nil" w:sz="0" w:space="0" w:color="auto"/>
+                <w:left w:val="nil" w:sz="0" w:space="0" w:color="auto"/>
+                <w:bottom w:val="nil" w:sz="0" w:space="0" w:color="auto"/>
+                <w:right w:val="nil" w:sz="0" w:space="0" w:color="auto"/>
+                <w:insideH w:val="nil" w:sz="0" w:space="0" w:color="auto"/>
+                <w:insideV w:val="nil" w:sz="0" w:space="0" w:color="auto"/>
+              </w:tblBorders>
+            </w:tblPr>
+            <w:tblGrid>
+              <w:gridCol w:w="3621"/>
+              <w:gridCol w:w="1021"/>
+            </w:tblGrid>
+            <w:tr>
+              <w:tc>
+                <w:tcPr>
+                  <w:tcW w:type="dxa" w:w="3621"/>
+                  <w:tcMar>
+                    <w:top w:w="40" w:type="dxa"/>
+                    <w:left w:w="0" w:type="dxa"/>
+                    <w:bottom w:w="40" w:type="dxa"/>
+                    <w:right w:w="80" w:type="dxa"/>
+                  </w:tcMar>
+                </w:tcPr>
+                <w:p>
+                  <w:pPr>
+                    <w:keepNext/>
+                    <w:widowControl/>
+                    <w:spacing w:before="0" w:after="0" w:lineRule="auto" w:line="259"/>
+                    <w:jc w:val="left"/>
+                  </w:pPr>
+                  <w:r/>
+                  <w:r>
+                    <w:rPr>
+                      <w:rFonts w:ascii="Times New Roman" w:hAnsi="Times New Roman" w:cs="Times New Roman" w:eastAsia="Times New Roman"/>
+                      <w:b/>
+                      <w:i w:val="0"/>
+                      <w:sz w:val="22"/>
+                      <w:u w:val="none"/>
+                    </w:rPr>
+                    <w:t>8.  Complete the following sentences using correct form of verbs.</w:t>
+                  </w:r>
+                </w:p>
+              </w:tc>
+              <w:tc>
+                <w:tcPr>
+                  <w:tcW w:type="dxa" w:w="1021"/>
+                  <w:tcMar>
+                    <w:top w:w="40" w:type="dxa"/>
+                    <w:left w:w="40" w:type="dxa"/>
+                    <w:bottom w:w="40" w:type="dxa"/>
+                    <w:right w:w="0" w:type="dxa"/>
+                  </w:tcMar>
+                </w:tcPr>
+                <w:p>
+                  <w:pPr>
+                    <w:keepNext/>
+                    <w:widowControl/>
+                    <w:spacing w:before="0" w:after="0" w:lineRule="auto" w:line="259"/>
+                    <w:jc w:val="right"/>
+                  </w:pPr>
+                  <w:r/>
+                  <w:r>
+                    <w:rPr>
+                      <w:rFonts w:ascii="Times New Roman" w:hAnsi="Times New Roman" w:cs="Times New Roman" w:eastAsia="Times New Roman"/>
+                      <w:b/>
+                      <w:i w:val="0"/>
+                      <w:sz w:val="22"/>
+                      <w:u w:val="none"/>
+                    </w:rPr>
+                    <w:t>1 × 5 = 5</w:t>
+                  </w:r>
+                </w:p>
+              </w:tc>
+            </w:tr>
+          </w:tbl>
+          <w:p/>
+          <w:p>
+            <w:pPr>
+              <w:widowControl/>
+              <w:spacing w:before="20" w:after="20" w:lineRule="auto" w:line="254"/>
+              <w:jc w:val="left"/>
+            </w:pPr>
+            <w:r>
+              <w:rPr>
+                <w:rFonts w:ascii="Times New Roman" w:hAnsi="Times New Roman" w:cs="Times New Roman" w:eastAsia="Times New Roman"/>
+                <w:b w:val="0"/>
+                <w:i w:val="0"/>
+                <w:sz w:val="21"/>
+                <w:u w:val="none"/>
+              </w:rPr>
+              <w:t>(a)  Farhana ____________________ (sit) with her friends.</w:t>
+            </w:r>
+          </w:p>
+          <w:p>
+            <w:pPr>
+              <w:widowControl/>
+              <w:spacing w:before="20" w:after="20" w:lineRule="auto" w:line="254"/>
+              <w:jc w:val="left"/>
+            </w:pPr>
+            <w:r>
+              <w:rPr>
+                <w:rFonts w:ascii="Times New Roman" w:hAnsi="Times New Roman" w:cs="Times New Roman" w:eastAsia="Times New Roman"/>
+                <w:b w:val="0"/>
+                <w:i w:val="0"/>
+                <w:sz w:val="21"/>
+                <w:u w:val="none"/>
+              </w:rPr>
+              <w:t>(b)  They ____________________ (plan) a field trip.</w:t>
+            </w:r>
+          </w:p>
+          <w:p>
+            <w:pPr>
+              <w:widowControl/>
+              <w:spacing w:before="20" w:after="20" w:lineRule="auto" w:line="254"/>
+              <w:jc w:val="left"/>
+            </w:pPr>
+            <w:r>
+              <w:rPr>
+                <w:rFonts w:ascii="Times New Roman" w:hAnsi="Times New Roman" w:cs="Times New Roman" w:eastAsia="Times New Roman"/>
+                <w:b w:val="0"/>
+                <w:i w:val="0"/>
+                <w:sz w:val="21"/>
+                <w:u w:val="none"/>
+              </w:rPr>
+              <w:t>(c)  They ____________________ (start) from school at 9 a.m.</w:t>
+            </w:r>
+          </w:p>
+          <w:p>
+            <w:pPr>
+              <w:widowControl/>
+              <w:spacing w:before="20" w:after="20" w:lineRule="auto" w:line="254"/>
+              <w:jc w:val="left"/>
+            </w:pPr>
+            <w:r>
+              <w:rPr>
+                <w:rFonts w:ascii="Times New Roman" w:hAnsi="Times New Roman" w:cs="Times New Roman" w:eastAsia="Times New Roman"/>
+                <w:b w:val="0"/>
+                <w:i w:val="0"/>
+                <w:sz w:val="21"/>
+                <w:u w:val="none"/>
+              </w:rPr>
+              <w:t>(d)  Mr. Kamal ____________________ (guide) them.</w:t>
+            </w:r>
+          </w:p>
+          <w:p>
+            <w:pPr>
+              <w:widowControl/>
+              <w:spacing w:before="20" w:after="20" w:lineRule="auto" w:line="254"/>
+              <w:jc w:val="left"/>
+            </w:pPr>
+            <w:r>
+              <w:rPr>
+                <w:rFonts w:ascii="Times New Roman" w:hAnsi="Times New Roman" w:cs="Times New Roman" w:eastAsia="Times New Roman"/>
+                <w:b w:val="0"/>
+                <w:i w:val="0"/>
+                <w:sz w:val="21"/>
+                <w:u w:val="none"/>
+              </w:rPr>
+              <w:t>(e)  The students ____________________ (watch) a documentary.</w:t>
+            </w:r>
+          </w:p>
+          <w:p>
+            <w:pPr>
+              <w:widowControl/>
+              <w:spacing w:before="60" w:after="20" w:lineRule="auto" w:line="254"/>
               <w:jc w:val="left"/>
             </w:pPr>
             <w:r>
@@ -2360,6 +3451,889 @@
                 <w:b/>
                 <w:i w:val="0"/>
                 <w:sz w:val="21"/>
+                <w:u w:val="none"/>
+              </w:rPr>
+              <w:t xml:space="preserve">9.  Write a paragraph on 'Necessity of Eating Healthy Food' by answering the following questions:  </w:t>
+            </w:r>
+            <w:r>
+              <w:rPr>
+                <w:rFonts w:ascii="Times New Roman" w:hAnsi="Times New Roman" w:cs="Times New Roman" w:eastAsia="Times New Roman"/>
+                <w:b w:val="0"/>
+                <w:i/>
+                <w:sz w:val="19"/>
+                <w:u w:val="none"/>
+              </w:rPr>
+              <w:t xml:space="preserve">[Unit–12]  </w:t>
+            </w:r>
+            <w:r>
+              <w:rPr>
+                <w:rFonts w:ascii="Times New Roman" w:hAnsi="Times New Roman" w:cs="Times New Roman" w:eastAsia="Times New Roman"/>
+                <w:b/>
+                <w:i w:val="0"/>
+                <w:sz w:val="21"/>
+                <w:u w:val="none"/>
+              </w:rPr>
+              <w:t>10</w:t>
+            </w:r>
+          </w:p>
+          <w:p>
+            <w:pPr>
+              <w:widowControl/>
+              <w:spacing w:before="20" w:after="20" w:lineRule="auto" w:line="254"/>
+              <w:jc w:val="left"/>
+            </w:pPr>
+            <w:r>
+              <w:rPr>
+                <w:rFonts w:ascii="Times New Roman" w:hAnsi="Times New Roman" w:cs="Times New Roman" w:eastAsia="Times New Roman"/>
+                <w:b w:val="0"/>
+                <w:i w:val="0"/>
+                <w:sz w:val="21"/>
+                <w:u w:val="none"/>
+              </w:rPr>
+              <w:t>(a)  Why is it important to eat healthy food?</w:t>
+            </w:r>
+          </w:p>
+          <w:p>
+            <w:pPr>
+              <w:widowControl/>
+              <w:spacing w:before="20" w:after="20" w:lineRule="auto" w:line="254"/>
+              <w:jc w:val="left"/>
+            </w:pPr>
+            <w:r>
+              <w:rPr>
+                <w:rFonts w:ascii="Times New Roman" w:hAnsi="Times New Roman" w:cs="Times New Roman" w:eastAsia="Times New Roman"/>
+                <w:b w:val="0"/>
+                <w:i w:val="0"/>
+                <w:sz w:val="21"/>
+                <w:u w:val="none"/>
+              </w:rPr>
+              <w:t>(b)  What are some examples of healthy food?</w:t>
+            </w:r>
+          </w:p>
+          <w:p>
+            <w:pPr>
+              <w:widowControl/>
+              <w:spacing w:before="20" w:after="20" w:lineRule="auto" w:line="254"/>
+              <w:jc w:val="left"/>
+            </w:pPr>
+            <w:r>
+              <w:rPr>
+                <w:rFonts w:ascii="Times New Roman" w:hAnsi="Times New Roman" w:cs="Times New Roman" w:eastAsia="Times New Roman"/>
+                <w:b w:val="0"/>
+                <w:i w:val="0"/>
+                <w:sz w:val="21"/>
+                <w:u w:val="none"/>
+              </w:rPr>
+              <w:t>(c)  How does eating junk food affect our health?</w:t>
+            </w:r>
+          </w:p>
+          <w:p>
+            <w:pPr>
+              <w:widowControl/>
+              <w:spacing w:before="20" w:after="20" w:lineRule="auto" w:line="254"/>
+              <w:jc w:val="left"/>
+            </w:pPr>
+            <w:r>
+              <w:rPr>
+                <w:rFonts w:ascii="Times New Roman" w:hAnsi="Times New Roman" w:cs="Times New Roman" w:eastAsia="Times New Roman"/>
+                <w:b w:val="0"/>
+                <w:i w:val="0"/>
+                <w:sz w:val="21"/>
+                <w:u w:val="none"/>
+              </w:rPr>
+              <w:t>(d)  What is the correct way to eat for good digestion?</w:t>
+            </w:r>
+          </w:p>
+          <w:p>
+            <w:pPr>
+              <w:widowControl/>
+              <w:spacing w:before="20" w:after="20" w:lineRule="auto" w:line="254"/>
+              <w:jc w:val="left"/>
+            </w:pPr>
+            <w:r>
+              <w:rPr>
+                <w:rFonts w:ascii="Times New Roman" w:hAnsi="Times New Roman" w:cs="Times New Roman" w:eastAsia="Times New Roman"/>
+                <w:b w:val="0"/>
+                <w:i w:val="0"/>
+                <w:sz w:val="21"/>
+                <w:u w:val="none"/>
+              </w:rPr>
+              <w:t>(e)  How can we make sure our food is safe and healthy?</w:t>
+            </w:r>
+          </w:p>
+          <w:tbl>
+            <w:tblPr>
+              <w:tblW w:type="dxa" w:w="4642"/>
+              <w:tblLook w:firstColumn="1" w:firstRow="1" w:lastColumn="0" w:lastRow="0" w:noHBand="0" w:noVBand="1" w:val="04A0"/>
+              <w:tblLayout w:type="fixed"/>
+              <w:tblBorders>
+                <w:top w:val="nil" w:sz="0" w:space="0" w:color="auto"/>
+                <w:left w:val="nil" w:sz="0" w:space="0" w:color="auto"/>
+                <w:bottom w:val="nil" w:sz="0" w:space="0" w:color="auto"/>
+                <w:right w:val="nil" w:sz="0" w:space="0" w:color="auto"/>
+                <w:insideH w:val="nil" w:sz="0" w:space="0" w:color="auto"/>
+                <w:insideV w:val="nil" w:sz="0" w:space="0" w:color="auto"/>
+              </w:tblBorders>
+            </w:tblPr>
+            <w:tblGrid>
+              <w:gridCol w:w="3621"/>
+              <w:gridCol w:w="1021"/>
+            </w:tblGrid>
+            <w:tr>
+              <w:tc>
+                <w:tcPr>
+                  <w:tcW w:type="dxa" w:w="3621"/>
+                  <w:tcMar>
+                    <w:top w:w="40" w:type="dxa"/>
+                    <w:left w:w="0" w:type="dxa"/>
+                    <w:bottom w:w="40" w:type="dxa"/>
+                    <w:right w:w="80" w:type="dxa"/>
+                  </w:tcMar>
+                </w:tcPr>
+                <w:p>
+                  <w:pPr>
+                    <w:keepNext/>
+                    <w:widowControl/>
+                    <w:spacing w:before="0" w:after="0" w:lineRule="auto" w:line="259"/>
+                    <w:jc w:val="left"/>
+                  </w:pPr>
+                  <w:r/>
+                  <w:r>
+                    <w:rPr>
+                      <w:rFonts w:ascii="Times New Roman" w:hAnsi="Times New Roman" w:cs="Times New Roman" w:eastAsia="Times New Roman"/>
+                      <w:b/>
+                      <w:i w:val="0"/>
+                      <w:sz w:val="22"/>
+                      <w:u w:val="none"/>
+                    </w:rPr>
+                    <w:t>10.  Suppose, you are Asif. Your friend is Belal. Now, write a letter to your friend about the annual sports day of your school.</w:t>
+                  </w:r>
+                </w:p>
+              </w:tc>
+              <w:tc>
+                <w:tcPr>
+                  <w:tcW w:type="dxa" w:w="1021"/>
+                  <w:tcMar>
+                    <w:top w:w="40" w:type="dxa"/>
+                    <w:left w:w="40" w:type="dxa"/>
+                    <w:bottom w:w="40" w:type="dxa"/>
+                    <w:right w:w="0" w:type="dxa"/>
+                  </w:tcMar>
+                </w:tcPr>
+                <w:p>
+                  <w:pPr>
+                    <w:keepNext/>
+                    <w:widowControl/>
+                    <w:spacing w:before="0" w:after="0" w:lineRule="auto" w:line="259"/>
+                    <w:jc w:val="right"/>
+                  </w:pPr>
+                  <w:r/>
+                  <w:r>
+                    <w:rPr>
+                      <w:rFonts w:ascii="Times New Roman" w:hAnsi="Times New Roman" w:cs="Times New Roman" w:eastAsia="Times New Roman"/>
+                      <w:b/>
+                      <w:i w:val="0"/>
+                      <w:sz w:val="22"/>
+                      <w:u w:val="none"/>
+                    </w:rPr>
+                    <w:t>10</w:t>
+                  </w:r>
+                </w:p>
+              </w:tc>
+            </w:tr>
+          </w:tbl>
+          <w:p/>
+          <w:p>
+            <w:pPr>
+              <w:widowControl/>
+              <w:spacing w:before="40" w:after="20" w:lineRule="auto" w:line="254"/>
+              <w:jc w:val="both"/>
+            </w:pPr>
+            <w:r>
+              <w:rPr>
+                <w:rFonts w:ascii="Times New Roman" w:hAnsi="Times New Roman" w:cs="Times New Roman" w:eastAsia="Times New Roman"/>
+                <w:b w:val="0"/>
+                <w:i/>
+                <w:sz w:val="19"/>
+                <w:u w:val="none"/>
+              </w:rPr>
+              <w:t>[Here are some words to help you : date, address, salutation, main points for the letter, closing. Remember to write at least five sentences, use capital letters, punctuation marks and correct spelling.]</w:t>
+            </w:r>
+          </w:p>
+        </w:tc>
+      </w:tr>
+    </w:tbl>
+    <w:p>
+      <w:pPr>
+        <w:widowControl/>
+        <w:spacing w:before="0" w:after="80" w:lineRule="auto" w:line="254"/>
+        <w:jc w:val="left"/>
+      </w:pPr>
+      <w:r>
+        <w:rPr>
+          <w:rFonts w:ascii="Times New Roman" w:hAnsi="Times New Roman" w:cs="Times New Roman" w:eastAsia="Times New Roman"/>
+          <w:b/>
+          <w:i w:val="0"/>
+          <w:sz w:val="22"/>
+          <w:u w:val="none"/>
+        </w:rPr>
+        <w:t>Read the text and answer the questions no. 4 and 5.</w:t>
+      </w:r>
+    </w:p>
+    <w:tbl>
+      <w:tblPr>
+        <w:tblW w:type="dxa" w:w="10091"/>
+        <w:tblLook w:firstColumn="1" w:firstRow="1" w:lastColumn="0" w:lastRow="0" w:noHBand="0" w:noVBand="1" w:val="04A0"/>
+        <w:tblLayout w:type="fixed"/>
+        <w:tblBorders>
+          <w:top w:val="single" w:sz="8" w:space="0" w:color="000000"/>
+          <w:left w:val="single" w:sz="8" w:space="0" w:color="000000"/>
+          <w:bottom w:val="single" w:sz="8" w:space="0" w:color="000000"/>
+          <w:right w:val="single" w:sz="8" w:space="0" w:color="000000"/>
+          <w:insideH w:val="nil" w:sz="0" w:space="0" w:color="auto"/>
+          <w:insideV w:val="nil" w:sz="0" w:space="0" w:color="auto"/>
+        </w:tblBorders>
+      </w:tblPr>
+      <w:tblGrid>
+        <w:gridCol w:w="10091"/>
+      </w:tblGrid>
+      <w:tr>
+        <w:tc>
+          <w:tcPr>
+            <w:tcW w:type="dxa" w:w="10091"/>
+            <w:tcMar>
+              <w:top w:w="80" w:type="dxa"/>
+              <w:left w:w="100" w:type="dxa"/>
+              <w:bottom w:w="80" w:type="dxa"/>
+              <w:right w:w="100" w:type="dxa"/>
+            </w:tcMar>
+          </w:tcPr>
+          <w:p>
+            <w:pPr>
+              <w:widowControl/>
+              <w:spacing w:before="0" w:after="0" w:lineRule="auto" w:line="259"/>
+              <w:jc w:val="both"/>
+            </w:pPr>
+            <w:r>
+              <w:rPr>
+                <w:rFonts w:ascii="Times New Roman" w:hAnsi="Times New Roman" w:cs="Times New Roman" w:eastAsia="Times New Roman"/>
+                <w:b w:val="0"/>
+                <w:i w:val="0"/>
+                <w:sz w:val="22"/>
+                <w:u w:val="none"/>
+              </w:rPr>
+              <w:t>Roni lives with his parents in a beautiful house. There is a big yard in front of their house. Roni reads in a local government primary school. He is a student of class 5. He likes gardening. He made a flower garden in front of their house. It gives him much pleasure. Everyday Roni works in the garden at least an hour. On holidays he works more in the garden. His parents help him in the garden. Roni waters the plants regularly. He keeps the garden clean. He made a fence around the garden to save the plants from cows and goats. There are many kinds of flowers in his garden. He becomes very happy when the garden is full of flowers. When his friends or relatives come to visit his house, he takes them into his garden to show them various kinds of flowers. They become surprised and very happy to see the garden. Roni also grows some vegetables in one corner of the garden. His mother is very happy to have the vegetables. Roni feels very proud of his garden.</w:t>
+            </w:r>
+          </w:p>
+        </w:tc>
+      </w:tr>
+    </w:tbl>
+    <w:tbl>
+      <w:tblPr>
+        <w:tblW w:type="dxa" w:w="10091"/>
+        <w:tblLook w:firstColumn="1" w:firstRow="1" w:lastColumn="0" w:lastRow="0" w:noHBand="0" w:noVBand="1" w:val="04A0"/>
+        <w:tblLayout w:type="fixed"/>
+        <w:tblBorders>
+          <w:top w:val="nil" w:sz="0" w:space="0" w:color="auto"/>
+          <w:left w:val="nil" w:sz="0" w:space="0" w:color="auto"/>
+          <w:bottom w:val="nil" w:sz="0" w:space="0" w:color="auto"/>
+          <w:right w:val="nil" w:sz="0" w:space="0" w:color="auto"/>
+          <w:insideH w:val="nil" w:sz="0" w:space="0" w:color="auto"/>
+          <w:insideV w:val="nil" w:sz="0" w:space="0" w:color="auto"/>
+        </w:tblBorders>
+      </w:tblPr>
+      <w:tblGrid>
+        <w:gridCol w:w="7871"/>
+        <w:gridCol w:w="2220"/>
+      </w:tblGrid>
+      <w:tr>
+        <w:tc>
+          <w:tcPr>
+            <w:tcW w:type="dxa" w:w="7871"/>
+            <w:tcMar>
+              <w:top w:w="40" w:type="dxa"/>
+              <w:left w:w="0" w:type="dxa"/>
+              <w:bottom w:w="40" w:type="dxa"/>
+              <w:right w:w="80" w:type="dxa"/>
+            </w:tcMar>
+          </w:tcPr>
+          <w:p>
+            <w:pPr>
+              <w:keepNext/>
+              <w:widowControl/>
+              <w:spacing w:before="0" w:after="0" w:lineRule="auto" w:line="259"/>
+              <w:jc w:val="left"/>
+            </w:pPr>
+            <w:r/>
+            <w:r>
+              <w:rPr>
+                <w:rFonts w:ascii="Times New Roman" w:hAnsi="Times New Roman" w:cs="Times New Roman" w:eastAsia="Times New Roman"/>
+                <w:b/>
+                <w:i w:val="0"/>
+                <w:sz w:val="22"/>
+                <w:u w:val="none"/>
+              </w:rPr>
+              <w:t>4.  Match the words in Column A with their meanings in Column B. Two extra meanings are given in column B.</w:t>
+            </w:r>
+          </w:p>
+        </w:tc>
+        <w:tc>
+          <w:tcPr>
+            <w:tcW w:type="dxa" w:w="2220"/>
+            <w:tcMar>
+              <w:top w:w="40" w:type="dxa"/>
+              <w:left w:w="40" w:type="dxa"/>
+              <w:bottom w:w="40" w:type="dxa"/>
+              <w:right w:w="0" w:type="dxa"/>
+            </w:tcMar>
+          </w:tcPr>
+          <w:p>
+            <w:pPr>
+              <w:keepNext/>
+              <w:widowControl/>
+              <w:spacing w:before="0" w:after="0" w:lineRule="auto" w:line="259"/>
+              <w:jc w:val="right"/>
+            </w:pPr>
+            <w:r/>
+            <w:r>
+              <w:rPr>
+                <w:rFonts w:ascii="Times New Roman" w:hAnsi="Times New Roman" w:cs="Times New Roman" w:eastAsia="Times New Roman"/>
+                <w:b/>
+                <w:i w:val="0"/>
+                <w:sz w:val="22"/>
+                <w:u w:val="none"/>
+              </w:rPr>
+              <w:t>1 × 5 = 5</w:t>
+            </w:r>
+          </w:p>
+        </w:tc>
+      </w:tr>
+    </w:tbl>
+    <w:tbl>
+      <w:tblPr>
+        <w:tblW w:type="dxa" w:w="10091"/>
+        <w:tblLook w:firstColumn="1" w:firstRow="1" w:lastColumn="0" w:lastRow="0" w:noHBand="0" w:noVBand="1" w:val="04A0"/>
+        <w:tblLayout w:type="fixed"/>
+        <w:tblBorders>
+          <w:top w:val="single" w:sz="6" w:space="0" w:color="000000"/>
+          <w:left w:val="single" w:sz="6" w:space="0" w:color="000000"/>
+          <w:bottom w:val="single" w:sz="6" w:space="0" w:color="000000"/>
+          <w:right w:val="single" w:sz="6" w:space="0" w:color="000000"/>
+          <w:insideH w:val="single" w:sz="6" w:space="0" w:color="000000"/>
+          <w:insideV w:val="single" w:sz="6" w:space="0" w:color="000000"/>
+        </w:tblBorders>
+      </w:tblPr>
+      <w:tblGrid>
+        <w:gridCol w:w="3027"/>
+        <w:gridCol w:w="7064"/>
+      </w:tblGrid>
+      <w:tr>
+        <w:tc>
+          <w:tcPr>
+            <w:tcW w:type="dxa" w:w="3027"/>
+            <w:tcMar>
+              <w:top w:w="40" w:type="dxa"/>
+              <w:left w:w="80" w:type="dxa"/>
+              <w:bottom w:w="40" w:type="dxa"/>
+              <w:right w:w="60" w:type="dxa"/>
+            </w:tcMar>
+            <w:shd w:val="clear" w:color="auto" w:fill="E8E8E8"/>
+          </w:tcPr>
+          <w:p>
+            <w:pPr>
+              <w:widowControl/>
+              <w:spacing w:before="0" w:after="0" w:lineRule="auto" w:line="259"/>
+              <w:jc w:val="center"/>
+            </w:pPr>
+            <w:r/>
+            <w:r>
+              <w:rPr>
+                <w:rFonts w:ascii="Times New Roman" w:hAnsi="Times New Roman" w:cs="Times New Roman" w:eastAsia="Times New Roman"/>
+                <w:b/>
+                <w:i w:val="0"/>
+                <w:sz w:val="23"/>
+                <w:u w:val="none"/>
+              </w:rPr>
+              <w:t>Column A</w:t>
+            </w:r>
+          </w:p>
+        </w:tc>
+        <w:tc>
+          <w:tcPr>
+            <w:tcW w:type="dxa" w:w="7064"/>
+            <w:tcMar>
+              <w:top w:w="40" w:type="dxa"/>
+              <w:left w:w="80" w:type="dxa"/>
+              <w:bottom w:w="40" w:type="dxa"/>
+              <w:right w:w="60" w:type="dxa"/>
+            </w:tcMar>
+            <w:shd w:val="clear" w:color="auto" w:fill="E8E8E8"/>
+          </w:tcPr>
+          <w:p>
+            <w:pPr>
+              <w:widowControl/>
+              <w:spacing w:before="0" w:after="0" w:lineRule="auto" w:line="259"/>
+              <w:jc w:val="center"/>
+            </w:pPr>
+            <w:r/>
+            <w:r>
+              <w:rPr>
+                <w:rFonts w:ascii="Times New Roman" w:hAnsi="Times New Roman" w:cs="Times New Roman" w:eastAsia="Times New Roman"/>
+                <w:b/>
+                <w:i w:val="0"/>
+                <w:sz w:val="23"/>
+                <w:u w:val="none"/>
+              </w:rPr>
+              <w:t>Column B</w:t>
+            </w:r>
+          </w:p>
+        </w:tc>
+      </w:tr>
+      <w:tr>
+        <w:tc>
+          <w:tcPr>
+            <w:tcW w:type="dxa" w:w="3027"/>
+            <w:tcMar>
+              <w:top w:w="40" w:type="dxa"/>
+              <w:left w:w="80" w:type="dxa"/>
+              <w:bottom w:w="40" w:type="dxa"/>
+              <w:right w:w="60" w:type="dxa"/>
+            </w:tcMar>
+          </w:tcPr>
+          <w:p>
+            <w:pPr>
+              <w:widowControl/>
+              <w:spacing w:before="0" w:after="0" w:lineRule="auto" w:line="259"/>
+              <w:jc w:val="left"/>
+            </w:pPr>
+            <w:r/>
+            <w:r>
+              <w:rPr>
+                <w:rFonts w:ascii="Times New Roman" w:hAnsi="Times New Roman" w:cs="Times New Roman" w:eastAsia="Times New Roman"/>
+                <w:b w:val="0"/>
+                <w:i w:val="0"/>
+                <w:sz w:val="23"/>
+                <w:u w:val="none"/>
+              </w:rPr>
+              <w:t>(a) pleasure</w:t>
+            </w:r>
+          </w:p>
+        </w:tc>
+        <w:tc>
+          <w:tcPr>
+            <w:tcW w:type="dxa" w:w="7064"/>
+            <w:tcMar>
+              <w:top w:w="40" w:type="dxa"/>
+              <w:left w:w="80" w:type="dxa"/>
+              <w:bottom w:w="40" w:type="dxa"/>
+              <w:right w:w="60" w:type="dxa"/>
+            </w:tcMar>
+          </w:tcPr>
+          <w:p>
+            <w:pPr>
+              <w:widowControl/>
+              <w:spacing w:before="0" w:after="0" w:lineRule="auto" w:line="259"/>
+              <w:jc w:val="left"/>
+            </w:pPr>
+            <w:r/>
+            <w:r>
+              <w:rPr>
+                <w:rFonts w:ascii="Times New Roman" w:hAnsi="Times New Roman" w:cs="Times New Roman" w:eastAsia="Times New Roman"/>
+                <w:b w:val="0"/>
+                <w:i w:val="0"/>
+                <w:sz w:val="23"/>
+                <w:u w:val="none"/>
+              </w:rPr>
+              <w:t>(i)  a barrier made of wood, wire or metal to protect an area</w:t>
+            </w:r>
+          </w:p>
+        </w:tc>
+      </w:tr>
+      <w:tr>
+        <w:tc>
+          <w:tcPr>
+            <w:tcW w:type="dxa" w:w="3027"/>
+            <w:tcMar>
+              <w:top w:w="40" w:type="dxa"/>
+              <w:left w:w="80" w:type="dxa"/>
+              <w:bottom w:w="40" w:type="dxa"/>
+              <w:right w:w="60" w:type="dxa"/>
+            </w:tcMar>
+          </w:tcPr>
+          <w:p>
+            <w:pPr>
+              <w:widowControl/>
+              <w:spacing w:before="0" w:after="0" w:lineRule="auto" w:line="259"/>
+              <w:jc w:val="left"/>
+            </w:pPr>
+            <w:r/>
+            <w:r>
+              <w:rPr>
+                <w:rFonts w:ascii="Times New Roman" w:hAnsi="Times New Roman" w:cs="Times New Roman" w:eastAsia="Times New Roman"/>
+                <w:b w:val="0"/>
+                <w:i w:val="0"/>
+                <w:sz w:val="23"/>
+                <w:u w:val="none"/>
+              </w:rPr>
+              <w:t>(b) fence</w:t>
+            </w:r>
+          </w:p>
+        </w:tc>
+        <w:tc>
+          <w:tcPr>
+            <w:tcW w:type="dxa" w:w="7064"/>
+            <w:tcMar>
+              <w:top w:w="40" w:type="dxa"/>
+              <w:left w:w="80" w:type="dxa"/>
+              <w:bottom w:w="40" w:type="dxa"/>
+              <w:right w:w="60" w:type="dxa"/>
+            </w:tcMar>
+          </w:tcPr>
+          <w:p>
+            <w:pPr>
+              <w:widowControl/>
+              <w:spacing w:before="0" w:after="0" w:lineRule="auto" w:line="259"/>
+              <w:jc w:val="left"/>
+            </w:pPr>
+            <w:r/>
+            <w:r>
+              <w:rPr>
+                <w:rFonts w:ascii="Times New Roman" w:hAnsi="Times New Roman" w:cs="Times New Roman" w:eastAsia="Times New Roman"/>
+                <w:b w:val="0"/>
+                <w:i w:val="0"/>
+                <w:sz w:val="23"/>
+                <w:u w:val="none"/>
+              </w:rPr>
+              <w:t>(ii)  friends and neighbours</w:t>
+            </w:r>
+          </w:p>
+        </w:tc>
+      </w:tr>
+      <w:tr>
+        <w:tc>
+          <w:tcPr>
+            <w:tcW w:type="dxa" w:w="3027"/>
+            <w:tcMar>
+              <w:top w:w="40" w:type="dxa"/>
+              <w:left w:w="80" w:type="dxa"/>
+              <w:bottom w:w="40" w:type="dxa"/>
+              <w:right w:w="60" w:type="dxa"/>
+            </w:tcMar>
+          </w:tcPr>
+          <w:p>
+            <w:pPr>
+              <w:widowControl/>
+              <w:spacing w:before="0" w:after="0" w:lineRule="auto" w:line="259"/>
+              <w:jc w:val="left"/>
+            </w:pPr>
+            <w:r/>
+            <w:r>
+              <w:rPr>
+                <w:rFonts w:ascii="Times New Roman" w:hAnsi="Times New Roman" w:cs="Times New Roman" w:eastAsia="Times New Roman"/>
+                <w:b w:val="0"/>
+                <w:i w:val="0"/>
+                <w:sz w:val="23"/>
+                <w:u w:val="none"/>
+              </w:rPr>
+              <w:t>(c) relatives</w:t>
+            </w:r>
+          </w:p>
+        </w:tc>
+        <w:tc>
+          <w:tcPr>
+            <w:tcW w:type="dxa" w:w="7064"/>
+            <w:tcMar>
+              <w:top w:w="40" w:type="dxa"/>
+              <w:left w:w="80" w:type="dxa"/>
+              <w:bottom w:w="40" w:type="dxa"/>
+              <w:right w:w="60" w:type="dxa"/>
+            </w:tcMar>
+          </w:tcPr>
+          <w:p>
+            <w:pPr>
+              <w:widowControl/>
+              <w:spacing w:before="0" w:after="0" w:lineRule="auto" w:line="259"/>
+              <w:jc w:val="left"/>
+            </w:pPr>
+            <w:r/>
+            <w:r>
+              <w:rPr>
+                <w:rFonts w:ascii="Times New Roman" w:hAnsi="Times New Roman" w:cs="Times New Roman" w:eastAsia="Times New Roman"/>
+                <w:b w:val="0"/>
+                <w:i w:val="0"/>
+                <w:sz w:val="23"/>
+                <w:u w:val="none"/>
+              </w:rPr>
+              <w:t>(iii)  a feeling of being enjoyed</w:t>
+            </w:r>
+          </w:p>
+        </w:tc>
+      </w:tr>
+      <w:tr>
+        <w:tc>
+          <w:tcPr>
+            <w:tcW w:type="dxa" w:w="3027"/>
+            <w:tcMar>
+              <w:top w:w="40" w:type="dxa"/>
+              <w:left w:w="80" w:type="dxa"/>
+              <w:bottom w:w="40" w:type="dxa"/>
+              <w:right w:w="60" w:type="dxa"/>
+            </w:tcMar>
+          </w:tcPr>
+          <w:p>
+            <w:pPr>
+              <w:widowControl/>
+              <w:spacing w:before="0" w:after="0" w:lineRule="auto" w:line="259"/>
+              <w:jc w:val="left"/>
+            </w:pPr>
+            <w:r/>
+            <w:r>
+              <w:rPr>
+                <w:rFonts w:ascii="Times New Roman" w:hAnsi="Times New Roman" w:cs="Times New Roman" w:eastAsia="Times New Roman"/>
+                <w:b w:val="0"/>
+                <w:i w:val="0"/>
+                <w:sz w:val="23"/>
+                <w:u w:val="none"/>
+              </w:rPr>
+              <w:t>(d) surprised</w:t>
+            </w:r>
+          </w:p>
+        </w:tc>
+        <w:tc>
+          <w:tcPr>
+            <w:tcW w:type="dxa" w:w="7064"/>
+            <w:tcMar>
+              <w:top w:w="40" w:type="dxa"/>
+              <w:left w:w="80" w:type="dxa"/>
+              <w:bottom w:w="40" w:type="dxa"/>
+              <w:right w:w="60" w:type="dxa"/>
+            </w:tcMar>
+          </w:tcPr>
+          <w:p>
+            <w:pPr>
+              <w:widowControl/>
+              <w:spacing w:before="0" w:after="0" w:lineRule="auto" w:line="259"/>
+              <w:jc w:val="left"/>
+            </w:pPr>
+            <w:r/>
+            <w:r>
+              <w:rPr>
+                <w:rFonts w:ascii="Times New Roman" w:hAnsi="Times New Roman" w:cs="Times New Roman" w:eastAsia="Times New Roman"/>
+                <w:b w:val="0"/>
+                <w:i w:val="0"/>
+                <w:sz w:val="23"/>
+                <w:u w:val="none"/>
+              </w:rPr>
+              <w:t>(iv)  state of being arrogant</w:t>
+            </w:r>
+          </w:p>
+        </w:tc>
+      </w:tr>
+      <w:tr>
+        <w:tc>
+          <w:tcPr>
+            <w:tcW w:type="dxa" w:w="3027"/>
+            <w:tcMar>
+              <w:top w:w="40" w:type="dxa"/>
+              <w:left w:w="80" w:type="dxa"/>
+              <w:bottom w:w="40" w:type="dxa"/>
+              <w:right w:w="60" w:type="dxa"/>
+            </w:tcMar>
+          </w:tcPr>
+          <w:p>
+            <w:pPr>
+              <w:widowControl/>
+              <w:spacing w:before="0" w:after="0" w:lineRule="auto" w:line="259"/>
+              <w:jc w:val="left"/>
+            </w:pPr>
+            <w:r/>
+            <w:r>
+              <w:rPr>
+                <w:rFonts w:ascii="Times New Roman" w:hAnsi="Times New Roman" w:cs="Times New Roman" w:eastAsia="Times New Roman"/>
+                <w:b w:val="0"/>
+                <w:i w:val="0"/>
+                <w:sz w:val="23"/>
+                <w:u w:val="none"/>
+              </w:rPr>
+              <w:t>(e) proud</w:t>
+            </w:r>
+          </w:p>
+        </w:tc>
+        <w:tc>
+          <w:tcPr>
+            <w:tcW w:type="dxa" w:w="7064"/>
+            <w:tcMar>
+              <w:top w:w="40" w:type="dxa"/>
+              <w:left w:w="80" w:type="dxa"/>
+              <w:bottom w:w="40" w:type="dxa"/>
+              <w:right w:w="60" w:type="dxa"/>
+            </w:tcMar>
+          </w:tcPr>
+          <w:p>
+            <w:pPr>
+              <w:widowControl/>
+              <w:spacing w:before="0" w:after="0" w:lineRule="auto" w:line="259"/>
+              <w:jc w:val="left"/>
+            </w:pPr>
+            <w:r/>
+            <w:r>
+              <w:rPr>
+                <w:rFonts w:ascii="Times New Roman" w:hAnsi="Times New Roman" w:cs="Times New Roman" w:eastAsia="Times New Roman"/>
+                <w:b w:val="0"/>
+                <w:i w:val="0"/>
+                <w:sz w:val="23"/>
+                <w:u w:val="none"/>
+              </w:rPr>
+              <w:t>(v)  kith and kin</w:t>
+            </w:r>
+          </w:p>
+        </w:tc>
+      </w:tr>
+      <w:tr>
+        <w:tc>
+          <w:tcPr>
+            <w:tcW w:type="dxa" w:w="3027"/>
+            <w:tcMar>
+              <w:top w:w="40" w:type="dxa"/>
+              <w:left w:w="80" w:type="dxa"/>
+              <w:bottom w:w="40" w:type="dxa"/>
+              <w:right w:w="60" w:type="dxa"/>
+            </w:tcMar>
+          </w:tcPr>
+          <w:p>
+            <w:pPr>
+              <w:widowControl/>
+              <w:spacing w:before="0" w:after="0" w:lineRule="auto" w:line="259"/>
+              <w:jc w:val="left"/>
+            </w:pPr>
+            <w:r/>
+          </w:p>
+        </w:tc>
+        <w:tc>
+          <w:tcPr>
+            <w:tcW w:type="dxa" w:w="7064"/>
+            <w:tcMar>
+              <w:top w:w="40" w:type="dxa"/>
+              <w:left w:w="80" w:type="dxa"/>
+              <w:bottom w:w="40" w:type="dxa"/>
+              <w:right w:w="60" w:type="dxa"/>
+            </w:tcMar>
+          </w:tcPr>
+          <w:p>
+            <w:pPr>
+              <w:widowControl/>
+              <w:spacing w:before="0" w:after="0" w:lineRule="auto" w:line="259"/>
+              <w:jc w:val="left"/>
+            </w:pPr>
+            <w:r/>
+            <w:r>
+              <w:rPr>
+                <w:rFonts w:ascii="Times New Roman" w:hAnsi="Times New Roman" w:cs="Times New Roman" w:eastAsia="Times New Roman"/>
+                <w:b w:val="0"/>
+                <w:i w:val="0"/>
+                <w:sz w:val="23"/>
+                <w:u w:val="none"/>
+              </w:rPr>
+              <w:t>(vi)  a strong structure</w:t>
+            </w:r>
+          </w:p>
+        </w:tc>
+      </w:tr>
+      <w:tr>
+        <w:tc>
+          <w:tcPr>
+            <w:tcW w:type="dxa" w:w="3027"/>
+            <w:tcMar>
+              <w:top w:w="40" w:type="dxa"/>
+              <w:left w:w="80" w:type="dxa"/>
+              <w:bottom w:w="40" w:type="dxa"/>
+              <w:right w:w="60" w:type="dxa"/>
+            </w:tcMar>
+          </w:tcPr>
+          <w:p>
+            <w:pPr>
+              <w:widowControl/>
+              <w:spacing w:before="0" w:after="0" w:lineRule="auto" w:line="259"/>
+              <w:jc w:val="left"/>
+            </w:pPr>
+            <w:r/>
+          </w:p>
+        </w:tc>
+        <w:tc>
+          <w:tcPr>
+            <w:tcW w:type="dxa" w:w="7064"/>
+            <w:tcMar>
+              <w:top w:w="40" w:type="dxa"/>
+              <w:left w:w="80" w:type="dxa"/>
+              <w:bottom w:w="40" w:type="dxa"/>
+              <w:right w:w="60" w:type="dxa"/>
+            </w:tcMar>
+          </w:tcPr>
+          <w:p>
+            <w:pPr>
+              <w:widowControl/>
+              <w:spacing w:before="0" w:after="0" w:lineRule="auto" w:line="259"/>
+              <w:jc w:val="left"/>
+            </w:pPr>
+            <w:r/>
+            <w:r>
+              <w:rPr>
+                <w:rFonts w:ascii="Times New Roman" w:hAnsi="Times New Roman" w:cs="Times New Roman" w:eastAsia="Times New Roman"/>
+                <w:b w:val="0"/>
+                <w:i w:val="0"/>
+                <w:sz w:val="23"/>
+                <w:u w:val="none"/>
+              </w:rPr>
+              <w:t>(vii)  showing an emotion for an unexpected event</w:t>
+            </w:r>
+          </w:p>
+        </w:tc>
+      </w:tr>
+    </w:tbl>
+    <w:tbl>
+      <w:tblPr>
+        <w:tblW w:type="dxa" w:w="10091"/>
+        <w:tblLook w:firstColumn="1" w:firstRow="1" w:lastColumn="0" w:lastRow="0" w:noHBand="0" w:noVBand="1" w:val="04A0"/>
+        <w:tblLayout w:type="fixed"/>
+        <w:tblBorders>
+          <w:top w:val="nil" w:sz="0" w:space="0" w:color="auto"/>
+          <w:left w:val="nil" w:sz="0" w:space="0" w:color="auto"/>
+          <w:bottom w:val="nil" w:sz="0" w:space="0" w:color="auto"/>
+          <w:right w:val="nil" w:sz="0" w:space="0" w:color="auto"/>
+          <w:insideH w:val="nil" w:sz="0" w:space="0" w:color="auto"/>
+          <w:insideV w:val="nil" w:sz="0" w:space="0" w:color="auto"/>
+        </w:tblBorders>
+      </w:tblPr>
+      <w:tblGrid>
+        <w:gridCol w:w="7871"/>
+        <w:gridCol w:w="2220"/>
+      </w:tblGrid>
+      <w:tr>
+        <w:tc>
+          <w:tcPr>
+            <w:tcW w:type="dxa" w:w="7871"/>
+            <w:tcMar>
+              <w:top w:w="40" w:type="dxa"/>
+              <w:left w:w="0" w:type="dxa"/>
+              <w:bottom w:w="40" w:type="dxa"/>
+              <w:right w:w="80" w:type="dxa"/>
+            </w:tcMar>
+          </w:tcPr>
+          <w:p>
+            <w:pPr>
+              <w:keepNext/>
+              <w:widowControl/>
+              <w:spacing w:before="0" w:after="0" w:lineRule="auto" w:line="259"/>
+              <w:jc w:val="left"/>
+            </w:pPr>
+            <w:r/>
+            <w:r>
+              <w:rPr>
+                <w:rFonts w:ascii="Times New Roman" w:hAnsi="Times New Roman" w:cs="Times New Roman" w:eastAsia="Times New Roman"/>
+                <w:b/>
+                <w:i w:val="0"/>
+                <w:sz w:val="22"/>
+                <w:u w:val="none"/>
               </w:rPr>
               <w:t>5.  Answer the following questions in a sentence or sentences.</w:t>
             </w:r>
@@ -2367,37 +4341,30 @@
         </w:tc>
         <w:tc>
           <w:tcPr>
-            <w:tcW w:type="dxa" w:w="1621"/>
+            <w:tcW w:type="dxa" w:w="2220"/>
             <w:tcMar>
-              <w:top w:w="20" w:type="dxa"/>
-              <w:left w:w="20" w:type="dxa"/>
+              <w:top w:w="40" w:type="dxa"/>
+              <w:left w:w="40" w:type="dxa"/>
               <w:bottom w:w="40" w:type="dxa"/>
               <w:right w:w="0" w:type="dxa"/>
             </w:tcMar>
           </w:tcPr>
           <w:p>
             <w:pPr>
+              <w:keepNext/>
               <w:widowControl/>
-              <w:spacing w:before="0" w:after="0" w:lineRule="exact" w:line="270"/>
+              <w:spacing w:before="0" w:after="0" w:lineRule="auto" w:line="259"/>
               <w:jc w:val="right"/>
             </w:pPr>
-            <w:r>
-              <w:rPr>
-                <w:rFonts w:ascii="Times New Roman" w:hAnsi="Times New Roman" w:cs="Times New Roman" w:eastAsia="Times New Roman"/>
-                <w:b/>
-                <w:i w:val="0"/>
-                <w:sz w:val="21"/>
-              </w:rPr>
-            </w:r>
+            <w:r/>
           </w:p>
         </w:tc>
       </w:tr>
     </w:tbl>
     <w:p>
       <w:pPr>
-        <w:keepLines/>
         <w:widowControl/>
-        <w:spacing w:before="60" w:after="20" w:lineRule="exact" w:line="276"/>
+        <w:spacing w:before="60" w:after="40" w:lineRule="auto" w:line="254"/>
         <w:jc w:val="left"/>
       </w:pPr>
       <w:r>
@@ -2405,7 +4372,8 @@
           <w:rFonts w:ascii="Times New Roman" w:hAnsi="Times New Roman" w:cs="Times New Roman" w:eastAsia="Times New Roman"/>
           <w:b w:val="0"/>
           <w:i w:val="0"/>
-          <w:sz w:val="21"/>
+          <w:sz w:val="22"/>
+          <w:u w:val="none"/>
         </w:rPr>
         <w:t xml:space="preserve">(a)  What does Roni grow in his garden?  </w:t>
       </w:r>
@@ -2414,25 +4382,26 @@
           <w:rFonts w:ascii="Times New Roman" w:hAnsi="Times New Roman" w:cs="Times New Roman" w:eastAsia="Times New Roman"/>
           <w:b w:val="0"/>
           <w:i/>
-          <w:sz w:val="18"/>
+          <w:sz w:val="20"/>
+          <w:u w:val="none"/>
         </w:rPr>
-        <w:t xml:space="preserve">[Knowledge]  </w:t>
+        <w:t xml:space="preserve">[Knowledge]   </w:t>
       </w:r>
       <w:r>
         <w:rPr>
           <w:rFonts w:ascii="Times New Roman" w:hAnsi="Times New Roman" w:cs="Times New Roman" w:eastAsia="Times New Roman"/>
           <w:b/>
           <w:i w:val="0"/>
-          <w:sz w:val="21"/>
+          <w:sz w:val="22"/>
+          <w:u w:val="none"/>
         </w:rPr>
         <w:t>1</w:t>
       </w:r>
     </w:p>
     <w:p>
       <w:pPr>
-        <w:keepLines/>
         <w:widowControl/>
-        <w:spacing w:before="60" w:after="20" w:lineRule="exact" w:line="276"/>
+        <w:spacing w:before="60" w:after="40" w:lineRule="auto" w:line="254"/>
         <w:jc w:val="left"/>
       </w:pPr>
       <w:r>
@@ -2440,7 +4409,8 @@
           <w:rFonts w:ascii="Times New Roman" w:hAnsi="Times New Roman" w:cs="Times New Roman" w:eastAsia="Times New Roman"/>
           <w:b w:val="0"/>
           <w:i w:val="0"/>
-          <w:sz w:val="21"/>
+          <w:sz w:val="22"/>
+          <w:u w:val="none"/>
         </w:rPr>
         <w:t xml:space="preserve">(b)  Why did Roni make a fence around his garden, and how do his parents help him?  </w:t>
       </w:r>
@@ -2449,25 +4419,26 @@
           <w:rFonts w:ascii="Times New Roman" w:hAnsi="Times New Roman" w:cs="Times New Roman" w:eastAsia="Times New Roman"/>
           <w:b w:val="0"/>
           <w:i/>
-          <w:sz w:val="18"/>
+          <w:sz w:val="20"/>
+          <w:u w:val="none"/>
         </w:rPr>
-        <w:t xml:space="preserve">[Understanding]  </w:t>
+        <w:t xml:space="preserve">[Understanding]   </w:t>
       </w:r>
       <w:r>
         <w:rPr>
           <w:rFonts w:ascii="Times New Roman" w:hAnsi="Times New Roman" w:cs="Times New Roman" w:eastAsia="Times New Roman"/>
           <w:b/>
           <w:i w:val="0"/>
-          <w:sz w:val="21"/>
+          <w:sz w:val="22"/>
+          <w:u w:val="none"/>
         </w:rPr>
         <w:t>2</w:t>
       </w:r>
     </w:p>
     <w:p>
       <w:pPr>
-        <w:keepLines/>
         <w:widowControl/>
-        <w:spacing w:before="60" w:after="20" w:lineRule="exact" w:line="276"/>
+        <w:spacing w:before="60" w:after="40" w:lineRule="auto" w:line="254"/>
         <w:jc w:val="left"/>
       </w:pPr>
       <w:r>
@@ -2475,7 +4446,8 @@
           <w:rFonts w:ascii="Times New Roman" w:hAnsi="Times New Roman" w:cs="Times New Roman" w:eastAsia="Times New Roman"/>
           <w:b w:val="0"/>
           <w:i w:val="0"/>
-          <w:sz w:val="21"/>
+          <w:sz w:val="22"/>
+          <w:u w:val="none"/>
         </w:rPr>
         <w:t xml:space="preserve">(c)  How does Roni's hobby of gardening bring happiness to his family and friends?  </w:t>
       </w:r>
@@ -2484,72 +4456,66 @@
           <w:rFonts w:ascii="Times New Roman" w:hAnsi="Times New Roman" w:cs="Times New Roman" w:eastAsia="Times New Roman"/>
           <w:b w:val="0"/>
           <w:i/>
-          <w:sz w:val="18"/>
+          <w:sz w:val="20"/>
+          <w:u w:val="none"/>
         </w:rPr>
-        <w:t xml:space="preserve">[Higher-order thinking]  </w:t>
+        <w:t xml:space="preserve">[Higher-order thinking]   </w:t>
       </w:r>
       <w:r>
         <w:rPr>
           <w:rFonts w:ascii="Times New Roman" w:hAnsi="Times New Roman" w:cs="Times New Roman" w:eastAsia="Times New Roman"/>
           <w:b/>
           <w:i w:val="0"/>
-          <w:sz w:val="21"/>
+          <w:sz w:val="22"/>
+          <w:u w:val="none"/>
         </w:rPr>
         <w:t>2</w:t>
       </w:r>
     </w:p>
-    <w:p>
-      <w:pPr>
-        <w:keepLines/>
-        <w:widowControl/>
-        <w:spacing w:before="0" w:after="0" w:lineRule="exact" w:line="40"/>
-        <w:jc w:val="left"/>
-      </w:pPr>
-    </w:p>
     <w:tbl>
       <w:tblPr>
-        <w:tblW w:type="dxa" w:w="7370"/>
+        <w:tblW w:type="dxa" w:w="10091"/>
+        <w:tblLook w:firstColumn="1" w:firstRow="1" w:lastColumn="0" w:lastRow="0" w:noHBand="0" w:noVBand="1" w:val="04A0"/>
         <w:tblLayout w:type="fixed"/>
-        <w:tblLook w:firstColumn="1" w:firstRow="1" w:lastColumn="0" w:lastRow="0" w:noHBand="0" w:noVBand="1" w:val="04A0"/>
         <w:tblBorders>
-          <w:top w:val="nil" w:sz="0" w:space="0" w:color="000000"/>
-          <w:left w:val="nil" w:sz="0" w:space="0" w:color="000000"/>
-          <w:bottom w:val="nil" w:sz="0" w:space="0" w:color="000000"/>
-          <w:right w:val="nil" w:sz="0" w:space="0" w:color="000000"/>
-          <w:insideH w:val="nil" w:sz="0" w:space="0" w:color="000000"/>
-          <w:insideV w:val="nil" w:sz="0" w:space="0" w:color="000000"/>
+          <w:top w:val="nil" w:sz="0" w:space="0" w:color="auto"/>
+          <w:left w:val="nil" w:sz="0" w:space="0" w:color="auto"/>
+          <w:bottom w:val="nil" w:sz="0" w:space="0" w:color="auto"/>
+          <w:right w:val="nil" w:sz="0" w:space="0" w:color="auto"/>
+          <w:insideH w:val="nil" w:sz="0" w:space="0" w:color="auto"/>
+          <w:insideV w:val="nil" w:sz="0" w:space="0" w:color="auto"/>
         </w:tblBorders>
       </w:tblPr>
       <w:tblGrid>
-        <w:gridCol w:w="5749"/>
-        <w:gridCol w:w="1621"/>
+        <w:gridCol w:w="7871"/>
+        <w:gridCol w:w="2220"/>
       </w:tblGrid>
       <w:tr>
-        <w:trPr>
-          <w:cantSplit/>
-        </w:trPr>
         <w:tc>
           <w:tcPr>
-            <w:tcW w:type="dxa" w:w="5749"/>
+            <w:tcW w:type="dxa" w:w="7871"/>
             <w:tcMar>
-              <w:top w:w="20" w:type="dxa"/>
+              <w:top w:w="40" w:type="dxa"/>
               <w:left w:w="0" w:type="dxa"/>
               <w:bottom w:w="40" w:type="dxa"/>
-              <w:right w:w="40" w:type="dxa"/>
+              <w:right w:w="80" w:type="dxa"/>
             </w:tcMar>
           </w:tcPr>
           <w:p>
             <w:pPr>
+              <w:keepNext/>
               <w:widowControl/>
-              <w:spacing w:before="0" w:after="0" w:lineRule="exact" w:line="270"/>
+              <w:spacing w:before="0" w:after="0" w:lineRule="auto" w:line="259"/>
               <w:jc w:val="left"/>
             </w:pPr>
+            <w:r/>
             <w:r>
               <w:rPr>
                 <w:rFonts w:ascii="Times New Roman" w:hAnsi="Times New Roman" w:cs="Times New Roman" w:eastAsia="Times New Roman"/>
                 <w:b/>
                 <w:i w:val="0"/>
-                <w:sz w:val="21"/>
+                <w:sz w:val="22"/>
+                <w:u w:val="none"/>
               </w:rPr>
               <w:t>6.  Rearrange the given words in the correct order to make meaningful sentences.</w:t>
             </w:r>
@@ -2557,26 +4523,29 @@
         </w:tc>
         <w:tc>
           <w:tcPr>
-            <w:tcW w:type="dxa" w:w="1621"/>
+            <w:tcW w:type="dxa" w:w="2220"/>
             <w:tcMar>
-              <w:top w:w="20" w:type="dxa"/>
-              <w:left w:w="20" w:type="dxa"/>
+              <w:top w:w="40" w:type="dxa"/>
+              <w:left w:w="40" w:type="dxa"/>
               <w:bottom w:w="40" w:type="dxa"/>
               <w:right w:w="0" w:type="dxa"/>
             </w:tcMar>
           </w:tcPr>
           <w:p>
             <w:pPr>
+              <w:keepNext/>
               <w:widowControl/>
-              <w:spacing w:before="0" w:after="0" w:lineRule="exact" w:line="270"/>
+              <w:spacing w:before="0" w:after="0" w:lineRule="auto" w:line="259"/>
               <w:jc w:val="right"/>
             </w:pPr>
+            <w:r/>
             <w:r>
               <w:rPr>
                 <w:rFonts w:ascii="Times New Roman" w:hAnsi="Times New Roman" w:cs="Times New Roman" w:eastAsia="Times New Roman"/>
                 <w:b/>
                 <w:i w:val="0"/>
-                <w:sz w:val="21"/>
+                <w:sz w:val="22"/>
+                <w:u w:val="none"/>
               </w:rPr>
               <w:t>2 × 5 = 10</w:t>
             </w:r>
@@ -2586,9 +4555,8 @@
     </w:tbl>
     <w:p>
       <w:pPr>
-        <w:keepLines/>
         <w:widowControl/>
-        <w:spacing w:before="60" w:after="20" w:lineRule="exact" w:line="280"/>
+        <w:spacing w:before="60" w:after="40" w:lineRule="auto" w:line="254"/>
         <w:jc w:val="left"/>
       </w:pPr>
       <w:r>
@@ -2596,16 +4564,16 @@
           <w:rFonts w:ascii="Times New Roman" w:hAnsi="Times New Roman" w:cs="Times New Roman" w:eastAsia="Times New Roman"/>
           <w:b w:val="0"/>
           <w:i w:val="0"/>
-          <w:sz w:val="21"/>
+          <w:sz w:val="22"/>
+          <w:u w:val="none"/>
         </w:rPr>
         <w:t>(a)  trip/the/planned/school/a/field.</w:t>
       </w:r>
     </w:p>
     <w:p>
       <w:pPr>
-        <w:keepLines/>
         <w:widowControl/>
-        <w:spacing w:before="60" w:after="20" w:lineRule="exact" w:line="280"/>
+        <w:spacing w:before="60" w:after="40" w:lineRule="auto" w:line="254"/>
         <w:jc w:val="left"/>
       </w:pPr>
       <w:r>
@@ -2613,16 +4581,16 @@
           <w:rFonts w:ascii="Times New Roman" w:hAnsi="Times New Roman" w:cs="Times New Roman" w:eastAsia="Times New Roman"/>
           <w:b w:val="0"/>
           <w:i w:val="0"/>
-          <w:sz w:val="21"/>
+          <w:sz w:val="22"/>
+          <w:u w:val="none"/>
         </w:rPr>
         <w:t>(b)  by/they/school/from/started/bus.</w:t>
       </w:r>
     </w:p>
     <w:p>
       <w:pPr>
-        <w:keepLines/>
         <w:widowControl/>
-        <w:spacing w:before="60" w:after="20" w:lineRule="exact" w:line="280"/>
+        <w:spacing w:before="60" w:after="40" w:lineRule="auto" w:line="254"/>
         <w:jc w:val="left"/>
       </w:pPr>
       <w:r>
@@ -2630,16 +4598,16 @@
           <w:rFonts w:ascii="Times New Roman" w:hAnsi="Times New Roman" w:cs="Times New Roman" w:eastAsia="Times New Roman"/>
           <w:b w:val="0"/>
           <w:i w:val="0"/>
-          <w:sz w:val="21"/>
+          <w:sz w:val="22"/>
+          <w:u w:val="none"/>
         </w:rPr>
         <w:t>(c)  songs/they/together/sang.</w:t>
       </w:r>
     </w:p>
     <w:p>
       <w:pPr>
-        <w:keepLines/>
         <w:widowControl/>
-        <w:spacing w:before="60" w:after="20" w:lineRule="exact" w:line="280"/>
+        <w:spacing w:before="60" w:after="40" w:lineRule="auto" w:line="254"/>
         <w:jc w:val="left"/>
       </w:pPr>
       <w:r>
@@ -2647,16 +4615,16 @@
           <w:rFonts w:ascii="Times New Roman" w:hAnsi="Times New Roman" w:cs="Times New Roman" w:eastAsia="Times New Roman"/>
           <w:b w:val="0"/>
           <w:i w:val="0"/>
-          <w:sz w:val="21"/>
+          <w:sz w:val="22"/>
+          <w:u w:val="none"/>
         </w:rPr>
         <w:t>(d)  guide/Mr. Kamal/them/greeted/the.</w:t>
       </w:r>
     </w:p>
     <w:p>
       <w:pPr>
-        <w:keepLines/>
         <w:widowControl/>
-        <w:spacing w:before="60" w:after="20" w:lineRule="exact" w:line="280"/>
+        <w:spacing w:before="60" w:after="40" w:lineRule="auto" w:line="254"/>
         <w:jc w:val="left"/>
       </w:pPr>
       <w:r>
@@ -2664,16 +4632,16 @@
           <w:rFonts w:ascii="Times New Roman" w:hAnsi="Times New Roman" w:cs="Times New Roman" w:eastAsia="Times New Roman"/>
           <w:b w:val="0"/>
           <w:i w:val="0"/>
-          <w:sz w:val="21"/>
+          <w:sz w:val="22"/>
+          <w:u w:val="none"/>
         </w:rPr>
         <w:t>(e)  memorable/was/a/trip/it.</w:t>
       </w:r>
     </w:p>
     <w:p>
       <w:pPr>
-        <w:keepLines/>
         <w:widowControl/>
-        <w:spacing w:before="40" w:after="30" w:lineRule="exact" w:line="250"/>
+        <w:spacing w:before="60" w:after="40" w:lineRule="auto" w:line="254"/>
         <w:jc w:val="center"/>
       </w:pPr>
       <w:r>
@@ -2681,62 +4649,56 @@
           <w:rFonts w:ascii="Times New Roman" w:hAnsi="Times New Roman" w:cs="Times New Roman" w:eastAsia="Times New Roman"/>
           <w:b/>
           <w:i/>
-          <w:sz w:val="21"/>
+          <w:sz w:val="22"/>
+          <w:u w:val="none"/>
         </w:rPr>
         <w:t>Or</w:t>
       </w:r>
     </w:p>
-    <w:p>
-      <w:pPr>
-        <w:keepLines/>
-        <w:widowControl/>
-        <w:spacing w:before="0" w:after="0" w:lineRule="exact" w:line="20"/>
-        <w:jc w:val="left"/>
-      </w:pPr>
-    </w:p>
     <w:tbl>
       <w:tblPr>
-        <w:tblW w:type="dxa" w:w="7370"/>
+        <w:tblW w:type="dxa" w:w="10091"/>
+        <w:tblLook w:firstColumn="1" w:firstRow="1" w:lastColumn="0" w:lastRow="0" w:noHBand="0" w:noVBand="1" w:val="04A0"/>
         <w:tblLayout w:type="fixed"/>
-        <w:tblLook w:firstColumn="1" w:firstRow="1" w:lastColumn="0" w:lastRow="0" w:noHBand="0" w:noVBand="1" w:val="04A0"/>
         <w:tblBorders>
-          <w:top w:val="nil" w:sz="0" w:space="0" w:color="000000"/>
-          <w:left w:val="nil" w:sz="0" w:space="0" w:color="000000"/>
-          <w:bottom w:val="nil" w:sz="0" w:space="0" w:color="000000"/>
-          <w:right w:val="nil" w:sz="0" w:space="0" w:color="000000"/>
-          <w:insideH w:val="nil" w:sz="0" w:space="0" w:color="000000"/>
-          <w:insideV w:val="nil" w:sz="0" w:space="0" w:color="000000"/>
+          <w:top w:val="nil" w:sz="0" w:space="0" w:color="auto"/>
+          <w:left w:val="nil" w:sz="0" w:space="0" w:color="auto"/>
+          <w:bottom w:val="nil" w:sz="0" w:space="0" w:color="auto"/>
+          <w:right w:val="nil" w:sz="0" w:space="0" w:color="auto"/>
+          <w:insideH w:val="nil" w:sz="0" w:space="0" w:color="auto"/>
+          <w:insideV w:val="nil" w:sz="0" w:space="0" w:color="auto"/>
         </w:tblBorders>
       </w:tblPr>
       <w:tblGrid>
-        <w:gridCol w:w="5749"/>
-        <w:gridCol w:w="1621"/>
+        <w:gridCol w:w="7871"/>
+        <w:gridCol w:w="2220"/>
       </w:tblGrid>
       <w:tr>
-        <w:trPr>
-          <w:cantSplit/>
-        </w:trPr>
         <w:tc>
           <w:tcPr>
-            <w:tcW w:type="dxa" w:w="5749"/>
+            <w:tcW w:type="dxa" w:w="7871"/>
             <w:tcMar>
-              <w:top w:w="20" w:type="dxa"/>
+              <w:top w:w="40" w:type="dxa"/>
               <w:left w:w="0" w:type="dxa"/>
-              <w:bottom w:w="30" w:type="dxa"/>
-              <w:right w:w="40" w:type="dxa"/>
+              <w:bottom w:w="40" w:type="dxa"/>
+              <w:right w:w="80" w:type="dxa"/>
             </w:tcMar>
           </w:tcPr>
           <w:p>
             <w:pPr>
+              <w:keepNext/>
               <w:widowControl/>
-              <w:spacing w:before="0" w:after="0" w:lineRule="exact" w:line="270"/>
+              <w:spacing w:before="0" w:after="0" w:lineRule="auto" w:line="259"/>
+              <w:jc w:val="left"/>
             </w:pPr>
+            <w:r/>
             <w:r>
               <w:rPr>
                 <w:rFonts w:ascii="Times New Roman" w:hAnsi="Times New Roman" w:cs="Times New Roman" w:eastAsia="Times New Roman"/>
                 <w:b/>
                 <w:i w:val="0"/>
-                <w:sz w:val="21"/>
+                <w:sz w:val="22"/>
+                <w:u w:val="none"/>
               </w:rPr>
               <w:t>Make meaningful sentences with the following words:</w:t>
             </w:r>
@@ -2744,26 +4706,29 @@
         </w:tc>
         <w:tc>
           <w:tcPr>
-            <w:tcW w:type="dxa" w:w="1621"/>
+            <w:tcW w:type="dxa" w:w="2220"/>
             <w:tcMar>
-              <w:top w:w="20" w:type="dxa"/>
-              <w:left w:w="20" w:type="dxa"/>
-              <w:bottom w:w="30" w:type="dxa"/>
+              <w:top w:w="40" w:type="dxa"/>
+              <w:left w:w="40" w:type="dxa"/>
+              <w:bottom w:w="40" w:type="dxa"/>
               <w:right w:w="0" w:type="dxa"/>
             </w:tcMar>
           </w:tcPr>
           <w:p>
             <w:pPr>
+              <w:keepNext/>
               <w:widowControl/>
-              <w:spacing w:before="0" w:after="0" w:lineRule="exact" w:line="270"/>
+              <w:spacing w:before="0" w:after="0" w:lineRule="auto" w:line="259"/>
               <w:jc w:val="right"/>
             </w:pPr>
+            <w:r/>
             <w:r>
               <w:rPr>
                 <w:rFonts w:ascii="Times New Roman" w:hAnsi="Times New Roman" w:cs="Times New Roman" w:eastAsia="Times New Roman"/>
                 <w:b/>
                 <w:i w:val="0"/>
-                <w:sz w:val="21"/>
+                <w:sz w:val="22"/>
+                <w:u w:val="none"/>
               </w:rPr>
               <w:t>2 × 5 = 10</w:t>
             </w:r>
@@ -2773,166 +4738,26 @@
     </w:tbl>
     <w:tbl>
       <w:tblPr>
-        <w:tblW w:type="dxa" w:w="7370"/>
+        <w:tblW w:type="dxa" w:w="10091"/>
+        <w:tblLook w:firstColumn="1" w:firstRow="1" w:lastColumn="0" w:lastRow="0" w:noHBand="0" w:noVBand="1" w:val="04A0"/>
         <w:tblLayout w:type="fixed"/>
-        <w:tblLook w:firstColumn="1" w:firstRow="1" w:lastColumn="0" w:lastRow="0" w:noHBand="0" w:noVBand="1" w:val="04A0"/>
         <w:tblBorders>
           <w:top w:val="single" w:sz="8" w:space="0" w:color="000000"/>
           <w:left w:val="single" w:sz="8" w:space="0" w:color="000000"/>
           <w:bottom w:val="single" w:sz="8" w:space="0" w:color="000000"/>
           <w:right w:val="single" w:sz="8" w:space="0" w:color="000000"/>
-          <w:insideH w:val="single" w:sz="8" w:space="0" w:color="000000"/>
-          <w:insideV w:val="single" w:sz="8" w:space="0" w:color="000000"/>
+          <w:insideH w:val="nil" w:sz="0" w:space="0" w:color="auto"/>
+          <w:insideV w:val="nil" w:sz="0" w:space="0" w:color="auto"/>
         </w:tblBorders>
       </w:tblPr>
       <w:tblGrid>
-        <w:gridCol w:w="7370"/>
+        <w:gridCol w:w="10091"/>
       </w:tblGrid>
       <w:tr>
-        <w:trPr>
-          <w:cantSplit/>
-        </w:trPr>
         <w:tc>
           <w:tcPr>
-            <w:tcW w:type="dxa" w:w="7370"/>
-            <w:shd w:val="clear" w:color="auto" w:fill="F2F2F2"/>
-            <w:tcMar>
-              <w:top w:w="50" w:type="dxa"/>
-              <w:left w:w="80" w:type="dxa"/>
-              <w:bottom w:w="50" w:type="dxa"/>
-              <w:right w:w="80" w:type="dxa"/>
-            </w:tcMar>
-          </w:tcPr>
-          <w:p>
-            <w:pPr>
-              <w:widowControl/>
-              <w:spacing w:before="0" w:after="0" w:lineRule="exact" w:line="280"/>
-              <w:jc w:val="center"/>
-            </w:pPr>
-            <w:r>
-              <w:rPr>
-                <w:rFonts w:ascii="Times New Roman" w:hAnsi="Times New Roman" w:cs="Times New Roman" w:eastAsia="Times New Roman"/>
-                <w:b/>
-                <w:i w:val="0"/>
-                <w:sz w:val="21"/>
-              </w:rPr>
-              <w:t>scientific   cultural   wildlife   live   attraction</w:t>
-            </w:r>
-          </w:p>
-        </w:tc>
-      </w:tr>
-    </w:tbl>
-    <w:p>
-      <w:pPr>
-        <w:keepLines/>
-        <w:widowControl/>
-        <w:spacing w:before="0" w:after="0" w:lineRule="exact" w:line="40"/>
-        <w:jc w:val="left"/>
-      </w:pPr>
-    </w:p>
-    <w:tbl>
-      <w:tblPr>
-        <w:tblW w:type="dxa" w:w="7370"/>
-        <w:tblLayout w:type="fixed"/>
-        <w:tblLook w:firstColumn="1" w:firstRow="1" w:lastColumn="0" w:lastRow="0" w:noHBand="0" w:noVBand="1" w:val="04A0"/>
-        <w:tblBorders>
-          <w:top w:val="nil" w:sz="0" w:space="0" w:color="000000"/>
-          <w:left w:val="nil" w:sz="0" w:space="0" w:color="000000"/>
-          <w:bottom w:val="nil" w:sz="0" w:space="0" w:color="000000"/>
-          <w:right w:val="nil" w:sz="0" w:space="0" w:color="000000"/>
-          <w:insideH w:val="nil" w:sz="0" w:space="0" w:color="000000"/>
-          <w:insideV w:val="nil" w:sz="0" w:space="0" w:color="000000"/>
-        </w:tblBorders>
-      </w:tblPr>
-      <w:tblGrid>
-        <w:gridCol w:w="5749"/>
-        <w:gridCol w:w="1621"/>
-      </w:tblGrid>
-      <w:tr>
-        <w:trPr>
-          <w:cantSplit/>
-        </w:trPr>
-        <w:tc>
-          <w:tcPr>
-            <w:tcW w:type="dxa" w:w="5749"/>
-            <w:tcMar>
-              <w:top w:w="20" w:type="dxa"/>
-              <w:left w:w="0" w:type="dxa"/>
-              <w:bottom w:w="40" w:type="dxa"/>
-              <w:right w:w="40" w:type="dxa"/>
-            </w:tcMar>
-          </w:tcPr>
-          <w:p>
-            <w:pPr>
-              <w:widowControl/>
-              <w:spacing w:before="0" w:after="0" w:lineRule="exact" w:line="270"/>
-              <w:jc w:val="left"/>
-            </w:pPr>
-            <w:r>
-              <w:rPr>
-                <w:rFonts w:ascii="Times New Roman" w:hAnsi="Times New Roman" w:cs="Times New Roman" w:eastAsia="Times New Roman"/>
-                <w:b/>
-                <w:i w:val="0"/>
-                <w:sz w:val="21"/>
-              </w:rPr>
-              <w:t>7.  Rewrite the following text using capital letters and punctuation marks.</w:t>
-            </w:r>
-          </w:p>
-        </w:tc>
-        <w:tc>
-          <w:tcPr>
-            <w:tcW w:type="dxa" w:w="1621"/>
-            <w:tcMar>
-              <w:top w:w="20" w:type="dxa"/>
-              <w:left w:w="20" w:type="dxa"/>
-              <w:bottom w:w="40" w:type="dxa"/>
-              <w:right w:w="0" w:type="dxa"/>
-            </w:tcMar>
-          </w:tcPr>
-          <w:p>
-            <w:pPr>
-              <w:widowControl/>
-              <w:spacing w:before="0" w:after="0" w:lineRule="exact" w:line="270"/>
-              <w:jc w:val="right"/>
-            </w:pPr>
-            <w:r>
-              <w:rPr>
-                <w:rFonts w:ascii="Times New Roman" w:hAnsi="Times New Roman" w:cs="Times New Roman" w:eastAsia="Times New Roman"/>
-                <w:b/>
-                <w:i w:val="0"/>
-                <w:sz w:val="21"/>
-              </w:rPr>
-              <w:t>10</w:t>
-            </w:r>
-          </w:p>
-        </w:tc>
-      </w:tr>
-    </w:tbl>
-    <w:tbl>
-      <w:tblPr>
-        <w:tblW w:type="dxa" w:w="7370"/>
-        <w:tblLayout w:type="fixed"/>
-        <w:tblLook w:firstColumn="1" w:firstRow="1" w:lastColumn="0" w:lastRow="0" w:noHBand="0" w:noVBand="1" w:val="04A0"/>
-        <w:tblBorders>
-          <w:top w:val="single" w:sz="8" w:space="0" w:color="000000"/>
-          <w:left w:val="single" w:sz="8" w:space="0" w:color="000000"/>
-          <w:bottom w:val="single" w:sz="8" w:space="0" w:color="000000"/>
-          <w:right w:val="single" w:sz="8" w:space="0" w:color="000000"/>
-          <w:insideH w:val="single" w:sz="8" w:space="0" w:color="000000"/>
-          <w:insideV w:val="single" w:sz="8" w:space="0" w:color="000000"/>
-        </w:tblBorders>
-      </w:tblPr>
-      <w:tblGrid>
-        <w:gridCol w:w="7370"/>
-      </w:tblGrid>
-      <w:tr>
-        <w:trPr>
-          <w:cantSplit/>
-        </w:trPr>
-        <w:tc>
-          <w:tcPr>
-            <w:tcW w:type="dxa" w:w="7370"/>
-            <w:shd w:val="clear" w:color="auto" w:fill="FAFAFA"/>
+            <w:tcW w:type="dxa" w:w="10091"/>
+            <w:shd w:val="clear" w:color="auto" w:fill="F3F3F3"/>
             <w:tcMar>
               <w:top w:w="60" w:type="dxa"/>
               <w:left w:w="80" w:type="dxa"/>
@@ -2943,15 +4768,148 @@
           <w:p>
             <w:pPr>
               <w:widowControl/>
-              <w:spacing w:before="0" w:after="0" w:lineRule="exact" w:line="280"/>
+              <w:spacing w:before="0" w:after="0" w:lineRule="auto" w:line="259"/>
+              <w:jc w:val="center"/>
+            </w:pPr>
+            <w:r/>
+            <w:r>
+              <w:rPr>
+                <w:rFonts w:ascii="Times New Roman" w:hAnsi="Times New Roman" w:cs="Times New Roman" w:eastAsia="Times New Roman"/>
+                <w:b/>
+                <w:i w:val="0"/>
+                <w:sz w:val="22"/>
+                <w:u w:val="none"/>
+              </w:rPr>
+              <w:t>scientific     cultural     wildlife     live     attraction</w:t>
+            </w:r>
+          </w:p>
+        </w:tc>
+      </w:tr>
+    </w:tbl>
+    <w:tbl>
+      <w:tblPr>
+        <w:tblW w:type="dxa" w:w="10091"/>
+        <w:tblLook w:firstColumn="1" w:firstRow="1" w:lastColumn="0" w:lastRow="0" w:noHBand="0" w:noVBand="1" w:val="04A0"/>
+        <w:tblLayout w:type="fixed"/>
+        <w:tblBorders>
+          <w:top w:val="nil" w:sz="0" w:space="0" w:color="auto"/>
+          <w:left w:val="nil" w:sz="0" w:space="0" w:color="auto"/>
+          <w:bottom w:val="nil" w:sz="0" w:space="0" w:color="auto"/>
+          <w:right w:val="nil" w:sz="0" w:space="0" w:color="auto"/>
+          <w:insideH w:val="nil" w:sz="0" w:space="0" w:color="auto"/>
+          <w:insideV w:val="nil" w:sz="0" w:space="0" w:color="auto"/>
+        </w:tblBorders>
+      </w:tblPr>
+      <w:tblGrid>
+        <w:gridCol w:w="7871"/>
+        <w:gridCol w:w="2220"/>
+      </w:tblGrid>
+      <w:tr>
+        <w:tc>
+          <w:tcPr>
+            <w:tcW w:type="dxa" w:w="7871"/>
+            <w:tcMar>
+              <w:top w:w="40" w:type="dxa"/>
+              <w:left w:w="0" w:type="dxa"/>
+              <w:bottom w:w="40" w:type="dxa"/>
+              <w:right w:w="80" w:type="dxa"/>
+            </w:tcMar>
+          </w:tcPr>
+          <w:p>
+            <w:pPr>
+              <w:keepNext/>
+              <w:widowControl/>
+              <w:spacing w:before="0" w:after="0" w:lineRule="auto" w:line="259"/>
               <w:jc w:val="left"/>
             </w:pPr>
+            <w:r/>
+            <w:r>
+              <w:rPr>
+                <w:rFonts w:ascii="Times New Roman" w:hAnsi="Times New Roman" w:cs="Times New Roman" w:eastAsia="Times New Roman"/>
+                <w:b/>
+                <w:i w:val="0"/>
+                <w:sz w:val="22"/>
+                <w:u w:val="none"/>
+              </w:rPr>
+              <w:t>7.  Rewrite the following text using capital letters and punctuation marks.</w:t>
+            </w:r>
+          </w:p>
+        </w:tc>
+        <w:tc>
+          <w:tcPr>
+            <w:tcW w:type="dxa" w:w="2220"/>
+            <w:tcMar>
+              <w:top w:w="40" w:type="dxa"/>
+              <w:left w:w="40" w:type="dxa"/>
+              <w:bottom w:w="40" w:type="dxa"/>
+              <w:right w:w="0" w:type="dxa"/>
+            </w:tcMar>
+          </w:tcPr>
+          <w:p>
+            <w:pPr>
+              <w:keepNext/>
+              <w:widowControl/>
+              <w:spacing w:before="0" w:after="0" w:lineRule="auto" w:line="259"/>
+              <w:jc w:val="right"/>
+            </w:pPr>
+            <w:r/>
+            <w:r>
+              <w:rPr>
+                <w:rFonts w:ascii="Times New Roman" w:hAnsi="Times New Roman" w:cs="Times New Roman" w:eastAsia="Times New Roman"/>
+                <w:b/>
+                <w:i w:val="0"/>
+                <w:sz w:val="22"/>
+                <w:u w:val="none"/>
+              </w:rPr>
+              <w:t>10</w:t>
+            </w:r>
+          </w:p>
+        </w:tc>
+      </w:tr>
+    </w:tbl>
+    <w:tbl>
+      <w:tblPr>
+        <w:tblW w:type="dxa" w:w="10091"/>
+        <w:tblLook w:firstColumn="1" w:firstRow="1" w:lastColumn="0" w:lastRow="0" w:noHBand="0" w:noVBand="1" w:val="04A0"/>
+        <w:tblLayout w:type="fixed"/>
+        <w:tblBorders>
+          <w:top w:val="single" w:sz="8" w:space="0" w:color="000000"/>
+          <w:left w:val="single" w:sz="8" w:space="0" w:color="000000"/>
+          <w:bottom w:val="single" w:sz="8" w:space="0" w:color="000000"/>
+          <w:right w:val="single" w:sz="8" w:space="0" w:color="000000"/>
+          <w:insideH w:val="nil" w:sz="0" w:space="0" w:color="auto"/>
+          <w:insideV w:val="nil" w:sz="0" w:space="0" w:color="auto"/>
+        </w:tblBorders>
+      </w:tblPr>
+      <w:tblGrid>
+        <w:gridCol w:w="10091"/>
+      </w:tblGrid>
+      <w:tr>
+        <w:tc>
+          <w:tcPr>
+            <w:tcW w:type="dxa" w:w="10091"/>
+            <w:shd w:val="clear" w:color="auto" w:fill="FAFAFA"/>
+            <w:tcMar>
+              <w:top w:w="80" w:type="dxa"/>
+              <w:left w:w="100" w:type="dxa"/>
+              <w:bottom w:w="80" w:type="dxa"/>
+              <w:right w:w="100" w:type="dxa"/>
+            </w:tcMar>
+          </w:tcPr>
+          <w:p>
+            <w:pPr>
+              <w:widowControl/>
+              <w:spacing w:before="0" w:after="0" w:lineRule="auto" w:line="259"/>
+              <w:jc w:val="left"/>
+            </w:pPr>
+            <w:r/>
             <w:r>
               <w:rPr>
                 <w:rFonts w:ascii="Times New Roman" w:hAnsi="Times New Roman" w:cs="Times New Roman" w:eastAsia="Times New Roman"/>
                 <w:b w:val="0"/>
                 <w:i/>
-                <w:sz w:val="21"/>
+                <w:sz w:val="22"/>
+                <w:u w:val="none"/>
               </w:rPr>
               <w:t>their class teacher mr. khan went with them on this trip.</w:t>
             </w:r>
@@ -2961,9 +4919,8 @@
     </w:tbl>
     <w:p>
       <w:pPr>
-        <w:keepLines/>
         <w:widowControl/>
-        <w:spacing w:before="40" w:after="30" w:lineRule="exact" w:line="250"/>
+        <w:spacing w:before="60" w:after="40" w:lineRule="auto" w:line="254"/>
         <w:jc w:val="center"/>
       </w:pPr>
       <w:r>
@@ -2971,62 +4928,56 @@
           <w:rFonts w:ascii="Times New Roman" w:hAnsi="Times New Roman" w:cs="Times New Roman" w:eastAsia="Times New Roman"/>
           <w:b/>
           <w:i/>
-          <w:sz w:val="21"/>
+          <w:sz w:val="22"/>
+          <w:u w:val="none"/>
         </w:rPr>
         <w:t>Or, i.</w:t>
       </w:r>
     </w:p>
-    <w:p>
-      <w:pPr>
-        <w:keepLines/>
-        <w:widowControl/>
-        <w:spacing w:before="0" w:after="0" w:lineRule="exact" w:line="20"/>
-        <w:jc w:val="left"/>
-      </w:pPr>
-    </w:p>
     <w:tbl>
       <w:tblPr>
-        <w:tblW w:type="dxa" w:w="7370"/>
+        <w:tblW w:type="dxa" w:w="10091"/>
+        <w:tblLook w:firstColumn="1" w:firstRow="1" w:lastColumn="0" w:lastRow="0" w:noHBand="0" w:noVBand="1" w:val="04A0"/>
         <w:tblLayout w:type="fixed"/>
-        <w:tblLook w:firstColumn="1" w:firstRow="1" w:lastColumn="0" w:lastRow="0" w:noHBand="0" w:noVBand="1" w:val="04A0"/>
         <w:tblBorders>
-          <w:top w:val="nil" w:sz="0" w:space="0" w:color="000000"/>
-          <w:left w:val="nil" w:sz="0" w:space="0" w:color="000000"/>
-          <w:bottom w:val="nil" w:sz="0" w:space="0" w:color="000000"/>
-          <w:right w:val="nil" w:sz="0" w:space="0" w:color="000000"/>
-          <w:insideH w:val="nil" w:sz="0" w:space="0" w:color="000000"/>
-          <w:insideV w:val="nil" w:sz="0" w:space="0" w:color="000000"/>
+          <w:top w:val="nil" w:sz="0" w:space="0" w:color="auto"/>
+          <w:left w:val="nil" w:sz="0" w:space="0" w:color="auto"/>
+          <w:bottom w:val="nil" w:sz="0" w:space="0" w:color="auto"/>
+          <w:right w:val="nil" w:sz="0" w:space="0" w:color="auto"/>
+          <w:insideH w:val="nil" w:sz="0" w:space="0" w:color="auto"/>
+          <w:insideV w:val="nil" w:sz="0" w:space="0" w:color="auto"/>
         </w:tblBorders>
       </w:tblPr>
       <w:tblGrid>
-        <w:gridCol w:w="5749"/>
-        <w:gridCol w:w="1621"/>
+        <w:gridCol w:w="7871"/>
+        <w:gridCol w:w="2220"/>
       </w:tblGrid>
       <w:tr>
-        <w:trPr>
-          <w:cantSplit/>
-        </w:trPr>
         <w:tc>
           <w:tcPr>
-            <w:tcW w:type="dxa" w:w="5749"/>
+            <w:tcW w:type="dxa" w:w="7871"/>
             <w:tcMar>
-              <w:top w:w="20" w:type="dxa"/>
+              <w:top w:w="40" w:type="dxa"/>
               <w:left w:w="0" w:type="dxa"/>
-              <w:bottom w:w="30" w:type="dxa"/>
-              <w:right w:w="40" w:type="dxa"/>
+              <w:bottom w:w="40" w:type="dxa"/>
+              <w:right w:w="80" w:type="dxa"/>
             </w:tcMar>
           </w:tcPr>
           <w:p>
             <w:pPr>
+              <w:keepNext/>
               <w:widowControl/>
-              <w:spacing w:before="0" w:after="0" w:lineRule="exact" w:line="270"/>
+              <w:spacing w:before="0" w:after="0" w:lineRule="auto" w:line="259"/>
+              <w:jc w:val="left"/>
             </w:pPr>
+            <w:r/>
             <w:r>
               <w:rPr>
                 <w:rFonts w:ascii="Times New Roman" w:hAnsi="Times New Roman" w:cs="Times New Roman" w:eastAsia="Times New Roman"/>
                 <w:b/>
                 <w:i w:val="0"/>
-                <w:sz w:val="21"/>
+                <w:sz w:val="22"/>
+                <w:u w:val="none"/>
               </w:rPr>
               <w:t>Fill in the blanks with appropriate prepositions from the box.</w:t>
             </w:r>
@@ -3034,26 +4985,29 @@
         </w:tc>
         <w:tc>
           <w:tcPr>
-            <w:tcW w:type="dxa" w:w="1621"/>
+            <w:tcW w:type="dxa" w:w="2220"/>
             <w:tcMar>
-              <w:top w:w="20" w:type="dxa"/>
-              <w:left w:w="20" w:type="dxa"/>
-              <w:bottom w:w="30" w:type="dxa"/>
+              <w:top w:w="40" w:type="dxa"/>
+              <w:left w:w="40" w:type="dxa"/>
+              <w:bottom w:w="40" w:type="dxa"/>
               <w:right w:w="0" w:type="dxa"/>
             </w:tcMar>
           </w:tcPr>
           <w:p>
             <w:pPr>
+              <w:keepNext/>
               <w:widowControl/>
-              <w:spacing w:before="0" w:after="0" w:lineRule="exact" w:line="270"/>
+              <w:spacing w:before="0" w:after="0" w:lineRule="auto" w:line="259"/>
               <w:jc w:val="right"/>
             </w:pPr>
+            <w:r/>
             <w:r>
               <w:rPr>
                 <w:rFonts w:ascii="Times New Roman" w:hAnsi="Times New Roman" w:cs="Times New Roman" w:eastAsia="Times New Roman"/>
                 <w:b/>
                 <w:i w:val="0"/>
-                <w:sz w:val="21"/>
+                <w:sz w:val="22"/>
+                <w:u w:val="none"/>
               </w:rPr>
               <w:t>2 × 5 = 10</w:t>
             </w:r>
@@ -3063,50 +5017,49 @@
     </w:tbl>
     <w:tbl>
       <w:tblPr>
-        <w:tblW w:type="dxa" w:w="7370"/>
+        <w:tblW w:type="dxa" w:w="10091"/>
+        <w:tblLook w:firstColumn="1" w:firstRow="1" w:lastColumn="0" w:lastRow="0" w:noHBand="0" w:noVBand="1" w:val="04A0"/>
         <w:tblLayout w:type="fixed"/>
-        <w:tblLook w:firstColumn="1" w:firstRow="1" w:lastColumn="0" w:lastRow="0" w:noHBand="0" w:noVBand="1" w:val="04A0"/>
         <w:tblBorders>
           <w:top w:val="single" w:sz="8" w:space="0" w:color="000000"/>
           <w:left w:val="single" w:sz="8" w:space="0" w:color="000000"/>
           <w:bottom w:val="single" w:sz="8" w:space="0" w:color="000000"/>
           <w:right w:val="single" w:sz="8" w:space="0" w:color="000000"/>
-          <w:insideH w:val="single" w:sz="8" w:space="0" w:color="000000"/>
-          <w:insideV w:val="single" w:sz="8" w:space="0" w:color="000000"/>
+          <w:insideH w:val="nil" w:sz="0" w:space="0" w:color="auto"/>
+          <w:insideV w:val="nil" w:sz="0" w:space="0" w:color="auto"/>
         </w:tblBorders>
       </w:tblPr>
       <w:tblGrid>
-        <w:gridCol w:w="7370"/>
+        <w:gridCol w:w="10091"/>
       </w:tblGrid>
       <w:tr>
-        <w:trPr>
-          <w:cantSplit/>
-        </w:trPr>
         <w:tc>
           <w:tcPr>
-            <w:tcW w:type="dxa" w:w="7370"/>
-            <w:shd w:val="clear" w:color="auto" w:fill="F2F2F2"/>
+            <w:tcW w:type="dxa" w:w="10091"/>
+            <w:shd w:val="clear" w:color="auto" w:fill="F3F3F3"/>
             <w:tcMar>
-              <w:top w:w="50" w:type="dxa"/>
+              <w:top w:w="60" w:type="dxa"/>
               <w:left w:w="80" w:type="dxa"/>
-              <w:bottom w:w="50" w:type="dxa"/>
+              <w:bottom w:w="60" w:type="dxa"/>
               <w:right w:w="80" w:type="dxa"/>
             </w:tcMar>
           </w:tcPr>
           <w:p>
             <w:pPr>
               <w:widowControl/>
-              <w:spacing w:before="0" w:after="0" w:lineRule="exact" w:line="280"/>
+              <w:spacing w:before="0" w:after="0" w:lineRule="auto" w:line="259"/>
               <w:jc w:val="center"/>
             </w:pPr>
+            <w:r/>
             <w:r>
               <w:rPr>
                 <w:rFonts w:ascii="Times New Roman" w:hAnsi="Times New Roman" w:cs="Times New Roman" w:eastAsia="Times New Roman"/>
                 <w:b/>
                 <w:i w:val="0"/>
-                <w:sz w:val="21"/>
+                <w:sz w:val="22"/>
+                <w:u w:val="none"/>
               </w:rPr>
-              <w:t>for   of   in   to   on   up</w:t>
+              <w:t>for     of     in     to     on     up</w:t>
             </w:r>
           </w:p>
         </w:tc>
@@ -3114,9 +5067,8 @@
     </w:tbl>
     <w:p>
       <w:pPr>
-        <w:keepLines/>
         <w:widowControl/>
-        <w:spacing w:before="24" w:after="12" w:lineRule="exact" w:line="256"/>
+        <w:spacing w:before="40" w:after="40" w:lineRule="auto" w:line="254"/>
         <w:jc w:val="left"/>
       </w:pPr>
       <w:r>
@@ -3124,16 +5076,16 @@
           <w:rFonts w:ascii="Times New Roman" w:hAnsi="Times New Roman" w:cs="Times New Roman" w:eastAsia="Times New Roman"/>
           <w:b w:val="0"/>
           <w:i w:val="0"/>
-          <w:sz w:val="20"/>
+          <w:sz w:val="22"/>
+          <w:u w:val="none"/>
         </w:rPr>
-        <w:t>(a)  Indonesia is a big country made __________ of many islands.</w:t>
+        <w:t>(a)  Indonesia is a big country made ____________________ of many islands.</w:t>
       </w:r>
     </w:p>
     <w:p>
       <w:pPr>
-        <w:keepLines/>
         <w:widowControl/>
-        <w:spacing w:before="24" w:after="12" w:lineRule="exact" w:line="256"/>
+        <w:spacing w:before="40" w:after="40" w:lineRule="auto" w:line="254"/>
         <w:jc w:val="left"/>
       </w:pPr>
       <w:r>
@@ -3141,16 +5093,16 @@
           <w:rFonts w:ascii="Times New Roman" w:hAnsi="Times New Roman" w:cs="Times New Roman" w:eastAsia="Times New Roman"/>
           <w:b w:val="0"/>
           <w:i w:val="0"/>
-          <w:sz w:val="20"/>
+          <w:sz w:val="22"/>
+          <w:u w:val="none"/>
         </w:rPr>
-        <w:t>(b)  Bali is one of the popular sea beaches __________ the world.</w:t>
+        <w:t>(b)  Bali is one of the popular sea beaches ____________________ the world.</w:t>
       </w:r>
     </w:p>
     <w:p>
       <w:pPr>
-        <w:keepLines/>
         <w:widowControl/>
-        <w:spacing w:before="24" w:after="12" w:lineRule="exact" w:line="256"/>
+        <w:spacing w:before="40" w:after="40" w:lineRule="auto" w:line="254"/>
         <w:jc w:val="left"/>
       </w:pPr>
       <w:r>
@@ -3158,16 +5110,16 @@
           <w:rFonts w:ascii="Times New Roman" w:hAnsi="Times New Roman" w:cs="Times New Roman" w:eastAsia="Times New Roman"/>
           <w:b w:val="0"/>
           <w:i w:val="0"/>
-          <w:sz w:val="20"/>
+          <w:sz w:val="22"/>
+          <w:u w:val="none"/>
         </w:rPr>
-        <w:t>(c)  People love going __________ the beach.</w:t>
+        <w:t>(c)  People love going ____________________ the beach.</w:t>
       </w:r>
     </w:p>
     <w:p>
       <w:pPr>
-        <w:keepLines/>
         <w:widowControl/>
-        <w:spacing w:before="24" w:after="12" w:lineRule="exact" w:line="256"/>
+        <w:spacing w:before="40" w:after="40" w:lineRule="auto" w:line="254"/>
         <w:jc w:val="left"/>
       </w:pPr>
       <w:r>
@@ -3175,16 +5127,16 @@
           <w:rFonts w:ascii="Times New Roman" w:hAnsi="Times New Roman" w:cs="Times New Roman" w:eastAsia="Times New Roman"/>
           <w:b w:val="0"/>
           <w:i w:val="0"/>
-          <w:sz w:val="20"/>
+          <w:sz w:val="22"/>
+          <w:u w:val="none"/>
         </w:rPr>
-        <w:t>(d)  It is famous __________ its traditional dances and music.</w:t>
+        <w:t>(d)  It is famous ____________________ its traditional dances and music.</w:t>
       </w:r>
     </w:p>
     <w:p>
       <w:pPr>
-        <w:keepLines/>
         <w:widowControl/>
-        <w:spacing w:before="24" w:after="12" w:lineRule="exact" w:line="256"/>
+        <w:spacing w:before="40" w:after="40" w:lineRule="auto" w:line="254"/>
         <w:jc w:val="left"/>
       </w:pPr>
       <w:r>
@@ -3192,16 +5144,16 @@
           <w:rFonts w:ascii="Times New Roman" w:hAnsi="Times New Roman" w:cs="Times New Roman" w:eastAsia="Times New Roman"/>
           <w:b w:val="0"/>
           <w:i w:val="0"/>
-          <w:sz w:val="20"/>
+          <w:sz w:val="22"/>
+          <w:u w:val="none"/>
         </w:rPr>
-        <w:t>(e)  The capital city __________ Indonesia is Jakarta.</w:t>
+        <w:t>(e)  The capital city ____________________ Indonesia is Jakarta.</w:t>
       </w:r>
     </w:p>
     <w:p>
       <w:pPr>
-        <w:keepLines/>
         <w:widowControl/>
-        <w:spacing w:before="40" w:after="30" w:lineRule="exact" w:line="250"/>
+        <w:spacing w:before="60" w:after="40" w:lineRule="auto" w:line="254"/>
         <w:jc w:val="center"/>
       </w:pPr>
       <w:r>
@@ -3209,62 +5161,56 @@
           <w:rFonts w:ascii="Times New Roman" w:hAnsi="Times New Roman" w:cs="Times New Roman" w:eastAsia="Times New Roman"/>
           <w:b/>
           <w:i/>
-          <w:sz w:val="21"/>
+          <w:sz w:val="22"/>
+          <w:u w:val="none"/>
         </w:rPr>
         <w:t>Or, ii.</w:t>
       </w:r>
     </w:p>
-    <w:p>
-      <w:pPr>
-        <w:keepLines/>
-        <w:widowControl/>
-        <w:spacing w:before="0" w:after="0" w:lineRule="exact" w:line="20"/>
-        <w:jc w:val="left"/>
-      </w:pPr>
-    </w:p>
     <w:tbl>
       <w:tblPr>
-        <w:tblW w:type="dxa" w:w="7370"/>
+        <w:tblW w:type="dxa" w:w="10091"/>
+        <w:tblLook w:firstColumn="1" w:firstRow="1" w:lastColumn="0" w:lastRow="0" w:noHBand="0" w:noVBand="1" w:val="04A0"/>
         <w:tblLayout w:type="fixed"/>
-        <w:tblLook w:firstColumn="1" w:firstRow="1" w:lastColumn="0" w:lastRow="0" w:noHBand="0" w:noVBand="1" w:val="04A0"/>
         <w:tblBorders>
-          <w:top w:val="nil" w:sz="0" w:space="0" w:color="000000"/>
-          <w:left w:val="nil" w:sz="0" w:space="0" w:color="000000"/>
-          <w:bottom w:val="nil" w:sz="0" w:space="0" w:color="000000"/>
-          <w:right w:val="nil" w:sz="0" w:space="0" w:color="000000"/>
-          <w:insideH w:val="nil" w:sz="0" w:space="0" w:color="000000"/>
-          <w:insideV w:val="nil" w:sz="0" w:space="0" w:color="000000"/>
+          <w:top w:val="nil" w:sz="0" w:space="0" w:color="auto"/>
+          <w:left w:val="nil" w:sz="0" w:space="0" w:color="auto"/>
+          <w:bottom w:val="nil" w:sz="0" w:space="0" w:color="auto"/>
+          <w:right w:val="nil" w:sz="0" w:space="0" w:color="auto"/>
+          <w:insideH w:val="nil" w:sz="0" w:space="0" w:color="auto"/>
+          <w:insideV w:val="nil" w:sz="0" w:space="0" w:color="auto"/>
         </w:tblBorders>
       </w:tblPr>
       <w:tblGrid>
-        <w:gridCol w:w="5749"/>
-        <w:gridCol w:w="1621"/>
+        <w:gridCol w:w="7871"/>
+        <w:gridCol w:w="2220"/>
       </w:tblGrid>
       <w:tr>
-        <w:trPr>
-          <w:cantSplit/>
-        </w:trPr>
         <w:tc>
           <w:tcPr>
-            <w:tcW w:type="dxa" w:w="5749"/>
+            <w:tcW w:type="dxa" w:w="7871"/>
             <w:tcMar>
-              <w:top w:w="20" w:type="dxa"/>
+              <w:top w:w="40" w:type="dxa"/>
               <w:left w:w="0" w:type="dxa"/>
-              <w:bottom w:w="30" w:type="dxa"/>
-              <w:right w:w="40" w:type="dxa"/>
+              <w:bottom w:w="40" w:type="dxa"/>
+              <w:right w:w="80" w:type="dxa"/>
             </w:tcMar>
           </w:tcPr>
           <w:p>
             <w:pPr>
+              <w:keepNext/>
               <w:widowControl/>
-              <w:spacing w:before="0" w:after="0" w:lineRule="exact" w:line="270"/>
+              <w:spacing w:before="0" w:after="0" w:lineRule="auto" w:line="259"/>
+              <w:jc w:val="left"/>
             </w:pPr>
+            <w:r/>
             <w:r>
               <w:rPr>
                 <w:rFonts w:ascii="Times New Roman" w:hAnsi="Times New Roman" w:cs="Times New Roman" w:eastAsia="Times New Roman"/>
                 <w:b/>
                 <w:i w:val="0"/>
-                <w:sz w:val="21"/>
+                <w:sz w:val="22"/>
+                <w:u w:val="none"/>
               </w:rPr>
               <w:t>Fill in the blanks with a/an/the to complete the following sentences.</w:t>
             </w:r>
@@ -3272,26 +5218,29 @@
         </w:tc>
         <w:tc>
           <w:tcPr>
-            <w:tcW w:type="dxa" w:w="1621"/>
+            <w:tcW w:type="dxa" w:w="2220"/>
             <w:tcMar>
-              <w:top w:w="20" w:type="dxa"/>
-              <w:left w:w="20" w:type="dxa"/>
-              <w:bottom w:w="30" w:type="dxa"/>
+              <w:top w:w="40" w:type="dxa"/>
+              <w:left w:w="40" w:type="dxa"/>
+              <w:bottom w:w="40" w:type="dxa"/>
               <w:right w:w="0" w:type="dxa"/>
             </w:tcMar>
           </w:tcPr>
           <w:p>
             <w:pPr>
+              <w:keepNext/>
               <w:widowControl/>
-              <w:spacing w:before="0" w:after="0" w:lineRule="exact" w:line="270"/>
+              <w:spacing w:before="0" w:after="0" w:lineRule="auto" w:line="259"/>
               <w:jc w:val="right"/>
             </w:pPr>
+            <w:r/>
             <w:r>
               <w:rPr>
                 <w:rFonts w:ascii="Times New Roman" w:hAnsi="Times New Roman" w:cs="Times New Roman" w:eastAsia="Times New Roman"/>
                 <w:b/>
                 <w:i w:val="0"/>
-                <w:sz w:val="21"/>
+                <w:sz w:val="22"/>
+                <w:u w:val="none"/>
               </w:rPr>
               <w:t>2 × 5 = 10</w:t>
             </w:r>
@@ -3301,9 +5250,8 @@
     </w:tbl>
     <w:p>
       <w:pPr>
-        <w:keepLines/>
         <w:widowControl/>
-        <w:spacing w:before="24" w:after="12" w:lineRule="exact" w:line="256"/>
+        <w:spacing w:before="40" w:after="40" w:lineRule="auto" w:line="254"/>
         <w:jc w:val="left"/>
       </w:pPr>
       <w:r>
@@ -3311,16 +5259,16 @@
           <w:rFonts w:ascii="Times New Roman" w:hAnsi="Times New Roman" w:cs="Times New Roman" w:eastAsia="Times New Roman"/>
           <w:b w:val="0"/>
           <w:i w:val="0"/>
-          <w:sz w:val="20"/>
+          <w:sz w:val="22"/>
+          <w:u w:val="none"/>
         </w:rPr>
-        <w:t>(a)  Farhana's school planned __________ field trip for the students.</w:t>
+        <w:t>(a)  Farhana's school planned ____________________ field trip for the students.</w:t>
       </w:r>
     </w:p>
     <w:p>
       <w:pPr>
-        <w:keepLines/>
         <w:widowControl/>
-        <w:spacing w:before="24" w:after="12" w:lineRule="exact" w:line="256"/>
+        <w:spacing w:before="40" w:after="40" w:lineRule="auto" w:line="254"/>
         <w:jc w:val="left"/>
       </w:pPr>
       <w:r>
@@ -3328,16 +5276,16 @@
           <w:rFonts w:ascii="Times New Roman" w:hAnsi="Times New Roman" w:cs="Times New Roman" w:eastAsia="Times New Roman"/>
           <w:b w:val="0"/>
           <w:i w:val="0"/>
-          <w:sz w:val="20"/>
+          <w:sz w:val="22"/>
+          <w:u w:val="none"/>
         </w:rPr>
-        <w:t>(b)  They went to __________ Liberation War Museum.</w:t>
+        <w:t>(b)  They went to ____________________ Liberation War Museum.</w:t>
       </w:r>
     </w:p>
     <w:p>
       <w:pPr>
-        <w:keepLines/>
         <w:widowControl/>
-        <w:spacing w:before="24" w:after="12" w:lineRule="exact" w:line="256"/>
+        <w:spacing w:before="40" w:after="40" w:lineRule="auto" w:line="254"/>
         <w:jc w:val="left"/>
       </w:pPr>
       <w:r>
@@ -3345,16 +5293,16 @@
           <w:rFonts w:ascii="Times New Roman" w:hAnsi="Times New Roman" w:cs="Times New Roman" w:eastAsia="Times New Roman"/>
           <w:b w:val="0"/>
           <w:i w:val="0"/>
-          <w:sz w:val="20"/>
+          <w:sz w:val="22"/>
+          <w:u w:val="none"/>
         </w:rPr>
-        <w:t>(c)  It was __________ exciting field trip.</w:t>
+        <w:t>(c)  It was ____________________ exciting field trip.</w:t>
       </w:r>
     </w:p>
     <w:p>
       <w:pPr>
-        <w:keepLines/>
         <w:widowControl/>
-        <w:spacing w:before="24" w:after="12" w:lineRule="exact" w:line="256"/>
+        <w:spacing w:before="40" w:after="40" w:lineRule="auto" w:line="254"/>
         <w:jc w:val="left"/>
       </w:pPr>
       <w:r>
@@ -3362,16 +5310,16 @@
           <w:rFonts w:ascii="Times New Roman" w:hAnsi="Times New Roman" w:cs="Times New Roman" w:eastAsia="Times New Roman"/>
           <w:b w:val="0"/>
           <w:i w:val="0"/>
-          <w:sz w:val="20"/>
+          <w:sz w:val="22"/>
+          <w:u w:val="none"/>
         </w:rPr>
-        <w:t>(d)  They watched __________ short documentary.</w:t>
+        <w:t>(d)  They watched ____________________ short documentary.</w:t>
       </w:r>
     </w:p>
     <w:p>
       <w:pPr>
-        <w:keepLines/>
         <w:widowControl/>
-        <w:spacing w:before="24" w:after="12" w:lineRule="exact" w:line="256"/>
+        <w:spacing w:before="40" w:after="40" w:lineRule="auto" w:line="254"/>
         <w:jc w:val="left"/>
       </w:pPr>
       <w:r>
@@ -3379,21 +5327,16 @@
           <w:rFonts w:ascii="Times New Roman" w:hAnsi="Times New Roman" w:cs="Times New Roman" w:eastAsia="Times New Roman"/>
           <w:b w:val="0"/>
           <w:i w:val="0"/>
-          <w:sz w:val="20"/>
+          <w:sz w:val="22"/>
+          <w:u w:val="none"/>
         </w:rPr>
-        <w:t>(e)  They visited __________ different galleries.</w:t>
-      </w:r>
-    </w:p>
-    <w:p>
-      <w:r>
-        <w:br w:type="page"/>
+        <w:t>(e)  They visited ____________________ different galleries.</w:t>
       </w:r>
     </w:p>
     <w:p>
       <w:pPr>
-        <w:keepLines/>
         <w:widowControl/>
-        <w:spacing w:before="40" w:after="30" w:lineRule="exact" w:line="250"/>
+        <w:spacing w:before="60" w:after="40" w:lineRule="auto" w:line="254"/>
         <w:jc w:val="center"/>
       </w:pPr>
       <w:r>
@@ -3401,62 +5344,56 @@
           <w:rFonts w:ascii="Times New Roman" w:hAnsi="Times New Roman" w:cs="Times New Roman" w:eastAsia="Times New Roman"/>
           <w:b/>
           <w:i/>
-          <w:sz w:val="21"/>
+          <w:sz w:val="22"/>
+          <w:u w:val="none"/>
         </w:rPr>
         <w:t>Or, iii.</w:t>
       </w:r>
     </w:p>
-    <w:p>
-      <w:pPr>
-        <w:keepLines/>
-        <w:widowControl/>
-        <w:spacing w:before="0" w:after="0" w:lineRule="exact" w:line="20"/>
-        <w:jc w:val="left"/>
-      </w:pPr>
-    </w:p>
     <w:tbl>
       <w:tblPr>
-        <w:tblW w:type="dxa" w:w="7370"/>
+        <w:tblW w:type="dxa" w:w="10091"/>
+        <w:tblLook w:firstColumn="1" w:firstRow="1" w:lastColumn="0" w:lastRow="0" w:noHBand="0" w:noVBand="1" w:val="04A0"/>
         <w:tblLayout w:type="fixed"/>
-        <w:tblLook w:firstColumn="1" w:firstRow="1" w:lastColumn="0" w:lastRow="0" w:noHBand="0" w:noVBand="1" w:val="04A0"/>
         <w:tblBorders>
-          <w:top w:val="nil" w:sz="0" w:space="0" w:color="000000"/>
-          <w:left w:val="nil" w:sz="0" w:space="0" w:color="000000"/>
-          <w:bottom w:val="nil" w:sz="0" w:space="0" w:color="000000"/>
-          <w:right w:val="nil" w:sz="0" w:space="0" w:color="000000"/>
-          <w:insideH w:val="nil" w:sz="0" w:space="0" w:color="000000"/>
-          <w:insideV w:val="nil" w:sz="0" w:space="0" w:color="000000"/>
+          <w:top w:val="nil" w:sz="0" w:space="0" w:color="auto"/>
+          <w:left w:val="nil" w:sz="0" w:space="0" w:color="auto"/>
+          <w:bottom w:val="nil" w:sz="0" w:space="0" w:color="auto"/>
+          <w:right w:val="nil" w:sz="0" w:space="0" w:color="auto"/>
+          <w:insideH w:val="nil" w:sz="0" w:space="0" w:color="auto"/>
+          <w:insideV w:val="nil" w:sz="0" w:space="0" w:color="auto"/>
         </w:tblBorders>
       </w:tblPr>
       <w:tblGrid>
-        <w:gridCol w:w="5749"/>
-        <w:gridCol w:w="1621"/>
+        <w:gridCol w:w="7871"/>
+        <w:gridCol w:w="2220"/>
       </w:tblGrid>
       <w:tr>
-        <w:trPr>
-          <w:cantSplit/>
-        </w:trPr>
         <w:tc>
           <w:tcPr>
-            <w:tcW w:type="dxa" w:w="5749"/>
+            <w:tcW w:type="dxa" w:w="7871"/>
             <w:tcMar>
-              <w:top w:w="20" w:type="dxa"/>
+              <w:top w:w="40" w:type="dxa"/>
               <w:left w:w="0" w:type="dxa"/>
-              <w:bottom w:w="30" w:type="dxa"/>
-              <w:right w:w="40" w:type="dxa"/>
+              <w:bottom w:w="40" w:type="dxa"/>
+              <w:right w:w="80" w:type="dxa"/>
             </w:tcMar>
           </w:tcPr>
           <w:p>
             <w:pPr>
+              <w:keepNext/>
               <w:widowControl/>
-              <w:spacing w:before="0" w:after="0" w:lineRule="exact" w:line="270"/>
+              <w:spacing w:before="0" w:after="0" w:lineRule="auto" w:line="259"/>
+              <w:jc w:val="left"/>
             </w:pPr>
+            <w:r/>
             <w:r>
               <w:rPr>
                 <w:rFonts w:ascii="Times New Roman" w:hAnsi="Times New Roman" w:cs="Times New Roman" w:eastAsia="Times New Roman"/>
                 <w:b/>
                 <w:i w:val="0"/>
-                <w:sz w:val="21"/>
+                <w:sz w:val="22"/>
+                <w:u w:val="none"/>
               </w:rPr>
               <w:t>Make Wh-questions from the given sentences with Who, What, When, Where, Why, Which and How using the underlined word/words.</w:t>
             </w:r>
@@ -3464,26 +5401,29 @@
         </w:tc>
         <w:tc>
           <w:tcPr>
-            <w:tcW w:type="dxa" w:w="1621"/>
+            <w:tcW w:type="dxa" w:w="2220"/>
             <w:tcMar>
-              <w:top w:w="20" w:type="dxa"/>
-              <w:left w:w="20" w:type="dxa"/>
-              <w:bottom w:w="30" w:type="dxa"/>
+              <w:top w:w="40" w:type="dxa"/>
+              <w:left w:w="40" w:type="dxa"/>
+              <w:bottom w:w="40" w:type="dxa"/>
               <w:right w:w="0" w:type="dxa"/>
             </w:tcMar>
           </w:tcPr>
           <w:p>
             <w:pPr>
+              <w:keepNext/>
               <w:widowControl/>
-              <w:spacing w:before="0" w:after="0" w:lineRule="exact" w:line="270"/>
+              <w:spacing w:before="0" w:after="0" w:lineRule="auto" w:line="259"/>
               <w:jc w:val="right"/>
             </w:pPr>
+            <w:r/>
             <w:r>
               <w:rPr>
                 <w:rFonts w:ascii="Times New Roman" w:hAnsi="Times New Roman" w:cs="Times New Roman" w:eastAsia="Times New Roman"/>
                 <w:b/>
                 <w:i w:val="0"/>
-                <w:sz w:val="21"/>
+                <w:sz w:val="22"/>
+                <w:u w:val="none"/>
               </w:rPr>
               <w:t>2 × 5 = 10</w:t>
             </w:r>
@@ -3493,9 +5433,8 @@
     </w:tbl>
     <w:p>
       <w:pPr>
-        <w:keepLines/>
         <w:widowControl/>
-        <w:spacing w:before="40" w:after="20" w:lineRule="exact" w:line="276"/>
+        <w:spacing w:before="40" w:after="40" w:lineRule="auto" w:line="254"/>
         <w:jc w:val="left"/>
       </w:pPr>
       <w:r>
@@ -3503,7 +5442,8 @@
           <w:rFonts w:ascii="Times New Roman" w:hAnsi="Times New Roman" w:cs="Times New Roman" w:eastAsia="Times New Roman"/>
           <w:b w:val="0"/>
           <w:i w:val="0"/>
-          <w:sz w:val="21"/>
+          <w:sz w:val="22"/>
+          <w:u w:val="none"/>
         </w:rPr>
         <w:t xml:space="preserve">(a)  They went to the </w:t>
       </w:r>
@@ -3512,7 +5452,7 @@
           <w:rFonts w:ascii="Times New Roman" w:hAnsi="Times New Roman" w:cs="Times New Roman" w:eastAsia="Times New Roman"/>
           <w:b w:val="0"/>
           <w:i w:val="0"/>
-          <w:sz w:val="21"/>
+          <w:sz w:val="22"/>
           <w:u w:val="single"/>
         </w:rPr>
         <w:t>Liberation War Museum</w:t>
@@ -3522,16 +5462,16 @@
           <w:rFonts w:ascii="Times New Roman" w:hAnsi="Times New Roman" w:cs="Times New Roman" w:eastAsia="Times New Roman"/>
           <w:b w:val="0"/>
           <w:i w:val="0"/>
-          <w:sz w:val="21"/>
+          <w:sz w:val="22"/>
+          <w:u w:val="none"/>
         </w:rPr>
         <w:t>.</w:t>
       </w:r>
     </w:p>
     <w:p>
       <w:pPr>
-        <w:keepLines/>
         <w:widowControl/>
-        <w:spacing w:before="40" w:after="20" w:lineRule="exact" w:line="276"/>
+        <w:spacing w:before="40" w:after="40" w:lineRule="auto" w:line="254"/>
         <w:jc w:val="left"/>
       </w:pPr>
       <w:r>
@@ -3539,7 +5479,8 @@
           <w:rFonts w:ascii="Times New Roman" w:hAnsi="Times New Roman" w:cs="Times New Roman" w:eastAsia="Times New Roman"/>
           <w:b w:val="0"/>
           <w:i w:val="0"/>
-          <w:sz w:val="21"/>
+          <w:sz w:val="22"/>
+          <w:u w:val="none"/>
         </w:rPr>
         <w:t xml:space="preserve">(b)  They started from school at </w:t>
       </w:r>
@@ -3548,7 +5489,7 @@
           <w:rFonts w:ascii="Times New Roman" w:hAnsi="Times New Roman" w:cs="Times New Roman" w:eastAsia="Times New Roman"/>
           <w:b w:val="0"/>
           <w:i w:val="0"/>
-          <w:sz w:val="21"/>
+          <w:sz w:val="22"/>
           <w:u w:val="single"/>
         </w:rPr>
         <w:t>9 a.m.</w:t>
@@ -3558,16 +5499,16 @@
           <w:rFonts w:ascii="Times New Roman" w:hAnsi="Times New Roman" w:cs="Times New Roman" w:eastAsia="Times New Roman"/>
           <w:b w:val="0"/>
           <w:i w:val="0"/>
-          <w:sz w:val="21"/>
+          <w:sz w:val="22"/>
+          <w:u w:val="none"/>
         </w:rPr>
         <w:t>.</w:t>
       </w:r>
     </w:p>
     <w:p>
       <w:pPr>
-        <w:keepLines/>
         <w:widowControl/>
-        <w:spacing w:before="40" w:after="20" w:lineRule="exact" w:line="276"/>
+        <w:spacing w:before="40" w:after="40" w:lineRule="auto" w:line="254"/>
         <w:jc w:val="left"/>
       </w:pPr>
       <w:r>
@@ -3575,7 +5516,8 @@
           <w:rFonts w:ascii="Times New Roman" w:hAnsi="Times New Roman" w:cs="Times New Roman" w:eastAsia="Times New Roman"/>
           <w:b w:val="0"/>
           <w:i w:val="0"/>
-          <w:sz w:val="21"/>
+          <w:sz w:val="22"/>
+          <w:u w:val="none"/>
         </w:rPr>
         <w:t xml:space="preserve">(c)  </w:t>
       </w:r>
@@ -3584,7 +5526,7 @@
           <w:rFonts w:ascii="Times New Roman" w:hAnsi="Times New Roman" w:cs="Times New Roman" w:eastAsia="Times New Roman"/>
           <w:b w:val="0"/>
           <w:i w:val="0"/>
-          <w:sz w:val="21"/>
+          <w:sz w:val="22"/>
           <w:u w:val="single"/>
         </w:rPr>
         <w:t>Mr. Khan</w:t>
@@ -3594,16 +5536,16 @@
           <w:rFonts w:ascii="Times New Roman" w:hAnsi="Times New Roman" w:cs="Times New Roman" w:eastAsia="Times New Roman"/>
           <w:b w:val="0"/>
           <w:i w:val="0"/>
-          <w:sz w:val="21"/>
+          <w:sz w:val="22"/>
+          <w:u w:val="none"/>
         </w:rPr>
         <w:t xml:space="preserve"> went with them.</w:t>
       </w:r>
     </w:p>
     <w:p>
       <w:pPr>
-        <w:keepLines/>
         <w:widowControl/>
-        <w:spacing w:before="40" w:after="20" w:lineRule="exact" w:line="276"/>
+        <w:spacing w:before="40" w:after="40" w:lineRule="auto" w:line="254"/>
         <w:jc w:val="left"/>
       </w:pPr>
       <w:r>
@@ -3611,7 +5553,8 @@
           <w:rFonts w:ascii="Times New Roman" w:hAnsi="Times New Roman" w:cs="Times New Roman" w:eastAsia="Times New Roman"/>
           <w:b w:val="0"/>
           <w:i w:val="0"/>
-          <w:sz w:val="21"/>
+          <w:sz w:val="22"/>
+          <w:u w:val="none"/>
         </w:rPr>
         <w:t xml:space="preserve">(d)  They watched a </w:t>
       </w:r>
@@ -3620,7 +5563,7 @@
           <w:rFonts w:ascii="Times New Roman" w:hAnsi="Times New Roman" w:cs="Times New Roman" w:eastAsia="Times New Roman"/>
           <w:b w:val="0"/>
           <w:i w:val="0"/>
-          <w:sz w:val="21"/>
+          <w:sz w:val="22"/>
           <w:u w:val="single"/>
         </w:rPr>
         <w:t>short documentary</w:t>
@@ -3630,16 +5573,16 @@
           <w:rFonts w:ascii="Times New Roman" w:hAnsi="Times New Roman" w:cs="Times New Roman" w:eastAsia="Times New Roman"/>
           <w:b w:val="0"/>
           <w:i w:val="0"/>
-          <w:sz w:val="21"/>
+          <w:sz w:val="22"/>
+          <w:u w:val="none"/>
         </w:rPr>
         <w:t>.</w:t>
       </w:r>
     </w:p>
     <w:p>
       <w:pPr>
-        <w:keepLines/>
         <w:widowControl/>
-        <w:spacing w:before="40" w:after="20" w:lineRule="exact" w:line="276"/>
+        <w:spacing w:before="40" w:after="40" w:lineRule="auto" w:line="254"/>
         <w:jc w:val="left"/>
       </w:pPr>
       <w:r>
@@ -3647,7 +5590,8 @@
           <w:rFonts w:ascii="Times New Roman" w:hAnsi="Times New Roman" w:cs="Times New Roman" w:eastAsia="Times New Roman"/>
           <w:b w:val="0"/>
           <w:i w:val="0"/>
-          <w:sz w:val="21"/>
+          <w:sz w:val="22"/>
+          <w:u w:val="none"/>
         </w:rPr>
         <w:t xml:space="preserve">(e)  They thanked their guide for </w:t>
       </w:r>
@@ -3656,7 +5600,7 @@
           <w:rFonts w:ascii="Times New Roman" w:hAnsi="Times New Roman" w:cs="Times New Roman" w:eastAsia="Times New Roman"/>
           <w:b w:val="0"/>
           <w:i w:val="0"/>
-          <w:sz w:val="21"/>
+          <w:sz w:val="22"/>
           <w:u w:val="single"/>
         </w:rPr>
         <w:t>his support</w:t>
@@ -3666,16 +5610,16 @@
           <w:rFonts w:ascii="Times New Roman" w:hAnsi="Times New Roman" w:cs="Times New Roman" w:eastAsia="Times New Roman"/>
           <w:b w:val="0"/>
           <w:i w:val="0"/>
-          <w:sz w:val="21"/>
+          <w:sz w:val="22"/>
+          <w:u w:val="none"/>
         </w:rPr>
         <w:t>.</w:t>
       </w:r>
     </w:p>
     <w:p>
       <w:pPr>
-        <w:keepLines/>
         <w:widowControl/>
-        <w:spacing w:before="40" w:after="30" w:lineRule="exact" w:line="250"/>
+        <w:spacing w:before="60" w:after="40" w:lineRule="auto" w:line="254"/>
         <w:jc w:val="center"/>
       </w:pPr>
       <w:r>
@@ -3683,62 +5627,56 @@
           <w:rFonts w:ascii="Times New Roman" w:hAnsi="Times New Roman" w:cs="Times New Roman" w:eastAsia="Times New Roman"/>
           <w:b/>
           <w:i/>
-          <w:sz w:val="21"/>
+          <w:sz w:val="22"/>
+          <w:u w:val="none"/>
         </w:rPr>
         <w:t>Or, iv.</w:t>
       </w:r>
     </w:p>
-    <w:p>
-      <w:pPr>
-        <w:keepLines/>
-        <w:widowControl/>
-        <w:spacing w:before="0" w:after="0" w:lineRule="exact" w:line="20"/>
-        <w:jc w:val="left"/>
-      </w:pPr>
-    </w:p>
     <w:tbl>
       <w:tblPr>
-        <w:tblW w:type="dxa" w:w="7370"/>
+        <w:tblW w:type="dxa" w:w="10091"/>
+        <w:tblLook w:firstColumn="1" w:firstRow="1" w:lastColumn="0" w:lastRow="0" w:noHBand="0" w:noVBand="1" w:val="04A0"/>
         <w:tblLayout w:type="fixed"/>
-        <w:tblLook w:firstColumn="1" w:firstRow="1" w:lastColumn="0" w:lastRow="0" w:noHBand="0" w:noVBand="1" w:val="04A0"/>
         <w:tblBorders>
-          <w:top w:val="nil" w:sz="0" w:space="0" w:color="000000"/>
-          <w:left w:val="nil" w:sz="0" w:space="0" w:color="000000"/>
-          <w:bottom w:val="nil" w:sz="0" w:space="0" w:color="000000"/>
-          <w:right w:val="nil" w:sz="0" w:space="0" w:color="000000"/>
-          <w:insideH w:val="nil" w:sz="0" w:space="0" w:color="000000"/>
-          <w:insideV w:val="nil" w:sz="0" w:space="0" w:color="000000"/>
+          <w:top w:val="nil" w:sz="0" w:space="0" w:color="auto"/>
+          <w:left w:val="nil" w:sz="0" w:space="0" w:color="auto"/>
+          <w:bottom w:val="nil" w:sz="0" w:space="0" w:color="auto"/>
+          <w:right w:val="nil" w:sz="0" w:space="0" w:color="auto"/>
+          <w:insideH w:val="nil" w:sz="0" w:space="0" w:color="auto"/>
+          <w:insideV w:val="nil" w:sz="0" w:space="0" w:color="auto"/>
         </w:tblBorders>
       </w:tblPr>
       <w:tblGrid>
-        <w:gridCol w:w="5749"/>
-        <w:gridCol w:w="1621"/>
+        <w:gridCol w:w="7871"/>
+        <w:gridCol w:w="2220"/>
       </w:tblGrid>
       <w:tr>
-        <w:trPr>
-          <w:cantSplit/>
-        </w:trPr>
         <w:tc>
           <w:tcPr>
-            <w:tcW w:type="dxa" w:w="5749"/>
+            <w:tcW w:type="dxa" w:w="7871"/>
             <w:tcMar>
-              <w:top w:w="20" w:type="dxa"/>
+              <w:top w:w="40" w:type="dxa"/>
               <w:left w:w="0" w:type="dxa"/>
-              <w:bottom w:w="30" w:type="dxa"/>
-              <w:right w:w="40" w:type="dxa"/>
+              <w:bottom w:w="40" w:type="dxa"/>
+              <w:right w:w="80" w:type="dxa"/>
             </w:tcMar>
           </w:tcPr>
           <w:p>
             <w:pPr>
+              <w:keepNext/>
               <w:widowControl/>
-              <w:spacing w:before="0" w:after="0" w:lineRule="exact" w:line="270"/>
+              <w:spacing w:before="0" w:after="0" w:lineRule="auto" w:line="259"/>
+              <w:jc w:val="left"/>
             </w:pPr>
+            <w:r/>
             <w:r>
               <w:rPr>
                 <w:rFonts w:ascii="Times New Roman" w:hAnsi="Times New Roman" w:cs="Times New Roman" w:eastAsia="Times New Roman"/>
                 <w:b/>
                 <w:i w:val="0"/>
-                <w:sz w:val="21"/>
+                <w:sz w:val="22"/>
+                <w:u w:val="none"/>
               </w:rPr>
               <w:t>Fill in the blanks with suitable adjectives from the box.</w:t>
             </w:r>
@@ -3746,26 +5684,29 @@
         </w:tc>
         <w:tc>
           <w:tcPr>
-            <w:tcW w:type="dxa" w:w="1621"/>
+            <w:tcW w:type="dxa" w:w="2220"/>
             <w:tcMar>
-              <w:top w:w="20" w:type="dxa"/>
-              <w:left w:w="20" w:type="dxa"/>
-              <w:bottom w:w="30" w:type="dxa"/>
+              <w:top w:w="40" w:type="dxa"/>
+              <w:left w:w="40" w:type="dxa"/>
+              <w:bottom w:w="40" w:type="dxa"/>
               <w:right w:w="0" w:type="dxa"/>
             </w:tcMar>
           </w:tcPr>
           <w:p>
             <w:pPr>
+              <w:keepNext/>
               <w:widowControl/>
-              <w:spacing w:before="0" w:after="0" w:lineRule="exact" w:line="270"/>
+              <w:spacing w:before="0" w:after="0" w:lineRule="auto" w:line="259"/>
               <w:jc w:val="right"/>
             </w:pPr>
+            <w:r/>
             <w:r>
               <w:rPr>
                 <w:rFonts w:ascii="Times New Roman" w:hAnsi="Times New Roman" w:cs="Times New Roman" w:eastAsia="Times New Roman"/>
                 <w:b/>
                 <w:i w:val="0"/>
-                <w:sz w:val="21"/>
+                <w:sz w:val="22"/>
+                <w:u w:val="none"/>
               </w:rPr>
               <w:t>2 × 5 = 10</w:t>
             </w:r>
@@ -3775,50 +5716,49 @@
     </w:tbl>
     <w:tbl>
       <w:tblPr>
-        <w:tblW w:type="dxa" w:w="7370"/>
+        <w:tblW w:type="dxa" w:w="10091"/>
+        <w:tblLook w:firstColumn="1" w:firstRow="1" w:lastColumn="0" w:lastRow="0" w:noHBand="0" w:noVBand="1" w:val="04A0"/>
         <w:tblLayout w:type="fixed"/>
-        <w:tblLook w:firstColumn="1" w:firstRow="1" w:lastColumn="0" w:lastRow="0" w:noHBand="0" w:noVBand="1" w:val="04A0"/>
         <w:tblBorders>
           <w:top w:val="single" w:sz="8" w:space="0" w:color="000000"/>
           <w:left w:val="single" w:sz="8" w:space="0" w:color="000000"/>
           <w:bottom w:val="single" w:sz="8" w:space="0" w:color="000000"/>
           <w:right w:val="single" w:sz="8" w:space="0" w:color="000000"/>
-          <w:insideH w:val="single" w:sz="8" w:space="0" w:color="000000"/>
-          <w:insideV w:val="single" w:sz="8" w:space="0" w:color="000000"/>
+          <w:insideH w:val="nil" w:sz="0" w:space="0" w:color="auto"/>
+          <w:insideV w:val="nil" w:sz="0" w:space="0" w:color="auto"/>
         </w:tblBorders>
       </w:tblPr>
       <w:tblGrid>
-        <w:gridCol w:w="7370"/>
+        <w:gridCol w:w="10091"/>
       </w:tblGrid>
       <w:tr>
-        <w:trPr>
-          <w:cantSplit/>
-        </w:trPr>
         <w:tc>
           <w:tcPr>
-            <w:tcW w:type="dxa" w:w="7370"/>
-            <w:shd w:val="clear" w:color="auto" w:fill="F2F2F2"/>
+            <w:tcW w:type="dxa" w:w="10091"/>
+            <w:shd w:val="clear" w:color="auto" w:fill="F3F3F3"/>
             <w:tcMar>
-              <w:top w:w="50" w:type="dxa"/>
+              <w:top w:w="60" w:type="dxa"/>
               <w:left w:w="80" w:type="dxa"/>
-              <w:bottom w:w="50" w:type="dxa"/>
+              <w:bottom w:w="60" w:type="dxa"/>
               <w:right w:w="80" w:type="dxa"/>
             </w:tcMar>
           </w:tcPr>
           <w:p>
             <w:pPr>
               <w:widowControl/>
-              <w:spacing w:before="0" w:after="0" w:lineRule="exact" w:line="280"/>
+              <w:spacing w:before="0" w:after="0" w:lineRule="auto" w:line="259"/>
               <w:jc w:val="center"/>
             </w:pPr>
+            <w:r/>
             <w:r>
               <w:rPr>
                 <w:rFonts w:ascii="Times New Roman" w:hAnsi="Times New Roman" w:cs="Times New Roman" w:eastAsia="Times New Roman"/>
                 <w:b/>
                 <w:i w:val="0"/>
-                <w:sz w:val="21"/>
+                <w:sz w:val="22"/>
+                <w:u w:val="none"/>
               </w:rPr>
-              <w:t>colourful   annual   sweet   school   important</w:t>
+              <w:t>colourful     annual     sweet     school     important</w:t>
             </w:r>
           </w:p>
         </w:tc>
@@ -3826,9 +5766,8 @@
     </w:tbl>
     <w:p>
       <w:pPr>
-        <w:keepLines/>
         <w:widowControl/>
-        <w:spacing w:before="40" w:after="20" w:lineRule="exact" w:line="276"/>
+        <w:spacing w:before="40" w:after="40" w:lineRule="auto" w:line="254"/>
         <w:jc w:val="left"/>
       </w:pPr>
       <w:r>
@@ -3836,16 +5775,16 @@
           <w:rFonts w:ascii="Times New Roman" w:hAnsi="Times New Roman" w:cs="Times New Roman" w:eastAsia="Times New Roman"/>
           <w:b w:val="0"/>
           <w:i w:val="0"/>
-          <w:sz w:val="21"/>
+          <w:sz w:val="22"/>
+          <w:u w:val="none"/>
         </w:rPr>
-        <w:t>(a)  The __________ field is crowded today.</w:t>
+        <w:t>(a)  The ____________________ field is crowded today.</w:t>
       </w:r>
     </w:p>
     <w:p>
       <w:pPr>
-        <w:keepLines/>
         <w:widowControl/>
-        <w:spacing w:before="40" w:after="20" w:lineRule="exact" w:line="276"/>
+        <w:spacing w:before="40" w:after="40" w:lineRule="auto" w:line="254"/>
         <w:jc w:val="left"/>
       </w:pPr>
       <w:r>
@@ -3853,16 +5792,16 @@
           <w:rFonts w:ascii="Times New Roman" w:hAnsi="Times New Roman" w:cs="Times New Roman" w:eastAsia="Times New Roman"/>
           <w:b w:val="0"/>
           <w:i w:val="0"/>
-          <w:sz w:val="21"/>
+          <w:sz w:val="22"/>
+          <w:u w:val="none"/>
         </w:rPr>
-        <w:t>(b)  Today is the __________ sports day at Sumon's school.</w:t>
+        <w:t>(b)  Today is the ____________________ sports day at Sumon's school.</w:t>
       </w:r>
     </w:p>
     <w:p>
       <w:pPr>
-        <w:keepLines/>
         <w:widowControl/>
-        <w:spacing w:before="40" w:after="20" w:lineRule="exact" w:line="276"/>
+        <w:spacing w:before="40" w:after="40" w:lineRule="auto" w:line="254"/>
         <w:jc w:val="left"/>
       </w:pPr>
       <w:r>
@@ -3870,16 +5809,16 @@
           <w:rFonts w:ascii="Times New Roman" w:hAnsi="Times New Roman" w:cs="Times New Roman" w:eastAsia="Times New Roman"/>
           <w:b w:val="0"/>
           <w:i w:val="0"/>
-          <w:sz w:val="21"/>
+          <w:sz w:val="22"/>
+          <w:u w:val="none"/>
         </w:rPr>
-        <w:t>(c)  Suddenly, a __________ voice drew their attention.</w:t>
+        <w:t>(c)  Suddenly, a ____________________ voice drew their attention.</w:t>
       </w:r>
     </w:p>
     <w:p>
       <w:pPr>
-        <w:keepLines/>
         <w:widowControl/>
-        <w:spacing w:before="40" w:after="20" w:lineRule="exact" w:line="276"/>
+        <w:spacing w:before="40" w:after="40" w:lineRule="auto" w:line="254"/>
         <w:jc w:val="left"/>
       </w:pPr>
       <w:r>
@@ -3887,16 +5826,16 @@
           <w:rFonts w:ascii="Times New Roman" w:hAnsi="Times New Roman" w:cs="Times New Roman" w:eastAsia="Times New Roman"/>
           <w:b w:val="0"/>
           <w:i w:val="0"/>
-          <w:sz w:val="21"/>
+          <w:sz w:val="22"/>
+          <w:u w:val="none"/>
         </w:rPr>
-        <w:t>(d)  The ground is decorated with __________ flags.</w:t>
+        <w:t>(d)  The ground is decorated with ____________________ flags.</w:t>
       </w:r>
     </w:p>
     <w:p>
       <w:pPr>
-        <w:keepLines/>
         <w:widowControl/>
-        <w:spacing w:before="40" w:after="20" w:lineRule="exact" w:line="276"/>
+        <w:spacing w:before="40" w:after="40" w:lineRule="auto" w:line="254"/>
         <w:jc w:val="left"/>
       </w:pPr>
       <w:r>
@@ -3904,63 +5843,56 @@
           <w:rFonts w:ascii="Times New Roman" w:hAnsi="Times New Roman" w:cs="Times New Roman" w:eastAsia="Times New Roman"/>
           <w:b w:val="0"/>
           <w:i w:val="0"/>
-          <w:sz w:val="21"/>
+          <w:sz w:val="22"/>
+          <w:u w:val="none"/>
         </w:rPr>
-        <w:t>(e)  There was an __________ announcement for everyone.</w:t>
+        <w:t>(e)  There was an ____________________ announcement for everyone.</w:t>
       </w:r>
-    </w:p>
-    <w:p>
-      <w:pPr>
-        <w:keepLines/>
-        <w:widowControl/>
-        <w:spacing w:before="0" w:after="0" w:lineRule="exact" w:line="40"/>
-        <w:jc w:val="left"/>
-      </w:pPr>
     </w:p>
     <w:tbl>
       <w:tblPr>
-        <w:tblW w:type="dxa" w:w="7370"/>
+        <w:tblW w:type="dxa" w:w="10091"/>
+        <w:tblLook w:firstColumn="1" w:firstRow="1" w:lastColumn="0" w:lastRow="0" w:noHBand="0" w:noVBand="1" w:val="04A0"/>
         <w:tblLayout w:type="fixed"/>
-        <w:tblLook w:firstColumn="1" w:firstRow="1" w:lastColumn="0" w:lastRow="0" w:noHBand="0" w:noVBand="1" w:val="04A0"/>
         <w:tblBorders>
-          <w:top w:val="nil" w:sz="0" w:space="0" w:color="000000"/>
-          <w:left w:val="nil" w:sz="0" w:space="0" w:color="000000"/>
-          <w:bottom w:val="nil" w:sz="0" w:space="0" w:color="000000"/>
-          <w:right w:val="nil" w:sz="0" w:space="0" w:color="000000"/>
-          <w:insideH w:val="nil" w:sz="0" w:space="0" w:color="000000"/>
-          <w:insideV w:val="nil" w:sz="0" w:space="0" w:color="000000"/>
+          <w:top w:val="nil" w:sz="0" w:space="0" w:color="auto"/>
+          <w:left w:val="nil" w:sz="0" w:space="0" w:color="auto"/>
+          <w:bottom w:val="nil" w:sz="0" w:space="0" w:color="auto"/>
+          <w:right w:val="nil" w:sz="0" w:space="0" w:color="auto"/>
+          <w:insideH w:val="nil" w:sz="0" w:space="0" w:color="auto"/>
+          <w:insideV w:val="nil" w:sz="0" w:space="0" w:color="auto"/>
         </w:tblBorders>
       </w:tblPr>
       <w:tblGrid>
-        <w:gridCol w:w="5749"/>
-        <w:gridCol w:w="1621"/>
+        <w:gridCol w:w="7871"/>
+        <w:gridCol w:w="2220"/>
       </w:tblGrid>
       <w:tr>
-        <w:trPr>
-          <w:cantSplit/>
-        </w:trPr>
         <w:tc>
           <w:tcPr>
-            <w:tcW w:type="dxa" w:w="5749"/>
+            <w:tcW w:type="dxa" w:w="7871"/>
             <w:tcMar>
-              <w:top w:w="20" w:type="dxa"/>
+              <w:top w:w="40" w:type="dxa"/>
               <w:left w:w="0" w:type="dxa"/>
               <w:bottom w:w="40" w:type="dxa"/>
-              <w:right w:w="40" w:type="dxa"/>
+              <w:right w:w="80" w:type="dxa"/>
             </w:tcMar>
           </w:tcPr>
           <w:p>
             <w:pPr>
+              <w:keepNext/>
               <w:widowControl/>
-              <w:spacing w:before="0" w:after="0" w:lineRule="exact" w:line="270"/>
+              <w:spacing w:before="0" w:after="0" w:lineRule="auto" w:line="259"/>
               <w:jc w:val="left"/>
             </w:pPr>
+            <w:r/>
             <w:r>
               <w:rPr>
                 <w:rFonts w:ascii="Times New Roman" w:hAnsi="Times New Roman" w:cs="Times New Roman" w:eastAsia="Times New Roman"/>
                 <w:b/>
                 <w:i w:val="0"/>
-                <w:sz w:val="21"/>
+                <w:sz w:val="22"/>
+                <w:u w:val="none"/>
               </w:rPr>
               <w:t>8.  Complete the following sentences using correct form of verbs.</w:t>
             </w:r>
@@ -3968,26 +5900,29 @@
         </w:tc>
         <w:tc>
           <w:tcPr>
-            <w:tcW w:type="dxa" w:w="1621"/>
+            <w:tcW w:type="dxa" w:w="2220"/>
             <w:tcMar>
-              <w:top w:w="20" w:type="dxa"/>
-              <w:left w:w="20" w:type="dxa"/>
+              <w:top w:w="40" w:type="dxa"/>
+              <w:left w:w="40" w:type="dxa"/>
               <w:bottom w:w="40" w:type="dxa"/>
               <w:right w:w="0" w:type="dxa"/>
             </w:tcMar>
           </w:tcPr>
           <w:p>
             <w:pPr>
+              <w:keepNext/>
               <w:widowControl/>
-              <w:spacing w:before="0" w:after="0" w:lineRule="exact" w:line="270"/>
+              <w:spacing w:before="0" w:after="0" w:lineRule="auto" w:line="259"/>
               <w:jc w:val="right"/>
             </w:pPr>
+            <w:r/>
             <w:r>
               <w:rPr>
                 <w:rFonts w:ascii="Times New Roman" w:hAnsi="Times New Roman" w:cs="Times New Roman" w:eastAsia="Times New Roman"/>
                 <w:b/>
                 <w:i w:val="0"/>
-                <w:sz w:val="21"/>
+                <w:sz w:val="22"/>
+                <w:u w:val="none"/>
               </w:rPr>
               <w:t>1 × 5 = 5</w:t>
             </w:r>
@@ -3997,9 +5932,8 @@
     </w:tbl>
     <w:p>
       <w:pPr>
-        <w:keepLines/>
         <w:widowControl/>
-        <w:spacing w:before="40" w:after="20" w:lineRule="exact" w:line="276"/>
+        <w:spacing w:before="40" w:after="40" w:lineRule="auto" w:line="254"/>
         <w:jc w:val="left"/>
       </w:pPr>
       <w:r>
@@ -4007,16 +5941,16 @@
           <w:rFonts w:ascii="Times New Roman" w:hAnsi="Times New Roman" w:cs="Times New Roman" w:eastAsia="Times New Roman"/>
           <w:b w:val="0"/>
           <w:i w:val="0"/>
-          <w:sz w:val="21"/>
+          <w:sz w:val="22"/>
+          <w:u w:val="none"/>
         </w:rPr>
-        <w:t>(a)  Farhana __________ (sit) with her friends.</w:t>
+        <w:t>(a)  Farhana ____________________ (sit) with her friends.</w:t>
       </w:r>
     </w:p>
     <w:p>
       <w:pPr>
-        <w:keepLines/>
         <w:widowControl/>
-        <w:spacing w:before="40" w:after="20" w:lineRule="exact" w:line="276"/>
+        <w:spacing w:before="40" w:after="40" w:lineRule="auto" w:line="254"/>
         <w:jc w:val="left"/>
       </w:pPr>
       <w:r>
@@ -4024,16 +5958,16 @@
           <w:rFonts w:ascii="Times New Roman" w:hAnsi="Times New Roman" w:cs="Times New Roman" w:eastAsia="Times New Roman"/>
           <w:b w:val="0"/>
           <w:i w:val="0"/>
-          <w:sz w:val="21"/>
+          <w:sz w:val="22"/>
+          <w:u w:val="none"/>
         </w:rPr>
-        <w:t>(b)  They __________ (plan) a field trip.</w:t>
+        <w:t>(b)  They ____________________ (plan) a field trip.</w:t>
       </w:r>
     </w:p>
     <w:p>
       <w:pPr>
-        <w:keepLines/>
         <w:widowControl/>
-        <w:spacing w:before="40" w:after="20" w:lineRule="exact" w:line="276"/>
+        <w:spacing w:before="40" w:after="40" w:lineRule="auto" w:line="254"/>
         <w:jc w:val="left"/>
       </w:pPr>
       <w:r>
@@ -4041,16 +5975,16 @@
           <w:rFonts w:ascii="Times New Roman" w:hAnsi="Times New Roman" w:cs="Times New Roman" w:eastAsia="Times New Roman"/>
           <w:b w:val="0"/>
           <w:i w:val="0"/>
-          <w:sz w:val="21"/>
+          <w:sz w:val="22"/>
+          <w:u w:val="none"/>
         </w:rPr>
-        <w:t>(c)  They __________ (start) from school at 9 a.m.</w:t>
+        <w:t>(c)  They ____________________ (start) from school at 9 a.m.</w:t>
       </w:r>
     </w:p>
     <w:p>
       <w:pPr>
-        <w:keepLines/>
         <w:widowControl/>
-        <w:spacing w:before="40" w:after="20" w:lineRule="exact" w:line="276"/>
+        <w:spacing w:before="40" w:after="40" w:lineRule="auto" w:line="254"/>
         <w:jc w:val="left"/>
       </w:pPr>
       <w:r>
@@ -4058,16 +5992,16 @@
           <w:rFonts w:ascii="Times New Roman" w:hAnsi="Times New Roman" w:cs="Times New Roman" w:eastAsia="Times New Roman"/>
           <w:b w:val="0"/>
           <w:i w:val="0"/>
-          <w:sz w:val="21"/>
+          <w:sz w:val="22"/>
+          <w:u w:val="none"/>
         </w:rPr>
-        <w:t>(d)  Mr. Kamal __________ (guide) them.</w:t>
+        <w:t>(d)  Mr. Kamal ____________________ (guide) them.</w:t>
       </w:r>
     </w:p>
     <w:p>
       <w:pPr>
-        <w:keepLines/>
         <w:widowControl/>
-        <w:spacing w:before="40" w:after="20" w:lineRule="exact" w:line="276"/>
+        <w:spacing w:before="40" w:after="40" w:lineRule="auto" w:line="254"/>
         <w:jc w:val="left"/>
       </w:pPr>
       <w:r>
@@ -4075,16 +6009,16 @@
           <w:rFonts w:ascii="Times New Roman" w:hAnsi="Times New Roman" w:cs="Times New Roman" w:eastAsia="Times New Roman"/>
           <w:b w:val="0"/>
           <w:i w:val="0"/>
-          <w:sz w:val="21"/>
+          <w:sz w:val="22"/>
+          <w:u w:val="none"/>
         </w:rPr>
-        <w:t>(e)  The students __________ (watch) a documentary.</w:t>
+        <w:t>(e)  The students ____________________ (watch) a documentary.</w:t>
       </w:r>
     </w:p>
     <w:p>
       <w:pPr>
-        <w:keepLines/>
         <w:widowControl/>
-        <w:spacing w:before="60" w:after="20" w:lineRule="exact" w:line="260"/>
+        <w:spacing w:before="120" w:after="60" w:lineRule="auto" w:line="254"/>
         <w:jc w:val="left"/>
       </w:pPr>
       <w:r>
@@ -4092,7 +6026,8 @@
           <w:rFonts w:ascii="Times New Roman" w:hAnsi="Times New Roman" w:cs="Times New Roman" w:eastAsia="Times New Roman"/>
           <w:b/>
           <w:i w:val="0"/>
-          <w:sz w:val="21"/>
+          <w:sz w:val="22"/>
+          <w:u w:val="none"/>
         </w:rPr>
         <w:t xml:space="preserve">9.  Write a paragraph on 'Necessity of Eating Healthy Food' by answering the following questions:  </w:t>
       </w:r>
@@ -4101,7 +6036,8 @@
           <w:rFonts w:ascii="Times New Roman" w:hAnsi="Times New Roman" w:cs="Times New Roman" w:eastAsia="Times New Roman"/>
           <w:b w:val="0"/>
           <w:i/>
-          <w:sz w:val="19"/>
+          <w:sz w:val="22"/>
+          <w:u w:val="none"/>
         </w:rPr>
         <w:t xml:space="preserve">[Unit–12]    </w:t>
       </w:r>
@@ -4110,16 +6046,16 @@
           <w:rFonts w:ascii="Times New Roman" w:hAnsi="Times New Roman" w:cs="Times New Roman" w:eastAsia="Times New Roman"/>
           <w:b/>
           <w:i w:val="0"/>
-          <w:sz w:val="21"/>
+          <w:sz w:val="22"/>
+          <w:u w:val="none"/>
         </w:rPr>
         <w:t>10</w:t>
       </w:r>
     </w:p>
     <w:p>
       <w:pPr>
-        <w:keepLines/>
         <w:widowControl/>
-        <w:spacing w:before="20" w:after="20" w:lineRule="exact" w:line="270"/>
+        <w:spacing w:before="40" w:after="40" w:lineRule="auto" w:line="254"/>
         <w:jc w:val="left"/>
       </w:pPr>
       <w:r>
@@ -4127,16 +6063,16 @@
           <w:rFonts w:ascii="Times New Roman" w:hAnsi="Times New Roman" w:cs="Times New Roman" w:eastAsia="Times New Roman"/>
           <w:b w:val="0"/>
           <w:i w:val="0"/>
-          <w:sz w:val="21"/>
+          <w:sz w:val="22"/>
+          <w:u w:val="none"/>
         </w:rPr>
         <w:t>(a)  Why is it important to eat healthy food?</w:t>
       </w:r>
     </w:p>
     <w:p>
       <w:pPr>
-        <w:keepLines/>
         <w:widowControl/>
-        <w:spacing w:before="20" w:after="20" w:lineRule="exact" w:line="270"/>
+        <w:spacing w:before="40" w:after="40" w:lineRule="auto" w:line="254"/>
         <w:jc w:val="left"/>
       </w:pPr>
       <w:r>
@@ -4144,16 +6080,16 @@
           <w:rFonts w:ascii="Times New Roman" w:hAnsi="Times New Roman" w:cs="Times New Roman" w:eastAsia="Times New Roman"/>
           <w:b w:val="0"/>
           <w:i w:val="0"/>
-          <w:sz w:val="21"/>
+          <w:sz w:val="22"/>
+          <w:u w:val="none"/>
         </w:rPr>
         <w:t>(b)  What are some examples of healthy food?</w:t>
       </w:r>
     </w:p>
     <w:p>
       <w:pPr>
-        <w:keepLines/>
         <w:widowControl/>
-        <w:spacing w:before="20" w:after="20" w:lineRule="exact" w:line="270"/>
+        <w:spacing w:before="40" w:after="40" w:lineRule="auto" w:line="254"/>
         <w:jc w:val="left"/>
       </w:pPr>
       <w:r>
@@ -4161,16 +6097,16 @@
           <w:rFonts w:ascii="Times New Roman" w:hAnsi="Times New Roman" w:cs="Times New Roman" w:eastAsia="Times New Roman"/>
           <w:b w:val="0"/>
           <w:i w:val="0"/>
-          <w:sz w:val="21"/>
+          <w:sz w:val="22"/>
+          <w:u w:val="none"/>
         </w:rPr>
         <w:t>(c)  How does eating junk food affect our health?</w:t>
       </w:r>
     </w:p>
     <w:p>
       <w:pPr>
-        <w:keepLines/>
         <w:widowControl/>
-        <w:spacing w:before="20" w:after="20" w:lineRule="exact" w:line="270"/>
+        <w:spacing w:before="40" w:after="40" w:lineRule="auto" w:line="254"/>
         <w:jc w:val="left"/>
       </w:pPr>
       <w:r>
@@ -4178,16 +6114,16 @@
           <w:rFonts w:ascii="Times New Roman" w:hAnsi="Times New Roman" w:cs="Times New Roman" w:eastAsia="Times New Roman"/>
           <w:b w:val="0"/>
           <w:i w:val="0"/>
-          <w:sz w:val="21"/>
+          <w:sz w:val="22"/>
+          <w:u w:val="none"/>
         </w:rPr>
         <w:t>(d)  What is the correct way to eat for good digestion?</w:t>
       </w:r>
     </w:p>
     <w:p>
       <w:pPr>
-        <w:keepLines/>
         <w:widowControl/>
-        <w:spacing w:before="20" w:after="20" w:lineRule="exact" w:line="270"/>
+        <w:spacing w:before="40" w:after="40" w:lineRule="auto" w:line="254"/>
         <w:jc w:val="left"/>
       </w:pPr>
       <w:r>
@@ -4195,63 +6131,56 @@
           <w:rFonts w:ascii="Times New Roman" w:hAnsi="Times New Roman" w:cs="Times New Roman" w:eastAsia="Times New Roman"/>
           <w:b w:val="0"/>
           <w:i w:val="0"/>
-          <w:sz w:val="21"/>
+          <w:sz w:val="22"/>
+          <w:u w:val="none"/>
         </w:rPr>
         <w:t>(e)  How can we make sure our food is safe and healthy?</w:t>
       </w:r>
     </w:p>
-    <w:p>
-      <w:pPr>
-        <w:keepLines/>
-        <w:widowControl/>
-        <w:spacing w:before="0" w:after="0" w:lineRule="exact" w:line="40"/>
-        <w:jc w:val="left"/>
-      </w:pPr>
-    </w:p>
     <w:tbl>
       <w:tblPr>
-        <w:tblW w:type="dxa" w:w="7370"/>
+        <w:tblW w:type="dxa" w:w="10091"/>
+        <w:tblLook w:firstColumn="1" w:firstRow="1" w:lastColumn="0" w:lastRow="0" w:noHBand="0" w:noVBand="1" w:val="04A0"/>
         <w:tblLayout w:type="fixed"/>
-        <w:tblLook w:firstColumn="1" w:firstRow="1" w:lastColumn="0" w:lastRow="0" w:noHBand="0" w:noVBand="1" w:val="04A0"/>
         <w:tblBorders>
-          <w:top w:val="nil" w:sz="0" w:space="0" w:color="000000"/>
-          <w:left w:val="nil" w:sz="0" w:space="0" w:color="000000"/>
-          <w:bottom w:val="nil" w:sz="0" w:space="0" w:color="000000"/>
-          <w:right w:val="nil" w:sz="0" w:space="0" w:color="000000"/>
-          <w:insideH w:val="nil" w:sz="0" w:space="0" w:color="000000"/>
-          <w:insideV w:val="nil" w:sz="0" w:space="0" w:color="000000"/>
+          <w:top w:val="nil" w:sz="0" w:space="0" w:color="auto"/>
+          <w:left w:val="nil" w:sz="0" w:space="0" w:color="auto"/>
+          <w:bottom w:val="nil" w:sz="0" w:space="0" w:color="auto"/>
+          <w:right w:val="nil" w:sz="0" w:space="0" w:color="auto"/>
+          <w:insideH w:val="nil" w:sz="0" w:space="0" w:color="auto"/>
+          <w:insideV w:val="nil" w:sz="0" w:space="0" w:color="auto"/>
         </w:tblBorders>
       </w:tblPr>
       <w:tblGrid>
-        <w:gridCol w:w="5749"/>
-        <w:gridCol w:w="1621"/>
+        <w:gridCol w:w="7871"/>
+        <w:gridCol w:w="2220"/>
       </w:tblGrid>
       <w:tr>
-        <w:trPr>
-          <w:cantSplit/>
-        </w:trPr>
         <w:tc>
           <w:tcPr>
-            <w:tcW w:type="dxa" w:w="5749"/>
+            <w:tcW w:type="dxa" w:w="7871"/>
             <w:tcMar>
-              <w:top w:w="20" w:type="dxa"/>
+              <w:top w:w="40" w:type="dxa"/>
               <w:left w:w="0" w:type="dxa"/>
               <w:bottom w:w="40" w:type="dxa"/>
-              <w:right w:w="40" w:type="dxa"/>
+              <w:right w:w="80" w:type="dxa"/>
             </w:tcMar>
           </w:tcPr>
           <w:p>
             <w:pPr>
+              <w:keepNext/>
               <w:widowControl/>
-              <w:spacing w:before="0" w:after="0" w:lineRule="exact" w:line="270"/>
+              <w:spacing w:before="0" w:after="0" w:lineRule="auto" w:line="259"/>
               <w:jc w:val="left"/>
             </w:pPr>
+            <w:r/>
             <w:r>
               <w:rPr>
                 <w:rFonts w:ascii="Times New Roman" w:hAnsi="Times New Roman" w:cs="Times New Roman" w:eastAsia="Times New Roman"/>
                 <w:b/>
                 <w:i w:val="0"/>
-                <w:sz w:val="21"/>
+                <w:sz w:val="22"/>
+                <w:u w:val="none"/>
               </w:rPr>
               <w:t>10.  Suppose, you are Asif. Your friend is Belal. Now, write a letter to your friend about the annual sports day of your school.</w:t>
             </w:r>
@@ -4259,26 +6188,29 @@
         </w:tc>
         <w:tc>
           <w:tcPr>
-            <w:tcW w:type="dxa" w:w="1621"/>
+            <w:tcW w:type="dxa" w:w="2220"/>
             <w:tcMar>
-              <w:top w:w="20" w:type="dxa"/>
-              <w:left w:w="20" w:type="dxa"/>
+              <w:top w:w="40" w:type="dxa"/>
+              <w:left w:w="40" w:type="dxa"/>
               <w:bottom w:w="40" w:type="dxa"/>
               <w:right w:w="0" w:type="dxa"/>
             </w:tcMar>
           </w:tcPr>
           <w:p>
             <w:pPr>
+              <w:keepNext/>
               <w:widowControl/>
-              <w:spacing w:before="0" w:after="0" w:lineRule="exact" w:line="270"/>
+              <w:spacing w:before="0" w:after="0" w:lineRule="auto" w:line="259"/>
               <w:jc w:val="right"/>
             </w:pPr>
+            <w:r/>
             <w:r>
               <w:rPr>
                 <w:rFonts w:ascii="Times New Roman" w:hAnsi="Times New Roman" w:cs="Times New Roman" w:eastAsia="Times New Roman"/>
                 <w:b/>
                 <w:i w:val="0"/>
-                <w:sz w:val="21"/>
+                <w:sz w:val="22"/>
+                <w:u w:val="none"/>
               </w:rPr>
               <w:t>10</w:t>
             </w:r>
@@ -4288,9 +6220,8 @@
     </w:tbl>
     <w:p>
       <w:pPr>
-        <w:keepLines/>
         <w:widowControl/>
-        <w:spacing w:before="40" w:after="40" w:lineRule="exact" w:line="250"/>
+        <w:spacing w:before="60" w:after="40" w:lineRule="auto" w:line="254"/>
         <w:jc w:val="both"/>
       </w:pPr>
       <w:r>
@@ -4298,20 +6229,18 @@
           <w:rFonts w:ascii="Times New Roman" w:hAnsi="Times New Roman" w:cs="Times New Roman" w:eastAsia="Times New Roman"/>
           <w:b w:val="0"/>
           <w:i/>
-          <w:sz w:val="19"/>
+          <w:sz w:val="22"/>
+          <w:u w:val="none"/>
         </w:rPr>
         <w:t>[Here are some words to help you : date, address, salutation, main points for the letter, closing. Remember to write at least five sentences, use capital letters, punctuation marks and correct spelling.]</w:t>
       </w:r>
     </w:p>
     <w:sectPr>
       <w:headerReference w:type="default" r:id="rId9"/>
-      <w:headerReference w:type="first" r:id="rId10"/>
-      <w:footerReference w:type="default" r:id="rId11"/>
-      <w:footerReference w:type="first" r:id="rId12"/>
-      <w:pgSz w:w="8391" w:h="11906"/>
-      <w:pgMar w:top="425" w:right="510" w:bottom="567" w:left="510" w:header="227" w:footer="227" w:gutter="0"/>
+      <w:footerReference w:type="default" r:id="rId10"/>
+      <w:pgSz w:w="11906" w:h="16838"/>
+      <w:pgMar w:top="794" w:right="907" w:bottom="794" w:left="907" w:header="454" w:footer="454" w:gutter="0"/>
       <w:cols w:space="720"/>
-      <w:titlePg/>
       <w:docGrid w:linePitch="360"/>
     </w:sectPr>
   </w:body>
@@ -4324,85 +6253,21 @@
     <w:pPr>
       <w:pStyle w:val="Footer"/>
       <w:widowControl/>
-      <w:spacing w:before="0" w:after="0" w:lineRule="exact" w:line="220"/>
+      <w:spacing w:before="0" w:after="0" w:lineRule="auto" w:line="240"/>
       <w:jc w:val="center"/>
       <w:pBdr>
-        <w:top w:val="single" w:sz="6" w:space="2" w:color="000000"/>
+        <w:top w:val="single" w:sz="6" w:space="4" w:color="000000"/>
       </w:pBdr>
     </w:pPr>
     <w:r>
       <w:rPr>
         <w:rFonts w:ascii="Times New Roman" w:hAnsi="Times New Roman" w:cs="Times New Roman" w:eastAsia="Times New Roman"/>
         <w:b w:val="0"/>
-        <w:i w:val="0"/>
-        <w:sz w:val="16"/>
-      </w:rPr>
-      <w:t xml:space="preserve">Page </w:t>
-    </w:r>
-    <w:r>
-      <w:rPr>
-        <w:rFonts w:ascii="Times New Roman" w:hAnsi="Times New Roman" w:cs="Times New Roman" w:eastAsia="Times New Roman"/>
-        <w:b w:val="0"/>
-        <w:i w:val="0"/>
-        <w:sz w:val="16"/>
-      </w:rPr>
-      <w:fldChar w:fldCharType="begin"/>
-      <w:instrText xml:space="preserve"> PAGE </w:instrText>
-      <w:fldChar w:fldCharType="end"/>
-    </w:r>
-    <w:r>
-      <w:rPr>
-        <w:rFonts w:ascii="Times New Roman" w:hAnsi="Times New Roman" w:cs="Times New Roman" w:eastAsia="Times New Roman"/>
-        <w:b w:val="0"/>
-        <w:i w:val="0"/>
-        <w:sz w:val="16"/>
-      </w:rPr>
-      <w:t xml:space="preserve">  ·  Rabeya Coaching Center  ·  Do not write on this question paper</w:t>
-    </w:r>
-  </w:p>
-</w:ftr>
-</file>
-
-<file path=word/footer2.xml><?xml version="1.0" encoding="utf-8"?>
-<w:ftr xmlns:m="http://schemas.openxmlformats.org/officeDocument/2006/math" xmlns:mc="http://schemas.openxmlformats.org/markup-compatibility/2006" xmlns:mo="http://schemas.microsoft.com/office/mac/office/2008/main" xmlns:mv="urn:schemas-microsoft-com:mac:vml" xmlns:o="urn:schemas-microsoft-com:office:office" xmlns:r="http://schemas.openxmlformats.org/officeDocument/2006/relationships" xmlns:v="urn:schemas-microsoft-com:vml" xmlns:w10="urn:schemas-microsoft-com:office:word" xmlns:w14="http://schemas.microsoft.com/office/word/2010/wordml" xmlns:w="http://schemas.openxmlformats.org/wordprocessingml/2006/main" xmlns:wne="http://schemas.microsoft.com/office/word/2006/wordml" xmlns:wp14="http://schemas.microsoft.com/office/word/2010/wordprocessingDrawing" xmlns:wp="http://schemas.openxmlformats.org/drawingml/2006/wordprocessingDrawing" xmlns:wpc="http://schemas.microsoft.com/office/word/2010/wordprocessingCanvas" xmlns:wpg="http://schemas.microsoft.com/office/word/2010/wordprocessingGroup" xmlns:wpi="http://schemas.microsoft.com/office/word/2010/wordprocessingInk" xmlns:wps="http://schemas.microsoft.com/office/word/2010/wordprocessingShape" mc:Ignorable="w14 wp14">
-  <w:p>
-    <w:pPr>
-      <w:pStyle w:val="Footer"/>
-      <w:widowControl/>
-      <w:spacing w:before="0" w:after="0" w:lineRule="exact" w:line="220"/>
-      <w:jc w:val="center"/>
-      <w:pBdr>
-        <w:top w:val="single" w:sz="6" w:space="2" w:color="000000"/>
-      </w:pBdr>
-    </w:pPr>
-    <w:r>
-      <w:rPr>
-        <w:rFonts w:ascii="Times New Roman" w:hAnsi="Times New Roman" w:cs="Times New Roman" w:eastAsia="Times New Roman"/>
-        <w:b w:val="0"/>
-        <w:i w:val="0"/>
-        <w:sz w:val="16"/>
-      </w:rPr>
-      <w:t xml:space="preserve">Page </w:t>
-    </w:r>
-    <w:r>
-      <w:rPr>
-        <w:rFonts w:ascii="Times New Roman" w:hAnsi="Times New Roman" w:cs="Times New Roman" w:eastAsia="Times New Roman"/>
-        <w:b w:val="0"/>
-        <w:i w:val="0"/>
-        <w:sz w:val="16"/>
-      </w:rPr>
-      <w:fldChar w:fldCharType="begin"/>
-      <w:instrText xml:space="preserve"> PAGE </w:instrText>
-      <w:fldChar w:fldCharType="end"/>
-    </w:r>
-    <w:r>
-      <w:rPr>
-        <w:rFonts w:ascii="Times New Roman" w:hAnsi="Times New Roman" w:cs="Times New Roman" w:eastAsia="Times New Roman"/>
-        <w:b w:val="0"/>
-        <w:i w:val="0"/>
-        <w:sz w:val="16"/>
-      </w:rPr>
-      <w:t xml:space="preserve">  ·  Rabeya Coaching Center  ·  Do not write on this question paper</w:t>
+        <w:i/>
+        <w:sz w:val="18"/>
+        <w:u w:val="none"/>
+      </w:rPr>
+      <w:t>A4  ·  2 pages  ·  Fully editable  ·  Do not write on this question paper</w:t>
     </w:r>
   </w:p>
 </w:ftr>
@@ -4414,41 +6279,22 @@
     <w:pPr>
       <w:pStyle w:val="Header"/>
       <w:widowControl/>
-      <w:spacing w:before="0" w:after="0" w:lineRule="exact" w:line="220"/>
+      <w:spacing w:before="0" w:after="0" w:lineRule="auto" w:line="240"/>
       <w:jc w:val="center"/>
       <w:pBdr>
-        <w:bottom w:val="single" w:sz="6" w:space="2" w:color="000000"/>
+        <w:bottom w:val="single" w:sz="6" w:space="4" w:color="000000"/>
       </w:pBdr>
     </w:pPr>
     <w:r>
       <w:rPr>
         <w:rFonts w:ascii="Times New Roman" w:hAnsi="Times New Roman" w:cs="Times New Roman" w:eastAsia="Times New Roman"/>
-        <w:b/>
-        <w:i w:val="0"/>
-        <w:sz w:val="16"/>
-      </w:rPr>
-      <w:t>Rabeya Coaching Center</w:t>
-    </w:r>
-    <w:r>
-      <w:rPr>
-        <w:rFonts w:ascii="Times New Roman" w:hAnsi="Times New Roman" w:cs="Times New Roman" w:eastAsia="Times New Roman"/>
         <w:b w:val="0"/>
         <w:i/>
-        <w:sz w:val="16"/>
-      </w:rPr>
-      <w:t xml:space="preserve">  ·  Special Model Test 04  ·  Class Five English</w:t>
+        <w:sz w:val="20"/>
+        <w:u w:val="none"/>
+      </w:rPr>
+      <w:t>Rabeya Coaching Center  ·  Special Model Test 04  ·  Class Five English</w:t>
     </w:r>
-  </w:p>
-</w:hdr>
-</file>
-
-<file path=word/header2.xml><?xml version="1.0" encoding="utf-8"?>
-<w:hdr xmlns:m="http://schemas.openxmlformats.org/officeDocument/2006/math" xmlns:mc="http://schemas.openxmlformats.org/markup-compatibility/2006" xmlns:mo="http://schemas.microsoft.com/office/mac/office/2008/main" xmlns:mv="urn:schemas-microsoft-com:mac:vml" xmlns:o="urn:schemas-microsoft-com:office:office" xmlns:r="http://schemas.openxmlformats.org/officeDocument/2006/relationships" xmlns:v="urn:schemas-microsoft-com:vml" xmlns:w10="urn:schemas-microsoft-com:office:word" xmlns:w14="http://schemas.microsoft.com/office/word/2010/wordml" xmlns:w="http://schemas.openxmlformats.org/wordprocessingml/2006/main" xmlns:wne="http://schemas.microsoft.com/office/word/2006/wordml" xmlns:wp14="http://schemas.microsoft.com/office/word/2010/wordprocessingDrawing" xmlns:wp="http://schemas.openxmlformats.org/drawingml/2006/wordprocessingDrawing" xmlns:wpc="http://schemas.microsoft.com/office/word/2010/wordprocessingCanvas" xmlns:wpg="http://schemas.microsoft.com/office/word/2010/wordprocessingGroup" xmlns:wpi="http://schemas.microsoft.com/office/word/2010/wordprocessingInk" xmlns:wps="http://schemas.microsoft.com/office/word/2010/wordprocessingShape" mc:Ignorable="w14 wp14">
-  <w:p>
-    <w:pPr>
-      <w:pStyle w:val="Header"/>
-    </w:pPr>
-    <w:r/>
   </w:p>
 </w:hdr>
 </file>
@@ -4817,11 +6663,11 @@
     <w:qFormat/>
     <w:rsid w:val="00FC693F"/>
     <w:pPr>
-      <w:spacing w:before="0" w:after="0" w:line="260" w:lineRule="exact"/>
+      <w:spacing w:before="0" w:after="0" w:line="259" w:lineRule="auto"/>
     </w:pPr>
     <w:rPr>
       <w:rFonts w:ascii="Times New Roman" w:hAnsi="Times New Roman" w:cs="Times New Roman" w:eastAsia="Times New Roman"/>
-      <w:sz w:val="21"/>
+      <w:sz w:val="22"/>
     </w:rPr>
   </w:style>
   <w:style w:type="paragraph" w:styleId="Header">
